--- a/docs/tables/entire/sec10_lm_d365_c30_surv.docx
+++ b/docs/tables/entire/sec10_lm_d365_c30_surv.docx
@@ -2043,113 +2043,113 @@
                 <w:szCs w:val="22"/>
                 <w:color w:val="000000"/>
               </w:rPr>
-              <w:t xml:space="preserve">-4.2</w:t>
-            </w:r>
-          </w:p>
-        </w:tc>
-        <w:tc>
-          <w:tcPr>
-            <w:tcBorders>
-              <w:bottom w:val="none" w:sz="0" w:space="0" w:color="000000"/>
-              <w:top w:val="none" w:sz="0" w:space="0" w:color="000000"/>
-              <w:left w:val="none" w:sz="0" w:space="0" w:color="000000"/>
-              <w:right w:val="none" w:sz="0" w:space="0" w:color="000000"/>
-            </w:tcBorders>
-            <w:shd w:val="clear" w:color="auto" w:fill="FFFFFF"/>
-            <w:tcMar>
-              <w:top w:w="0" w:type="dxa"/>
-              <w:bottom w:w="0" w:type="dxa"/>
-              <w:left w:w="0" w:type="dxa"/>
-              <w:right w:w="0" w:type="dxa"/>
-            </w:tcMar>
-            <w:vAlign w:val="top"/>
-          </w:tcPr>
-          <w:p>
-            <w:pPr>
-              <w:pStyle w:val="Normal"/>
-              <w:jc w:val="center"/>
-              <w:pBdr>
-                <w:bottom w:val="none" w:sz="0" w:space="0" w:color="000000"/>
-                <w:top w:val="none" w:sz="0" w:space="0" w:color="000000"/>
-                <w:left w:val="none" w:sz="0" w:space="0" w:color="000000"/>
-                <w:right w:val="none" w:sz="0" w:space="0" w:color="000000"/>
-              </w:pBdr>
-              <w:spacing w:after="100" w:before="100" w:line="240"/>
-              <w:ind w:left="100" w:right="100" w:firstLine="0" w:firstLineChars="0"/>
-              <w:rPr>
-                <w:rFonts w:ascii="Helvetica" w:hAnsi="Helvetica" w:eastAsia="Helvetica" w:cs="Helvetica"/>
-                <w:i w:val="false"/>
-                <w:b w:val="false"/>
-                <w:u w:val="none"/>
-                <w:sz w:val="22"/>
-                <w:szCs w:val="22"/>
-                <w:color w:val="000000"/>
-              </w:rPr>
-            </w:pPr>
-            <w:r>
-              <w:rPr>
-                <w:rFonts w:ascii="Helvetica" w:hAnsi="Helvetica" w:eastAsia="Helvetica" w:cs="Helvetica"/>
-                <w:i w:val="false"/>
-                <w:b w:val="false"/>
-                <w:u w:val="none"/>
-                <w:sz w:val="22"/>
-                <w:szCs w:val="22"/>
-                <w:color w:val="000000"/>
-              </w:rPr>
-              <w:t xml:space="preserve">-7.7, -0.74</w:t>
-            </w:r>
-          </w:p>
-        </w:tc>
-        <w:tc>
-          <w:tcPr>
-            <w:tcBorders>
-              <w:bottom w:val="none" w:sz="0" w:space="0" w:color="000000"/>
-              <w:top w:val="none" w:sz="0" w:space="0" w:color="000000"/>
-              <w:left w:val="none" w:sz="0" w:space="0" w:color="000000"/>
-              <w:right w:val="none" w:sz="0" w:space="0" w:color="000000"/>
-            </w:tcBorders>
-            <w:shd w:val="clear" w:color="auto" w:fill="FFFFFF"/>
-            <w:tcMar>
-              <w:top w:w="0" w:type="dxa"/>
-              <w:bottom w:w="0" w:type="dxa"/>
-              <w:left w:w="0" w:type="dxa"/>
-              <w:right w:w="0" w:type="dxa"/>
-            </w:tcMar>
-            <w:vAlign w:val="top"/>
-          </w:tcPr>
-          <w:p>
-            <w:pPr>
-              <w:pStyle w:val="Normal"/>
-              <w:jc w:val="center"/>
-              <w:pBdr>
-                <w:bottom w:val="none" w:sz="0" w:space="0" w:color="000000"/>
-                <w:top w:val="none" w:sz="0" w:space="0" w:color="000000"/>
-                <w:left w:val="none" w:sz="0" w:space="0" w:color="000000"/>
-                <w:right w:val="none" w:sz="0" w:space="0" w:color="000000"/>
-              </w:pBdr>
-              <w:spacing w:after="100" w:before="100" w:line="240"/>
-              <w:ind w:left="100" w:right="100" w:firstLine="0" w:firstLineChars="0"/>
-              <w:rPr>
-                <w:rFonts w:ascii="Helvetica" w:hAnsi="Helvetica" w:eastAsia="Helvetica" w:cs="Helvetica"/>
-                <w:i w:val="false"/>
-                <w:b w:val="false"/>
-                <w:u w:val="none"/>
-                <w:sz w:val="22"/>
-                <w:szCs w:val="22"/>
-                <w:color w:val="000000"/>
-              </w:rPr>
-            </w:pPr>
-            <w:r>
-              <w:rPr>
-                <w:rFonts w:ascii="Helvetica" w:hAnsi="Helvetica" w:eastAsia="Helvetica" w:cs="Helvetica"/>
-                <w:i w:val="false"/>
-                <w:b w:val="false"/>
-                <w:u w:val="none"/>
-                <w:sz w:val="22"/>
-                <w:szCs w:val="22"/>
-                <w:color w:val="000000"/>
-              </w:rPr>
-              <w:t xml:space="preserve">0.017</w:t>
+              <w:t xml:space="preserve">-1.8</w:t>
+            </w:r>
+          </w:p>
+        </w:tc>
+        <w:tc>
+          <w:tcPr>
+            <w:tcBorders>
+              <w:bottom w:val="none" w:sz="0" w:space="0" w:color="000000"/>
+              <w:top w:val="none" w:sz="0" w:space="0" w:color="000000"/>
+              <w:left w:val="none" w:sz="0" w:space="0" w:color="000000"/>
+              <w:right w:val="none" w:sz="0" w:space="0" w:color="000000"/>
+            </w:tcBorders>
+            <w:shd w:val="clear" w:color="auto" w:fill="FFFFFF"/>
+            <w:tcMar>
+              <w:top w:w="0" w:type="dxa"/>
+              <w:bottom w:w="0" w:type="dxa"/>
+              <w:left w:w="0" w:type="dxa"/>
+              <w:right w:w="0" w:type="dxa"/>
+            </w:tcMar>
+            <w:vAlign w:val="top"/>
+          </w:tcPr>
+          <w:p>
+            <w:pPr>
+              <w:pStyle w:val="Normal"/>
+              <w:jc w:val="center"/>
+              <w:pBdr>
+                <w:bottom w:val="none" w:sz="0" w:space="0" w:color="000000"/>
+                <w:top w:val="none" w:sz="0" w:space="0" w:color="000000"/>
+                <w:left w:val="none" w:sz="0" w:space="0" w:color="000000"/>
+                <w:right w:val="none" w:sz="0" w:space="0" w:color="000000"/>
+              </w:pBdr>
+              <w:spacing w:after="100" w:before="100" w:line="240"/>
+              <w:ind w:left="100" w:right="100" w:firstLine="0" w:firstLineChars="0"/>
+              <w:rPr>
+                <w:rFonts w:ascii="Helvetica" w:hAnsi="Helvetica" w:eastAsia="Helvetica" w:cs="Helvetica"/>
+                <w:i w:val="false"/>
+                <w:b w:val="false"/>
+                <w:u w:val="none"/>
+                <w:sz w:val="22"/>
+                <w:szCs w:val="22"/>
+                <w:color w:val="000000"/>
+              </w:rPr>
+            </w:pPr>
+            <w:r>
+              <w:rPr>
+                <w:rFonts w:ascii="Helvetica" w:hAnsi="Helvetica" w:eastAsia="Helvetica" w:cs="Helvetica"/>
+                <w:i w:val="false"/>
+                <w:b w:val="false"/>
+                <w:u w:val="none"/>
+                <w:sz w:val="22"/>
+                <w:szCs w:val="22"/>
+                <w:color w:val="000000"/>
+              </w:rPr>
+              <w:t xml:space="preserve">-5.0, 1.4</w:t>
+            </w:r>
+          </w:p>
+        </w:tc>
+        <w:tc>
+          <w:tcPr>
+            <w:tcBorders>
+              <w:bottom w:val="none" w:sz="0" w:space="0" w:color="000000"/>
+              <w:top w:val="none" w:sz="0" w:space="0" w:color="000000"/>
+              <w:left w:val="none" w:sz="0" w:space="0" w:color="000000"/>
+              <w:right w:val="none" w:sz="0" w:space="0" w:color="000000"/>
+            </w:tcBorders>
+            <w:shd w:val="clear" w:color="auto" w:fill="FFFFFF"/>
+            <w:tcMar>
+              <w:top w:w="0" w:type="dxa"/>
+              <w:bottom w:w="0" w:type="dxa"/>
+              <w:left w:w="0" w:type="dxa"/>
+              <w:right w:w="0" w:type="dxa"/>
+            </w:tcMar>
+            <w:vAlign w:val="top"/>
+          </w:tcPr>
+          <w:p>
+            <w:pPr>
+              <w:pStyle w:val="Normal"/>
+              <w:jc w:val="center"/>
+              <w:pBdr>
+                <w:bottom w:val="none" w:sz="0" w:space="0" w:color="000000"/>
+                <w:top w:val="none" w:sz="0" w:space="0" w:color="000000"/>
+                <w:left w:val="none" w:sz="0" w:space="0" w:color="000000"/>
+                <w:right w:val="none" w:sz="0" w:space="0" w:color="000000"/>
+              </w:pBdr>
+              <w:spacing w:after="100" w:before="100" w:line="240"/>
+              <w:ind w:left="100" w:right="100" w:firstLine="0" w:firstLineChars="0"/>
+              <w:rPr>
+                <w:rFonts w:ascii="Helvetica" w:hAnsi="Helvetica" w:eastAsia="Helvetica" w:cs="Helvetica"/>
+                <w:i w:val="false"/>
+                <w:b w:val="false"/>
+                <w:u w:val="none"/>
+                <w:sz w:val="22"/>
+                <w:szCs w:val="22"/>
+                <w:color w:val="000000"/>
+              </w:rPr>
+            </w:pPr>
+            <w:r>
+              <w:rPr>
+                <w:rFonts w:ascii="Helvetica" w:hAnsi="Helvetica" w:eastAsia="Helvetica" w:cs="Helvetica"/>
+                <w:i w:val="false"/>
+                <w:b w:val="false"/>
+                <w:u w:val="none"/>
+                <w:sz w:val="22"/>
+                <w:szCs w:val="22"/>
+                <w:color w:val="000000"/>
+              </w:rPr>
+              <w:t xml:space="preserve">0.269</w:t>
             </w:r>
           </w:p>
         </w:tc>
@@ -2526,113 +2526,113 @@
                 <w:szCs w:val="22"/>
                 <w:color w:val="000000"/>
               </w:rPr>
-              <w:t xml:space="preserve">-0.11</w:t>
-            </w:r>
-          </w:p>
-        </w:tc>
-        <w:tc>
-          <w:tcPr>
-            <w:tcBorders>
-              <w:bottom w:val="none" w:sz="0" w:space="0" w:color="000000"/>
-              <w:top w:val="none" w:sz="0" w:space="0" w:color="000000"/>
-              <w:left w:val="none" w:sz="0" w:space="0" w:color="000000"/>
-              <w:right w:val="none" w:sz="0" w:space="0" w:color="000000"/>
-            </w:tcBorders>
-            <w:shd w:val="clear" w:color="auto" w:fill="FFFFFF"/>
-            <w:tcMar>
-              <w:top w:w="0" w:type="dxa"/>
-              <w:bottom w:w="0" w:type="dxa"/>
-              <w:left w:w="0" w:type="dxa"/>
-              <w:right w:w="0" w:type="dxa"/>
-            </w:tcMar>
-            <w:vAlign w:val="top"/>
-          </w:tcPr>
-          <w:p>
-            <w:pPr>
-              <w:pStyle w:val="Normal"/>
-              <w:jc w:val="center"/>
-              <w:pBdr>
-                <w:bottom w:val="none" w:sz="0" w:space="0" w:color="000000"/>
-                <w:top w:val="none" w:sz="0" w:space="0" w:color="000000"/>
-                <w:left w:val="none" w:sz="0" w:space="0" w:color="000000"/>
-                <w:right w:val="none" w:sz="0" w:space="0" w:color="000000"/>
-              </w:pBdr>
-              <w:spacing w:after="100" w:before="100" w:line="240"/>
-              <w:ind w:left="100" w:right="100" w:firstLine="0" w:firstLineChars="0"/>
-              <w:rPr>
-                <w:rFonts w:ascii="Helvetica" w:hAnsi="Helvetica" w:eastAsia="Helvetica" w:cs="Helvetica"/>
-                <w:i w:val="false"/>
-                <w:b w:val="false"/>
-                <w:u w:val="none"/>
-                <w:sz w:val="22"/>
-                <w:szCs w:val="22"/>
-                <w:color w:val="000000"/>
-              </w:rPr>
-            </w:pPr>
-            <w:r>
-              <w:rPr>
-                <w:rFonts w:ascii="Helvetica" w:hAnsi="Helvetica" w:eastAsia="Helvetica" w:cs="Helvetica"/>
-                <w:i w:val="false"/>
-                <w:b w:val="false"/>
-                <w:u w:val="none"/>
-                <w:sz w:val="22"/>
-                <w:szCs w:val="22"/>
-                <w:color w:val="000000"/>
-              </w:rPr>
-              <w:t xml:space="preserve">-0.25, 0.02</w:t>
-            </w:r>
-          </w:p>
-        </w:tc>
-        <w:tc>
-          <w:tcPr>
-            <w:tcBorders>
-              <w:bottom w:val="none" w:sz="0" w:space="0" w:color="000000"/>
-              <w:top w:val="none" w:sz="0" w:space="0" w:color="000000"/>
-              <w:left w:val="none" w:sz="0" w:space="0" w:color="000000"/>
-              <w:right w:val="none" w:sz="0" w:space="0" w:color="000000"/>
-            </w:tcBorders>
-            <w:shd w:val="clear" w:color="auto" w:fill="FFFFFF"/>
-            <w:tcMar>
-              <w:top w:w="0" w:type="dxa"/>
-              <w:bottom w:w="0" w:type="dxa"/>
-              <w:left w:w="0" w:type="dxa"/>
-              <w:right w:w="0" w:type="dxa"/>
-            </w:tcMar>
-            <w:vAlign w:val="top"/>
-          </w:tcPr>
-          <w:p>
-            <w:pPr>
-              <w:pStyle w:val="Normal"/>
-              <w:jc w:val="center"/>
-              <w:pBdr>
-                <w:bottom w:val="none" w:sz="0" w:space="0" w:color="000000"/>
-                <w:top w:val="none" w:sz="0" w:space="0" w:color="000000"/>
-                <w:left w:val="none" w:sz="0" w:space="0" w:color="000000"/>
-                <w:right w:val="none" w:sz="0" w:space="0" w:color="000000"/>
-              </w:pBdr>
-              <w:spacing w:after="100" w:before="100" w:line="240"/>
-              <w:ind w:left="100" w:right="100" w:firstLine="0" w:firstLineChars="0"/>
-              <w:rPr>
-                <w:rFonts w:ascii="Helvetica" w:hAnsi="Helvetica" w:eastAsia="Helvetica" w:cs="Helvetica"/>
-                <w:i w:val="false"/>
-                <w:b w:val="false"/>
-                <w:u w:val="none"/>
-                <w:sz w:val="22"/>
-                <w:szCs w:val="22"/>
-                <w:color w:val="000000"/>
-              </w:rPr>
-            </w:pPr>
-            <w:r>
-              <w:rPr>
-                <w:rFonts w:ascii="Helvetica" w:hAnsi="Helvetica" w:eastAsia="Helvetica" w:cs="Helvetica"/>
-                <w:i w:val="false"/>
-                <w:b w:val="false"/>
-                <w:u w:val="none"/>
-                <w:sz w:val="22"/>
-                <w:szCs w:val="22"/>
-                <w:color w:val="000000"/>
-              </w:rPr>
-              <w:t xml:space="preserve">0.089</w:t>
+              <w:t xml:space="preserve">-0.16</w:t>
+            </w:r>
+          </w:p>
+        </w:tc>
+        <w:tc>
+          <w:tcPr>
+            <w:tcBorders>
+              <w:bottom w:val="none" w:sz="0" w:space="0" w:color="000000"/>
+              <w:top w:val="none" w:sz="0" w:space="0" w:color="000000"/>
+              <w:left w:val="none" w:sz="0" w:space="0" w:color="000000"/>
+              <w:right w:val="none" w:sz="0" w:space="0" w:color="000000"/>
+            </w:tcBorders>
+            <w:shd w:val="clear" w:color="auto" w:fill="FFFFFF"/>
+            <w:tcMar>
+              <w:top w:w="0" w:type="dxa"/>
+              <w:bottom w:w="0" w:type="dxa"/>
+              <w:left w:w="0" w:type="dxa"/>
+              <w:right w:w="0" w:type="dxa"/>
+            </w:tcMar>
+            <w:vAlign w:val="top"/>
+          </w:tcPr>
+          <w:p>
+            <w:pPr>
+              <w:pStyle w:val="Normal"/>
+              <w:jc w:val="center"/>
+              <w:pBdr>
+                <w:bottom w:val="none" w:sz="0" w:space="0" w:color="000000"/>
+                <w:top w:val="none" w:sz="0" w:space="0" w:color="000000"/>
+                <w:left w:val="none" w:sz="0" w:space="0" w:color="000000"/>
+                <w:right w:val="none" w:sz="0" w:space="0" w:color="000000"/>
+              </w:pBdr>
+              <w:spacing w:after="100" w:before="100" w:line="240"/>
+              <w:ind w:left="100" w:right="100" w:firstLine="0" w:firstLineChars="0"/>
+              <w:rPr>
+                <w:rFonts w:ascii="Helvetica" w:hAnsi="Helvetica" w:eastAsia="Helvetica" w:cs="Helvetica"/>
+                <w:i w:val="false"/>
+                <w:b w:val="false"/>
+                <w:u w:val="none"/>
+                <w:sz w:val="22"/>
+                <w:szCs w:val="22"/>
+                <w:color w:val="000000"/>
+              </w:rPr>
+            </w:pPr>
+            <w:r>
+              <w:rPr>
+                <w:rFonts w:ascii="Helvetica" w:hAnsi="Helvetica" w:eastAsia="Helvetica" w:cs="Helvetica"/>
+                <w:i w:val="false"/>
+                <w:b w:val="false"/>
+                <w:u w:val="none"/>
+                <w:sz w:val="22"/>
+                <w:szCs w:val="22"/>
+                <w:color w:val="000000"/>
+              </w:rPr>
+              <w:t xml:space="preserve">-0.29, -0.03</w:t>
+            </w:r>
+          </w:p>
+        </w:tc>
+        <w:tc>
+          <w:tcPr>
+            <w:tcBorders>
+              <w:bottom w:val="none" w:sz="0" w:space="0" w:color="000000"/>
+              <w:top w:val="none" w:sz="0" w:space="0" w:color="000000"/>
+              <w:left w:val="none" w:sz="0" w:space="0" w:color="000000"/>
+              <w:right w:val="none" w:sz="0" w:space="0" w:color="000000"/>
+            </w:tcBorders>
+            <w:shd w:val="clear" w:color="auto" w:fill="FFFFFF"/>
+            <w:tcMar>
+              <w:top w:w="0" w:type="dxa"/>
+              <w:bottom w:w="0" w:type="dxa"/>
+              <w:left w:w="0" w:type="dxa"/>
+              <w:right w:w="0" w:type="dxa"/>
+            </w:tcMar>
+            <w:vAlign w:val="top"/>
+          </w:tcPr>
+          <w:p>
+            <w:pPr>
+              <w:pStyle w:val="Normal"/>
+              <w:jc w:val="center"/>
+              <w:pBdr>
+                <w:bottom w:val="none" w:sz="0" w:space="0" w:color="000000"/>
+                <w:top w:val="none" w:sz="0" w:space="0" w:color="000000"/>
+                <w:left w:val="none" w:sz="0" w:space="0" w:color="000000"/>
+                <w:right w:val="none" w:sz="0" w:space="0" w:color="000000"/>
+              </w:pBdr>
+              <w:spacing w:after="100" w:before="100" w:line="240"/>
+              <w:ind w:left="100" w:right="100" w:firstLine="0" w:firstLineChars="0"/>
+              <w:rPr>
+                <w:rFonts w:ascii="Helvetica" w:hAnsi="Helvetica" w:eastAsia="Helvetica" w:cs="Helvetica"/>
+                <w:i w:val="false"/>
+                <w:b w:val="false"/>
+                <w:u w:val="none"/>
+                <w:sz w:val="22"/>
+                <w:szCs w:val="22"/>
+                <w:color w:val="000000"/>
+              </w:rPr>
+            </w:pPr>
+            <w:r>
+              <w:rPr>
+                <w:rFonts w:ascii="Helvetica" w:hAnsi="Helvetica" w:eastAsia="Helvetica" w:cs="Helvetica"/>
+                <w:i w:val="false"/>
+                <w:b w:val="false"/>
+                <w:u w:val="none"/>
+                <w:sz w:val="22"/>
+                <w:szCs w:val="22"/>
+                <w:color w:val="000000"/>
+              </w:rPr>
+              <w:t xml:space="preserve">0.017</w:t>
             </w:r>
           </w:p>
         </w:tc>
@@ -3975,113 +3975,113 @@
                 <w:szCs w:val="22"/>
                 <w:color w:val="000000"/>
               </w:rPr>
-              <w:t xml:space="preserve">-1.6</w:t>
-            </w:r>
-          </w:p>
-        </w:tc>
-        <w:tc>
-          <w:tcPr>
-            <w:tcBorders>
-              <w:bottom w:val="none" w:sz="0" w:space="0" w:color="000000"/>
-              <w:top w:val="none" w:sz="0" w:space="0" w:color="000000"/>
-              <w:left w:val="none" w:sz="0" w:space="0" w:color="000000"/>
-              <w:right w:val="none" w:sz="0" w:space="0" w:color="000000"/>
-            </w:tcBorders>
-            <w:shd w:val="clear" w:color="auto" w:fill="FFFFFF"/>
-            <w:tcMar>
-              <w:top w:w="0" w:type="dxa"/>
-              <w:bottom w:w="0" w:type="dxa"/>
-              <w:left w:w="0" w:type="dxa"/>
-              <w:right w:w="0" w:type="dxa"/>
-            </w:tcMar>
-            <w:vAlign w:val="top"/>
-          </w:tcPr>
-          <w:p>
-            <w:pPr>
-              <w:pStyle w:val="Normal"/>
-              <w:jc w:val="center"/>
-              <w:pBdr>
-                <w:bottom w:val="none" w:sz="0" w:space="0" w:color="000000"/>
-                <w:top w:val="none" w:sz="0" w:space="0" w:color="000000"/>
-                <w:left w:val="none" w:sz="0" w:space="0" w:color="000000"/>
-                <w:right w:val="none" w:sz="0" w:space="0" w:color="000000"/>
-              </w:pBdr>
-              <w:spacing w:after="100" w:before="100" w:line="240"/>
-              <w:ind w:left="100" w:right="100" w:firstLine="0" w:firstLineChars="0"/>
-              <w:rPr>
-                <w:rFonts w:ascii="Helvetica" w:hAnsi="Helvetica" w:eastAsia="Helvetica" w:cs="Helvetica"/>
-                <w:i w:val="false"/>
-                <w:b w:val="false"/>
-                <w:u w:val="none"/>
-                <w:sz w:val="22"/>
-                <w:szCs w:val="22"/>
-                <w:color w:val="000000"/>
-              </w:rPr>
-            </w:pPr>
-            <w:r>
-              <w:rPr>
-                <w:rFonts w:ascii="Helvetica" w:hAnsi="Helvetica" w:eastAsia="Helvetica" w:cs="Helvetica"/>
-                <w:i w:val="false"/>
-                <w:b w:val="false"/>
-                <w:u w:val="none"/>
-                <w:sz w:val="22"/>
-                <w:szCs w:val="22"/>
-                <w:color w:val="000000"/>
-              </w:rPr>
-              <w:t xml:space="preserve">-4.9, 1.8</w:t>
-            </w:r>
-          </w:p>
-        </w:tc>
-        <w:tc>
-          <w:tcPr>
-            <w:tcBorders>
-              <w:bottom w:val="none" w:sz="0" w:space="0" w:color="000000"/>
-              <w:top w:val="none" w:sz="0" w:space="0" w:color="000000"/>
-              <w:left w:val="none" w:sz="0" w:space="0" w:color="000000"/>
-              <w:right w:val="none" w:sz="0" w:space="0" w:color="000000"/>
-            </w:tcBorders>
-            <w:shd w:val="clear" w:color="auto" w:fill="FFFFFF"/>
-            <w:tcMar>
-              <w:top w:w="0" w:type="dxa"/>
-              <w:bottom w:w="0" w:type="dxa"/>
-              <w:left w:w="0" w:type="dxa"/>
-              <w:right w:w="0" w:type="dxa"/>
-            </w:tcMar>
-            <w:vAlign w:val="top"/>
-          </w:tcPr>
-          <w:p>
-            <w:pPr>
-              <w:pStyle w:val="Normal"/>
-              <w:jc w:val="center"/>
-              <w:pBdr>
-                <w:bottom w:val="none" w:sz="0" w:space="0" w:color="000000"/>
-                <w:top w:val="none" w:sz="0" w:space="0" w:color="000000"/>
-                <w:left w:val="none" w:sz="0" w:space="0" w:color="000000"/>
-                <w:right w:val="none" w:sz="0" w:space="0" w:color="000000"/>
-              </w:pBdr>
-              <w:spacing w:after="100" w:before="100" w:line="240"/>
-              <w:ind w:left="100" w:right="100" w:firstLine="0" w:firstLineChars="0"/>
-              <w:rPr>
-                <w:rFonts w:ascii="Helvetica" w:hAnsi="Helvetica" w:eastAsia="Helvetica" w:cs="Helvetica"/>
-                <w:i w:val="false"/>
-                <w:b w:val="false"/>
-                <w:u w:val="none"/>
-                <w:sz w:val="22"/>
-                <w:szCs w:val="22"/>
-                <w:color w:val="000000"/>
-              </w:rPr>
-            </w:pPr>
-            <w:r>
-              <w:rPr>
-                <w:rFonts w:ascii="Helvetica" w:hAnsi="Helvetica" w:eastAsia="Helvetica" w:cs="Helvetica"/>
-                <w:i w:val="false"/>
-                <w:b w:val="false"/>
-                <w:u w:val="none"/>
-                <w:sz w:val="22"/>
-                <w:szCs w:val="22"/>
-                <w:color w:val="000000"/>
-              </w:rPr>
-              <w:t xml:space="preserve">0.358</w:t>
+              <w:t xml:space="preserve">-1.3</w:t>
+            </w:r>
+          </w:p>
+        </w:tc>
+        <w:tc>
+          <w:tcPr>
+            <w:tcBorders>
+              <w:bottom w:val="none" w:sz="0" w:space="0" w:color="000000"/>
+              <w:top w:val="none" w:sz="0" w:space="0" w:color="000000"/>
+              <w:left w:val="none" w:sz="0" w:space="0" w:color="000000"/>
+              <w:right w:val="none" w:sz="0" w:space="0" w:color="000000"/>
+            </w:tcBorders>
+            <w:shd w:val="clear" w:color="auto" w:fill="FFFFFF"/>
+            <w:tcMar>
+              <w:top w:w="0" w:type="dxa"/>
+              <w:bottom w:w="0" w:type="dxa"/>
+              <w:left w:w="0" w:type="dxa"/>
+              <w:right w:w="0" w:type="dxa"/>
+            </w:tcMar>
+            <w:vAlign w:val="top"/>
+          </w:tcPr>
+          <w:p>
+            <w:pPr>
+              <w:pStyle w:val="Normal"/>
+              <w:jc w:val="center"/>
+              <w:pBdr>
+                <w:bottom w:val="none" w:sz="0" w:space="0" w:color="000000"/>
+                <w:top w:val="none" w:sz="0" w:space="0" w:color="000000"/>
+                <w:left w:val="none" w:sz="0" w:space="0" w:color="000000"/>
+                <w:right w:val="none" w:sz="0" w:space="0" w:color="000000"/>
+              </w:pBdr>
+              <w:spacing w:after="100" w:before="100" w:line="240"/>
+              <w:ind w:left="100" w:right="100" w:firstLine="0" w:firstLineChars="0"/>
+              <w:rPr>
+                <w:rFonts w:ascii="Helvetica" w:hAnsi="Helvetica" w:eastAsia="Helvetica" w:cs="Helvetica"/>
+                <w:i w:val="false"/>
+                <w:b w:val="false"/>
+                <w:u w:val="none"/>
+                <w:sz w:val="22"/>
+                <w:szCs w:val="22"/>
+                <w:color w:val="000000"/>
+              </w:rPr>
+            </w:pPr>
+            <w:r>
+              <w:rPr>
+                <w:rFonts w:ascii="Helvetica" w:hAnsi="Helvetica" w:eastAsia="Helvetica" w:cs="Helvetica"/>
+                <w:i w:val="false"/>
+                <w:b w:val="false"/>
+                <w:u w:val="none"/>
+                <w:sz w:val="22"/>
+                <w:szCs w:val="22"/>
+                <w:color w:val="000000"/>
+              </w:rPr>
+              <w:t xml:space="preserve">-4.6, 2.0</w:t>
+            </w:r>
+          </w:p>
+        </w:tc>
+        <w:tc>
+          <w:tcPr>
+            <w:tcBorders>
+              <w:bottom w:val="none" w:sz="0" w:space="0" w:color="000000"/>
+              <w:top w:val="none" w:sz="0" w:space="0" w:color="000000"/>
+              <w:left w:val="none" w:sz="0" w:space="0" w:color="000000"/>
+              <w:right w:val="none" w:sz="0" w:space="0" w:color="000000"/>
+            </w:tcBorders>
+            <w:shd w:val="clear" w:color="auto" w:fill="FFFFFF"/>
+            <w:tcMar>
+              <w:top w:w="0" w:type="dxa"/>
+              <w:bottom w:w="0" w:type="dxa"/>
+              <w:left w:w="0" w:type="dxa"/>
+              <w:right w:w="0" w:type="dxa"/>
+            </w:tcMar>
+            <w:vAlign w:val="top"/>
+          </w:tcPr>
+          <w:p>
+            <w:pPr>
+              <w:pStyle w:val="Normal"/>
+              <w:jc w:val="center"/>
+              <w:pBdr>
+                <w:bottom w:val="none" w:sz="0" w:space="0" w:color="000000"/>
+                <w:top w:val="none" w:sz="0" w:space="0" w:color="000000"/>
+                <w:left w:val="none" w:sz="0" w:space="0" w:color="000000"/>
+                <w:right w:val="none" w:sz="0" w:space="0" w:color="000000"/>
+              </w:pBdr>
+              <w:spacing w:after="100" w:before="100" w:line="240"/>
+              <w:ind w:left="100" w:right="100" w:firstLine="0" w:firstLineChars="0"/>
+              <w:rPr>
+                <w:rFonts w:ascii="Helvetica" w:hAnsi="Helvetica" w:eastAsia="Helvetica" w:cs="Helvetica"/>
+                <w:i w:val="false"/>
+                <w:b w:val="false"/>
+                <w:u w:val="none"/>
+                <w:sz w:val="22"/>
+                <w:szCs w:val="22"/>
+                <w:color w:val="000000"/>
+              </w:rPr>
+            </w:pPr>
+            <w:r>
+              <w:rPr>
+                <w:rFonts w:ascii="Helvetica" w:hAnsi="Helvetica" w:eastAsia="Helvetica" w:cs="Helvetica"/>
+                <w:i w:val="false"/>
+                <w:b w:val="false"/>
+                <w:u w:val="none"/>
+                <w:sz w:val="22"/>
+                <w:szCs w:val="22"/>
+                <w:color w:val="000000"/>
+              </w:rPr>
+              <w:t xml:space="preserve">0.438</w:t>
             </w:r>
           </w:p>
         </w:tc>
@@ -4458,113 +4458,113 @@
                 <w:szCs w:val="22"/>
                 <w:color w:val="000000"/>
               </w:rPr>
-              <w:t xml:space="preserve">-0.36</w:t>
-            </w:r>
-          </w:p>
-        </w:tc>
-        <w:tc>
-          <w:tcPr>
-            <w:tcBorders>
-              <w:bottom w:val="none" w:sz="0" w:space="0" w:color="000000"/>
-              <w:top w:val="none" w:sz="0" w:space="0" w:color="000000"/>
-              <w:left w:val="none" w:sz="0" w:space="0" w:color="000000"/>
-              <w:right w:val="none" w:sz="0" w:space="0" w:color="000000"/>
-            </w:tcBorders>
-            <w:shd w:val="clear" w:color="auto" w:fill="FFFFFF"/>
-            <w:tcMar>
-              <w:top w:w="0" w:type="dxa"/>
-              <w:bottom w:w="0" w:type="dxa"/>
-              <w:left w:w="0" w:type="dxa"/>
-              <w:right w:w="0" w:type="dxa"/>
-            </w:tcMar>
-            <w:vAlign w:val="top"/>
-          </w:tcPr>
-          <w:p>
-            <w:pPr>
-              <w:pStyle w:val="Normal"/>
-              <w:jc w:val="center"/>
-              <w:pBdr>
-                <w:bottom w:val="none" w:sz="0" w:space="0" w:color="000000"/>
-                <w:top w:val="none" w:sz="0" w:space="0" w:color="000000"/>
-                <w:left w:val="none" w:sz="0" w:space="0" w:color="000000"/>
-                <w:right w:val="none" w:sz="0" w:space="0" w:color="000000"/>
-              </w:pBdr>
-              <w:spacing w:after="100" w:before="100" w:line="240"/>
-              <w:ind w:left="100" w:right="100" w:firstLine="0" w:firstLineChars="0"/>
-              <w:rPr>
-                <w:rFonts w:ascii="Helvetica" w:hAnsi="Helvetica" w:eastAsia="Helvetica" w:cs="Helvetica"/>
-                <w:i w:val="false"/>
-                <w:b w:val="false"/>
-                <w:u w:val="none"/>
-                <w:sz w:val="22"/>
-                <w:szCs w:val="22"/>
-                <w:color w:val="000000"/>
-              </w:rPr>
-            </w:pPr>
-            <w:r>
-              <w:rPr>
-                <w:rFonts w:ascii="Helvetica" w:hAnsi="Helvetica" w:eastAsia="Helvetica" w:cs="Helvetica"/>
-                <w:i w:val="false"/>
-                <w:b w:val="false"/>
-                <w:u w:val="none"/>
-                <w:sz w:val="22"/>
-                <w:szCs w:val="22"/>
-                <w:color w:val="000000"/>
-              </w:rPr>
-              <w:t xml:space="preserve">-0.85, 0.13</w:t>
-            </w:r>
-          </w:p>
-        </w:tc>
-        <w:tc>
-          <w:tcPr>
-            <w:tcBorders>
-              <w:bottom w:val="none" w:sz="0" w:space="0" w:color="000000"/>
-              <w:top w:val="none" w:sz="0" w:space="0" w:color="000000"/>
-              <w:left w:val="none" w:sz="0" w:space="0" w:color="000000"/>
-              <w:right w:val="none" w:sz="0" w:space="0" w:color="000000"/>
-            </w:tcBorders>
-            <w:shd w:val="clear" w:color="auto" w:fill="FFFFFF"/>
-            <w:tcMar>
-              <w:top w:w="0" w:type="dxa"/>
-              <w:bottom w:w="0" w:type="dxa"/>
-              <w:left w:w="0" w:type="dxa"/>
-              <w:right w:w="0" w:type="dxa"/>
-            </w:tcMar>
-            <w:vAlign w:val="top"/>
-          </w:tcPr>
-          <w:p>
-            <w:pPr>
-              <w:pStyle w:val="Normal"/>
-              <w:jc w:val="center"/>
-              <w:pBdr>
-                <w:bottom w:val="none" w:sz="0" w:space="0" w:color="000000"/>
-                <w:top w:val="none" w:sz="0" w:space="0" w:color="000000"/>
-                <w:left w:val="none" w:sz="0" w:space="0" w:color="000000"/>
-                <w:right w:val="none" w:sz="0" w:space="0" w:color="000000"/>
-              </w:pBdr>
-              <w:spacing w:after="100" w:before="100" w:line="240"/>
-              <w:ind w:left="100" w:right="100" w:firstLine="0" w:firstLineChars="0"/>
-              <w:rPr>
-                <w:rFonts w:ascii="Helvetica" w:hAnsi="Helvetica" w:eastAsia="Helvetica" w:cs="Helvetica"/>
-                <w:i w:val="false"/>
-                <w:b w:val="false"/>
-                <w:u w:val="none"/>
-                <w:sz w:val="22"/>
-                <w:szCs w:val="22"/>
-                <w:color w:val="000000"/>
-              </w:rPr>
-            </w:pPr>
-            <w:r>
-              <w:rPr>
-                <w:rFonts w:ascii="Helvetica" w:hAnsi="Helvetica" w:eastAsia="Helvetica" w:cs="Helvetica"/>
-                <w:i w:val="false"/>
-                <w:b w:val="false"/>
-                <w:u w:val="none"/>
-                <w:sz w:val="22"/>
-                <w:szCs w:val="22"/>
-                <w:color w:val="000000"/>
-              </w:rPr>
-              <w:t xml:space="preserve">0.145</w:t>
+              <w:t xml:space="preserve">-0.39</w:t>
+            </w:r>
+          </w:p>
+        </w:tc>
+        <w:tc>
+          <w:tcPr>
+            <w:tcBorders>
+              <w:bottom w:val="none" w:sz="0" w:space="0" w:color="000000"/>
+              <w:top w:val="none" w:sz="0" w:space="0" w:color="000000"/>
+              <w:left w:val="none" w:sz="0" w:space="0" w:color="000000"/>
+              <w:right w:val="none" w:sz="0" w:space="0" w:color="000000"/>
+            </w:tcBorders>
+            <w:shd w:val="clear" w:color="auto" w:fill="FFFFFF"/>
+            <w:tcMar>
+              <w:top w:w="0" w:type="dxa"/>
+              <w:bottom w:w="0" w:type="dxa"/>
+              <w:left w:w="0" w:type="dxa"/>
+              <w:right w:w="0" w:type="dxa"/>
+            </w:tcMar>
+            <w:vAlign w:val="top"/>
+          </w:tcPr>
+          <w:p>
+            <w:pPr>
+              <w:pStyle w:val="Normal"/>
+              <w:jc w:val="center"/>
+              <w:pBdr>
+                <w:bottom w:val="none" w:sz="0" w:space="0" w:color="000000"/>
+                <w:top w:val="none" w:sz="0" w:space="0" w:color="000000"/>
+                <w:left w:val="none" w:sz="0" w:space="0" w:color="000000"/>
+                <w:right w:val="none" w:sz="0" w:space="0" w:color="000000"/>
+              </w:pBdr>
+              <w:spacing w:after="100" w:before="100" w:line="240"/>
+              <w:ind w:left="100" w:right="100" w:firstLine="0" w:firstLineChars="0"/>
+              <w:rPr>
+                <w:rFonts w:ascii="Helvetica" w:hAnsi="Helvetica" w:eastAsia="Helvetica" w:cs="Helvetica"/>
+                <w:i w:val="false"/>
+                <w:b w:val="false"/>
+                <w:u w:val="none"/>
+                <w:sz w:val="22"/>
+                <w:szCs w:val="22"/>
+                <w:color w:val="000000"/>
+              </w:rPr>
+            </w:pPr>
+            <w:r>
+              <w:rPr>
+                <w:rFonts w:ascii="Helvetica" w:hAnsi="Helvetica" w:eastAsia="Helvetica" w:cs="Helvetica"/>
+                <w:i w:val="false"/>
+                <w:b w:val="false"/>
+                <w:u w:val="none"/>
+                <w:sz w:val="22"/>
+                <w:szCs w:val="22"/>
+                <w:color w:val="000000"/>
+              </w:rPr>
+              <w:t xml:space="preserve">-0.86, 0.09</w:t>
+            </w:r>
+          </w:p>
+        </w:tc>
+        <w:tc>
+          <w:tcPr>
+            <w:tcBorders>
+              <w:bottom w:val="none" w:sz="0" w:space="0" w:color="000000"/>
+              <w:top w:val="none" w:sz="0" w:space="0" w:color="000000"/>
+              <w:left w:val="none" w:sz="0" w:space="0" w:color="000000"/>
+              <w:right w:val="none" w:sz="0" w:space="0" w:color="000000"/>
+            </w:tcBorders>
+            <w:shd w:val="clear" w:color="auto" w:fill="FFFFFF"/>
+            <w:tcMar>
+              <w:top w:w="0" w:type="dxa"/>
+              <w:bottom w:w="0" w:type="dxa"/>
+              <w:left w:w="0" w:type="dxa"/>
+              <w:right w:w="0" w:type="dxa"/>
+            </w:tcMar>
+            <w:vAlign w:val="top"/>
+          </w:tcPr>
+          <w:p>
+            <w:pPr>
+              <w:pStyle w:val="Normal"/>
+              <w:jc w:val="center"/>
+              <w:pBdr>
+                <w:bottom w:val="none" w:sz="0" w:space="0" w:color="000000"/>
+                <w:top w:val="none" w:sz="0" w:space="0" w:color="000000"/>
+                <w:left w:val="none" w:sz="0" w:space="0" w:color="000000"/>
+                <w:right w:val="none" w:sz="0" w:space="0" w:color="000000"/>
+              </w:pBdr>
+              <w:spacing w:after="100" w:before="100" w:line="240"/>
+              <w:ind w:left="100" w:right="100" w:firstLine="0" w:firstLineChars="0"/>
+              <w:rPr>
+                <w:rFonts w:ascii="Helvetica" w:hAnsi="Helvetica" w:eastAsia="Helvetica" w:cs="Helvetica"/>
+                <w:i w:val="false"/>
+                <w:b w:val="false"/>
+                <w:u w:val="none"/>
+                <w:sz w:val="22"/>
+                <w:szCs w:val="22"/>
+                <w:color w:val="000000"/>
+              </w:rPr>
+            </w:pPr>
+            <w:r>
+              <w:rPr>
+                <w:rFonts w:ascii="Helvetica" w:hAnsi="Helvetica" w:eastAsia="Helvetica" w:cs="Helvetica"/>
+                <w:i w:val="false"/>
+                <w:b w:val="false"/>
+                <w:u w:val="none"/>
+                <w:sz w:val="22"/>
+                <w:szCs w:val="22"/>
+                <w:color w:val="000000"/>
+              </w:rPr>
+              <w:t xml:space="preserve">0.113</w:t>
             </w:r>
           </w:p>
         </w:tc>
@@ -5907,113 +5907,113 @@
                 <w:szCs w:val="22"/>
                 <w:color w:val="000000"/>
               </w:rPr>
-              <w:t xml:space="preserve">-2.2</w:t>
-            </w:r>
-          </w:p>
-        </w:tc>
-        <w:tc>
-          <w:tcPr>
-            <w:tcBorders>
-              <w:bottom w:val="none" w:sz="0" w:space="0" w:color="000000"/>
-              <w:top w:val="none" w:sz="0" w:space="0" w:color="000000"/>
-              <w:left w:val="none" w:sz="0" w:space="0" w:color="000000"/>
-              <w:right w:val="none" w:sz="0" w:space="0" w:color="000000"/>
-            </w:tcBorders>
-            <w:shd w:val="clear" w:color="auto" w:fill="FFFFFF"/>
-            <w:tcMar>
-              <w:top w:w="0" w:type="dxa"/>
-              <w:bottom w:w="0" w:type="dxa"/>
-              <w:left w:w="0" w:type="dxa"/>
-              <w:right w:w="0" w:type="dxa"/>
-            </w:tcMar>
-            <w:vAlign w:val="top"/>
-          </w:tcPr>
-          <w:p>
-            <w:pPr>
-              <w:pStyle w:val="Normal"/>
-              <w:jc w:val="center"/>
-              <w:pBdr>
-                <w:bottom w:val="none" w:sz="0" w:space="0" w:color="000000"/>
-                <w:top w:val="none" w:sz="0" w:space="0" w:color="000000"/>
-                <w:left w:val="none" w:sz="0" w:space="0" w:color="000000"/>
-                <w:right w:val="none" w:sz="0" w:space="0" w:color="000000"/>
-              </w:pBdr>
-              <w:spacing w:after="100" w:before="100" w:line="240"/>
-              <w:ind w:left="100" w:right="100" w:firstLine="0" w:firstLineChars="0"/>
-              <w:rPr>
-                <w:rFonts w:ascii="Helvetica" w:hAnsi="Helvetica" w:eastAsia="Helvetica" w:cs="Helvetica"/>
-                <w:i w:val="false"/>
-                <w:b w:val="false"/>
-                <w:u w:val="none"/>
-                <w:sz w:val="22"/>
-                <w:szCs w:val="22"/>
-                <w:color w:val="000000"/>
-              </w:rPr>
-            </w:pPr>
-            <w:r>
-              <w:rPr>
-                <w:rFonts w:ascii="Helvetica" w:hAnsi="Helvetica" w:eastAsia="Helvetica" w:cs="Helvetica"/>
-                <w:i w:val="false"/>
-                <w:b w:val="false"/>
-                <w:u w:val="none"/>
-                <w:sz w:val="22"/>
-                <w:szCs w:val="22"/>
-                <w:color w:val="000000"/>
-              </w:rPr>
-              <w:t xml:space="preserve">-5.1, 0.65</w:t>
-            </w:r>
-          </w:p>
-        </w:tc>
-        <w:tc>
-          <w:tcPr>
-            <w:tcBorders>
-              <w:bottom w:val="none" w:sz="0" w:space="0" w:color="000000"/>
-              <w:top w:val="none" w:sz="0" w:space="0" w:color="000000"/>
-              <w:left w:val="none" w:sz="0" w:space="0" w:color="000000"/>
-              <w:right w:val="none" w:sz="0" w:space="0" w:color="000000"/>
-            </w:tcBorders>
-            <w:shd w:val="clear" w:color="auto" w:fill="FFFFFF"/>
-            <w:tcMar>
-              <w:top w:w="0" w:type="dxa"/>
-              <w:bottom w:w="0" w:type="dxa"/>
-              <w:left w:w="0" w:type="dxa"/>
-              <w:right w:w="0" w:type="dxa"/>
-            </w:tcMar>
-            <w:vAlign w:val="top"/>
-          </w:tcPr>
-          <w:p>
-            <w:pPr>
-              <w:pStyle w:val="Normal"/>
-              <w:jc w:val="center"/>
-              <w:pBdr>
-                <w:bottom w:val="none" w:sz="0" w:space="0" w:color="000000"/>
-                <w:top w:val="none" w:sz="0" w:space="0" w:color="000000"/>
-                <w:left w:val="none" w:sz="0" w:space="0" w:color="000000"/>
-                <w:right w:val="none" w:sz="0" w:space="0" w:color="000000"/>
-              </w:pBdr>
-              <w:spacing w:after="100" w:before="100" w:line="240"/>
-              <w:ind w:left="100" w:right="100" w:firstLine="0" w:firstLineChars="0"/>
-              <w:rPr>
-                <w:rFonts w:ascii="Helvetica" w:hAnsi="Helvetica" w:eastAsia="Helvetica" w:cs="Helvetica"/>
-                <w:i w:val="false"/>
-                <w:b w:val="false"/>
-                <w:u w:val="none"/>
-                <w:sz w:val="22"/>
-                <w:szCs w:val="22"/>
-                <w:color w:val="000000"/>
-              </w:rPr>
-            </w:pPr>
-            <w:r>
-              <w:rPr>
-                <w:rFonts w:ascii="Helvetica" w:hAnsi="Helvetica" w:eastAsia="Helvetica" w:cs="Helvetica"/>
-                <w:i w:val="false"/>
-                <w:b w:val="false"/>
-                <w:u w:val="none"/>
-                <w:sz w:val="22"/>
-                <w:szCs w:val="22"/>
-                <w:color w:val="000000"/>
-              </w:rPr>
-              <w:t xml:space="preserve">0.129</w:t>
+              <w:t xml:space="preserve">-2.1</w:t>
+            </w:r>
+          </w:p>
+        </w:tc>
+        <w:tc>
+          <w:tcPr>
+            <w:tcBorders>
+              <w:bottom w:val="none" w:sz="0" w:space="0" w:color="000000"/>
+              <w:top w:val="none" w:sz="0" w:space="0" w:color="000000"/>
+              <w:left w:val="none" w:sz="0" w:space="0" w:color="000000"/>
+              <w:right w:val="none" w:sz="0" w:space="0" w:color="000000"/>
+            </w:tcBorders>
+            <w:shd w:val="clear" w:color="auto" w:fill="FFFFFF"/>
+            <w:tcMar>
+              <w:top w:w="0" w:type="dxa"/>
+              <w:bottom w:w="0" w:type="dxa"/>
+              <w:left w:w="0" w:type="dxa"/>
+              <w:right w:w="0" w:type="dxa"/>
+            </w:tcMar>
+            <w:vAlign w:val="top"/>
+          </w:tcPr>
+          <w:p>
+            <w:pPr>
+              <w:pStyle w:val="Normal"/>
+              <w:jc w:val="center"/>
+              <w:pBdr>
+                <w:bottom w:val="none" w:sz="0" w:space="0" w:color="000000"/>
+                <w:top w:val="none" w:sz="0" w:space="0" w:color="000000"/>
+                <w:left w:val="none" w:sz="0" w:space="0" w:color="000000"/>
+                <w:right w:val="none" w:sz="0" w:space="0" w:color="000000"/>
+              </w:pBdr>
+              <w:spacing w:after="100" w:before="100" w:line="240"/>
+              <w:ind w:left="100" w:right="100" w:firstLine="0" w:firstLineChars="0"/>
+              <w:rPr>
+                <w:rFonts w:ascii="Helvetica" w:hAnsi="Helvetica" w:eastAsia="Helvetica" w:cs="Helvetica"/>
+                <w:i w:val="false"/>
+                <w:b w:val="false"/>
+                <w:u w:val="none"/>
+                <w:sz w:val="22"/>
+                <w:szCs w:val="22"/>
+                <w:color w:val="000000"/>
+              </w:rPr>
+            </w:pPr>
+            <w:r>
+              <w:rPr>
+                <w:rFonts w:ascii="Helvetica" w:hAnsi="Helvetica" w:eastAsia="Helvetica" w:cs="Helvetica"/>
+                <w:i w:val="false"/>
+                <w:b w:val="false"/>
+                <w:u w:val="none"/>
+                <w:sz w:val="22"/>
+                <w:szCs w:val="22"/>
+                <w:color w:val="000000"/>
+              </w:rPr>
+              <w:t xml:space="preserve">-5.0, 0.69</w:t>
+            </w:r>
+          </w:p>
+        </w:tc>
+        <w:tc>
+          <w:tcPr>
+            <w:tcBorders>
+              <w:bottom w:val="none" w:sz="0" w:space="0" w:color="000000"/>
+              <w:top w:val="none" w:sz="0" w:space="0" w:color="000000"/>
+              <w:left w:val="none" w:sz="0" w:space="0" w:color="000000"/>
+              <w:right w:val="none" w:sz="0" w:space="0" w:color="000000"/>
+            </w:tcBorders>
+            <w:shd w:val="clear" w:color="auto" w:fill="FFFFFF"/>
+            <w:tcMar>
+              <w:top w:w="0" w:type="dxa"/>
+              <w:bottom w:w="0" w:type="dxa"/>
+              <w:left w:w="0" w:type="dxa"/>
+              <w:right w:w="0" w:type="dxa"/>
+            </w:tcMar>
+            <w:vAlign w:val="top"/>
+          </w:tcPr>
+          <w:p>
+            <w:pPr>
+              <w:pStyle w:val="Normal"/>
+              <w:jc w:val="center"/>
+              <w:pBdr>
+                <w:bottom w:val="none" w:sz="0" w:space="0" w:color="000000"/>
+                <w:top w:val="none" w:sz="0" w:space="0" w:color="000000"/>
+                <w:left w:val="none" w:sz="0" w:space="0" w:color="000000"/>
+                <w:right w:val="none" w:sz="0" w:space="0" w:color="000000"/>
+              </w:pBdr>
+              <w:spacing w:after="100" w:before="100" w:line="240"/>
+              <w:ind w:left="100" w:right="100" w:firstLine="0" w:firstLineChars="0"/>
+              <w:rPr>
+                <w:rFonts w:ascii="Helvetica" w:hAnsi="Helvetica" w:eastAsia="Helvetica" w:cs="Helvetica"/>
+                <w:i w:val="false"/>
+                <w:b w:val="false"/>
+                <w:u w:val="none"/>
+                <w:sz w:val="22"/>
+                <w:szCs w:val="22"/>
+                <w:color w:val="000000"/>
+              </w:rPr>
+            </w:pPr>
+            <w:r>
+              <w:rPr>
+                <w:rFonts w:ascii="Helvetica" w:hAnsi="Helvetica" w:eastAsia="Helvetica" w:cs="Helvetica"/>
+                <w:i w:val="false"/>
+                <w:b w:val="false"/>
+                <w:u w:val="none"/>
+                <w:sz w:val="22"/>
+                <w:szCs w:val="22"/>
+                <w:color w:val="000000"/>
+              </w:rPr>
+              <w:t xml:space="preserve">0.139</w:t>
             </w:r>
           </w:p>
         </w:tc>
@@ -7356,113 +7356,113 @@
                 <w:szCs w:val="22"/>
                 <w:color w:val="000000"/>
               </w:rPr>
-              <w:t xml:space="preserve">-8.2</w:t>
-            </w:r>
-          </w:p>
-        </w:tc>
-        <w:tc>
-          <w:tcPr>
-            <w:tcBorders>
-              <w:bottom w:val="none" w:sz="0" w:space="0" w:color="000000"/>
-              <w:top w:val="none" w:sz="0" w:space="0" w:color="000000"/>
-              <w:left w:val="none" w:sz="0" w:space="0" w:color="000000"/>
-              <w:right w:val="none" w:sz="0" w:space="0" w:color="000000"/>
-            </w:tcBorders>
-            <w:shd w:val="clear" w:color="auto" w:fill="FFFFFF"/>
-            <w:tcMar>
-              <w:top w:w="0" w:type="dxa"/>
-              <w:bottom w:w="0" w:type="dxa"/>
-              <w:left w:w="0" w:type="dxa"/>
-              <w:right w:w="0" w:type="dxa"/>
-            </w:tcMar>
-            <w:vAlign w:val="top"/>
-          </w:tcPr>
-          <w:p>
-            <w:pPr>
-              <w:pStyle w:val="Normal"/>
-              <w:jc w:val="center"/>
-              <w:pBdr>
-                <w:bottom w:val="none" w:sz="0" w:space="0" w:color="000000"/>
-                <w:top w:val="none" w:sz="0" w:space="0" w:color="000000"/>
-                <w:left w:val="none" w:sz="0" w:space="0" w:color="000000"/>
-                <w:right w:val="none" w:sz="0" w:space="0" w:color="000000"/>
-              </w:pBdr>
-              <w:spacing w:after="100" w:before="100" w:line="240"/>
-              <w:ind w:left="100" w:right="100" w:firstLine="0" w:firstLineChars="0"/>
-              <w:rPr>
-                <w:rFonts w:ascii="Helvetica" w:hAnsi="Helvetica" w:eastAsia="Helvetica" w:cs="Helvetica"/>
-                <w:i w:val="false"/>
-                <w:b w:val="false"/>
-                <w:u w:val="none"/>
-                <w:sz w:val="22"/>
-                <w:szCs w:val="22"/>
-                <w:color w:val="000000"/>
-              </w:rPr>
-            </w:pPr>
-            <w:r>
-              <w:rPr>
-                <w:rFonts w:ascii="Helvetica" w:hAnsi="Helvetica" w:eastAsia="Helvetica" w:cs="Helvetica"/>
-                <w:i w:val="false"/>
-                <w:b w:val="false"/>
-                <w:u w:val="none"/>
-                <w:sz w:val="22"/>
-                <w:szCs w:val="22"/>
-                <w:color w:val="000000"/>
-              </w:rPr>
-              <w:t xml:space="preserve">-15, -1.4</w:t>
-            </w:r>
-          </w:p>
-        </w:tc>
-        <w:tc>
-          <w:tcPr>
-            <w:tcBorders>
-              <w:bottom w:val="none" w:sz="0" w:space="0" w:color="000000"/>
-              <w:top w:val="none" w:sz="0" w:space="0" w:color="000000"/>
-              <w:left w:val="none" w:sz="0" w:space="0" w:color="000000"/>
-              <w:right w:val="none" w:sz="0" w:space="0" w:color="000000"/>
-            </w:tcBorders>
-            <w:shd w:val="clear" w:color="auto" w:fill="FFFFFF"/>
-            <w:tcMar>
-              <w:top w:w="0" w:type="dxa"/>
-              <w:bottom w:w="0" w:type="dxa"/>
-              <w:left w:w="0" w:type="dxa"/>
-              <w:right w:w="0" w:type="dxa"/>
-            </w:tcMar>
-            <w:vAlign w:val="top"/>
-          </w:tcPr>
-          <w:p>
-            <w:pPr>
-              <w:pStyle w:val="Normal"/>
-              <w:jc w:val="center"/>
-              <w:pBdr>
-                <w:bottom w:val="none" w:sz="0" w:space="0" w:color="000000"/>
-                <w:top w:val="none" w:sz="0" w:space="0" w:color="000000"/>
-                <w:left w:val="none" w:sz="0" w:space="0" w:color="000000"/>
-                <w:right w:val="none" w:sz="0" w:space="0" w:color="000000"/>
-              </w:pBdr>
-              <w:spacing w:after="100" w:before="100" w:line="240"/>
-              <w:ind w:left="100" w:right="100" w:firstLine="0" w:firstLineChars="0"/>
-              <w:rPr>
-                <w:rFonts w:ascii="Helvetica" w:hAnsi="Helvetica" w:eastAsia="Helvetica" w:cs="Helvetica"/>
-                <w:i w:val="false"/>
-                <w:b w:val="false"/>
-                <w:u w:val="none"/>
-                <w:sz w:val="22"/>
-                <w:szCs w:val="22"/>
-                <w:color w:val="000000"/>
-              </w:rPr>
-            </w:pPr>
-            <w:r>
-              <w:rPr>
-                <w:rFonts w:ascii="Helvetica" w:hAnsi="Helvetica" w:eastAsia="Helvetica" w:cs="Helvetica"/>
-                <w:i w:val="false"/>
-                <w:b w:val="false"/>
-                <w:u w:val="none"/>
-                <w:sz w:val="22"/>
-                <w:szCs w:val="22"/>
-                <w:color w:val="000000"/>
-              </w:rPr>
-              <w:t xml:space="preserve">0.018</w:t>
+              <w:t xml:space="preserve">-7.8</w:t>
+            </w:r>
+          </w:p>
+        </w:tc>
+        <w:tc>
+          <w:tcPr>
+            <w:tcBorders>
+              <w:bottom w:val="none" w:sz="0" w:space="0" w:color="000000"/>
+              <w:top w:val="none" w:sz="0" w:space="0" w:color="000000"/>
+              <w:left w:val="none" w:sz="0" w:space="0" w:color="000000"/>
+              <w:right w:val="none" w:sz="0" w:space="0" w:color="000000"/>
+            </w:tcBorders>
+            <w:shd w:val="clear" w:color="auto" w:fill="FFFFFF"/>
+            <w:tcMar>
+              <w:top w:w="0" w:type="dxa"/>
+              <w:bottom w:w="0" w:type="dxa"/>
+              <w:left w:w="0" w:type="dxa"/>
+              <w:right w:w="0" w:type="dxa"/>
+            </w:tcMar>
+            <w:vAlign w:val="top"/>
+          </w:tcPr>
+          <w:p>
+            <w:pPr>
+              <w:pStyle w:val="Normal"/>
+              <w:jc w:val="center"/>
+              <w:pBdr>
+                <w:bottom w:val="none" w:sz="0" w:space="0" w:color="000000"/>
+                <w:top w:val="none" w:sz="0" w:space="0" w:color="000000"/>
+                <w:left w:val="none" w:sz="0" w:space="0" w:color="000000"/>
+                <w:right w:val="none" w:sz="0" w:space="0" w:color="000000"/>
+              </w:pBdr>
+              <w:spacing w:after="100" w:before="100" w:line="240"/>
+              <w:ind w:left="100" w:right="100" w:firstLine="0" w:firstLineChars="0"/>
+              <w:rPr>
+                <w:rFonts w:ascii="Helvetica" w:hAnsi="Helvetica" w:eastAsia="Helvetica" w:cs="Helvetica"/>
+                <w:i w:val="false"/>
+                <w:b w:val="false"/>
+                <w:u w:val="none"/>
+                <w:sz w:val="22"/>
+                <w:szCs w:val="22"/>
+                <w:color w:val="000000"/>
+              </w:rPr>
+            </w:pPr>
+            <w:r>
+              <w:rPr>
+                <w:rFonts w:ascii="Helvetica" w:hAnsi="Helvetica" w:eastAsia="Helvetica" w:cs="Helvetica"/>
+                <w:i w:val="false"/>
+                <w:b w:val="false"/>
+                <w:u w:val="none"/>
+                <w:sz w:val="22"/>
+                <w:szCs w:val="22"/>
+                <w:color w:val="000000"/>
+              </w:rPr>
+              <w:t xml:space="preserve">-14, -1.1</w:t>
+            </w:r>
+          </w:p>
+        </w:tc>
+        <w:tc>
+          <w:tcPr>
+            <w:tcBorders>
+              <w:bottom w:val="none" w:sz="0" w:space="0" w:color="000000"/>
+              <w:top w:val="none" w:sz="0" w:space="0" w:color="000000"/>
+              <w:left w:val="none" w:sz="0" w:space="0" w:color="000000"/>
+              <w:right w:val="none" w:sz="0" w:space="0" w:color="000000"/>
+            </w:tcBorders>
+            <w:shd w:val="clear" w:color="auto" w:fill="FFFFFF"/>
+            <w:tcMar>
+              <w:top w:w="0" w:type="dxa"/>
+              <w:bottom w:w="0" w:type="dxa"/>
+              <w:left w:w="0" w:type="dxa"/>
+              <w:right w:w="0" w:type="dxa"/>
+            </w:tcMar>
+            <w:vAlign w:val="top"/>
+          </w:tcPr>
+          <w:p>
+            <w:pPr>
+              <w:pStyle w:val="Normal"/>
+              <w:jc w:val="center"/>
+              <w:pBdr>
+                <w:bottom w:val="none" w:sz="0" w:space="0" w:color="000000"/>
+                <w:top w:val="none" w:sz="0" w:space="0" w:color="000000"/>
+                <w:left w:val="none" w:sz="0" w:space="0" w:color="000000"/>
+                <w:right w:val="none" w:sz="0" w:space="0" w:color="000000"/>
+              </w:pBdr>
+              <w:spacing w:after="100" w:before="100" w:line="240"/>
+              <w:ind w:left="100" w:right="100" w:firstLine="0" w:firstLineChars="0"/>
+              <w:rPr>
+                <w:rFonts w:ascii="Helvetica" w:hAnsi="Helvetica" w:eastAsia="Helvetica" w:cs="Helvetica"/>
+                <w:i w:val="false"/>
+                <w:b w:val="false"/>
+                <w:u w:val="none"/>
+                <w:sz w:val="22"/>
+                <w:szCs w:val="22"/>
+                <w:color w:val="000000"/>
+              </w:rPr>
+            </w:pPr>
+            <w:r>
+              <w:rPr>
+                <w:rFonts w:ascii="Helvetica" w:hAnsi="Helvetica" w:eastAsia="Helvetica" w:cs="Helvetica"/>
+                <w:i w:val="false"/>
+                <w:b w:val="false"/>
+                <w:u w:val="none"/>
+                <w:sz w:val="22"/>
+                <w:szCs w:val="22"/>
+                <w:color w:val="000000"/>
+              </w:rPr>
+              <w:t xml:space="preserve">0.023</w:t>
             </w:r>
           </w:p>
         </w:tc>
@@ -7839,113 +7839,113 @@
                 <w:szCs w:val="22"/>
                 <w:color w:val="000000"/>
               </w:rPr>
-              <w:t xml:space="preserve">0.68</w:t>
-            </w:r>
-          </w:p>
-        </w:tc>
-        <w:tc>
-          <w:tcPr>
-            <w:tcBorders>
-              <w:bottom w:val="none" w:sz="0" w:space="0" w:color="000000"/>
-              <w:top w:val="none" w:sz="0" w:space="0" w:color="000000"/>
-              <w:left w:val="none" w:sz="0" w:space="0" w:color="000000"/>
-              <w:right w:val="none" w:sz="0" w:space="0" w:color="000000"/>
-            </w:tcBorders>
-            <w:shd w:val="clear" w:color="auto" w:fill="FFFFFF"/>
-            <w:tcMar>
-              <w:top w:w="0" w:type="dxa"/>
-              <w:bottom w:w="0" w:type="dxa"/>
-              <w:left w:w="0" w:type="dxa"/>
-              <w:right w:w="0" w:type="dxa"/>
-            </w:tcMar>
-            <w:vAlign w:val="top"/>
-          </w:tcPr>
-          <w:p>
-            <w:pPr>
-              <w:pStyle w:val="Normal"/>
-              <w:jc w:val="center"/>
-              <w:pBdr>
-                <w:bottom w:val="none" w:sz="0" w:space="0" w:color="000000"/>
-                <w:top w:val="none" w:sz="0" w:space="0" w:color="000000"/>
-                <w:left w:val="none" w:sz="0" w:space="0" w:color="000000"/>
-                <w:right w:val="none" w:sz="0" w:space="0" w:color="000000"/>
-              </w:pBdr>
-              <w:spacing w:after="100" w:before="100" w:line="240"/>
-              <w:ind w:left="100" w:right="100" w:firstLine="0" w:firstLineChars="0"/>
-              <w:rPr>
-                <w:rFonts w:ascii="Helvetica" w:hAnsi="Helvetica" w:eastAsia="Helvetica" w:cs="Helvetica"/>
-                <w:i w:val="false"/>
-                <w:b w:val="false"/>
-                <w:u w:val="none"/>
-                <w:sz w:val="22"/>
-                <w:szCs w:val="22"/>
-                <w:color w:val="000000"/>
-              </w:rPr>
-            </w:pPr>
-            <w:r>
-              <w:rPr>
-                <w:rFonts w:ascii="Helvetica" w:hAnsi="Helvetica" w:eastAsia="Helvetica" w:cs="Helvetica"/>
-                <w:i w:val="false"/>
-                <w:b w:val="false"/>
-                <w:u w:val="none"/>
-                <w:sz w:val="22"/>
-                <w:szCs w:val="22"/>
-                <w:color w:val="000000"/>
-              </w:rPr>
-              <w:t xml:space="preserve">-5.5, 6.8</w:t>
-            </w:r>
-          </w:p>
-        </w:tc>
-        <w:tc>
-          <w:tcPr>
-            <w:tcBorders>
-              <w:bottom w:val="none" w:sz="0" w:space="0" w:color="000000"/>
-              <w:top w:val="none" w:sz="0" w:space="0" w:color="000000"/>
-              <w:left w:val="none" w:sz="0" w:space="0" w:color="000000"/>
-              <w:right w:val="none" w:sz="0" w:space="0" w:color="000000"/>
-            </w:tcBorders>
-            <w:shd w:val="clear" w:color="auto" w:fill="FFFFFF"/>
-            <w:tcMar>
-              <w:top w:w="0" w:type="dxa"/>
-              <w:bottom w:w="0" w:type="dxa"/>
-              <w:left w:w="0" w:type="dxa"/>
-              <w:right w:w="0" w:type="dxa"/>
-            </w:tcMar>
-            <w:vAlign w:val="top"/>
-          </w:tcPr>
-          <w:p>
-            <w:pPr>
-              <w:pStyle w:val="Normal"/>
-              <w:jc w:val="center"/>
-              <w:pBdr>
-                <w:bottom w:val="none" w:sz="0" w:space="0" w:color="000000"/>
-                <w:top w:val="none" w:sz="0" w:space="0" w:color="000000"/>
-                <w:left w:val="none" w:sz="0" w:space="0" w:color="000000"/>
-                <w:right w:val="none" w:sz="0" w:space="0" w:color="000000"/>
-              </w:pBdr>
-              <w:spacing w:after="100" w:before="100" w:line="240"/>
-              <w:ind w:left="100" w:right="100" w:firstLine="0" w:firstLineChars="0"/>
-              <w:rPr>
-                <w:rFonts w:ascii="Helvetica" w:hAnsi="Helvetica" w:eastAsia="Helvetica" w:cs="Helvetica"/>
-                <w:i w:val="false"/>
-                <w:b w:val="false"/>
-                <w:u w:val="none"/>
-                <w:sz w:val="22"/>
-                <w:szCs w:val="22"/>
-                <w:color w:val="000000"/>
-              </w:rPr>
-            </w:pPr>
-            <w:r>
-              <w:rPr>
-                <w:rFonts w:ascii="Helvetica" w:hAnsi="Helvetica" w:eastAsia="Helvetica" w:cs="Helvetica"/>
-                <w:i w:val="false"/>
-                <w:b w:val="false"/>
-                <w:u w:val="none"/>
-                <w:sz w:val="22"/>
-                <w:szCs w:val="22"/>
-                <w:color w:val="000000"/>
-              </w:rPr>
-              <w:t xml:space="preserve">0.829</w:t>
+              <w:t xml:space="preserve">0.20</w:t>
+            </w:r>
+          </w:p>
+        </w:tc>
+        <w:tc>
+          <w:tcPr>
+            <w:tcBorders>
+              <w:bottom w:val="none" w:sz="0" w:space="0" w:color="000000"/>
+              <w:top w:val="none" w:sz="0" w:space="0" w:color="000000"/>
+              <w:left w:val="none" w:sz="0" w:space="0" w:color="000000"/>
+              <w:right w:val="none" w:sz="0" w:space="0" w:color="000000"/>
+            </w:tcBorders>
+            <w:shd w:val="clear" w:color="auto" w:fill="FFFFFF"/>
+            <w:tcMar>
+              <w:top w:w="0" w:type="dxa"/>
+              <w:bottom w:w="0" w:type="dxa"/>
+              <w:left w:w="0" w:type="dxa"/>
+              <w:right w:w="0" w:type="dxa"/>
+            </w:tcMar>
+            <w:vAlign w:val="top"/>
+          </w:tcPr>
+          <w:p>
+            <w:pPr>
+              <w:pStyle w:val="Normal"/>
+              <w:jc w:val="center"/>
+              <w:pBdr>
+                <w:bottom w:val="none" w:sz="0" w:space="0" w:color="000000"/>
+                <w:top w:val="none" w:sz="0" w:space="0" w:color="000000"/>
+                <w:left w:val="none" w:sz="0" w:space="0" w:color="000000"/>
+                <w:right w:val="none" w:sz="0" w:space="0" w:color="000000"/>
+              </w:pBdr>
+              <w:spacing w:after="100" w:before="100" w:line="240"/>
+              <w:ind w:left="100" w:right="100" w:firstLine="0" w:firstLineChars="0"/>
+              <w:rPr>
+                <w:rFonts w:ascii="Helvetica" w:hAnsi="Helvetica" w:eastAsia="Helvetica" w:cs="Helvetica"/>
+                <w:i w:val="false"/>
+                <w:b w:val="false"/>
+                <w:u w:val="none"/>
+                <w:sz w:val="22"/>
+                <w:szCs w:val="22"/>
+                <w:color w:val="000000"/>
+              </w:rPr>
+            </w:pPr>
+            <w:r>
+              <w:rPr>
+                <w:rFonts w:ascii="Helvetica" w:hAnsi="Helvetica" w:eastAsia="Helvetica" w:cs="Helvetica"/>
+                <w:i w:val="false"/>
+                <w:b w:val="false"/>
+                <w:u w:val="none"/>
+                <w:sz w:val="22"/>
+                <w:szCs w:val="22"/>
+                <w:color w:val="000000"/>
+              </w:rPr>
+              <w:t xml:space="preserve">-5.9, 6.3</w:t>
+            </w:r>
+          </w:p>
+        </w:tc>
+        <w:tc>
+          <w:tcPr>
+            <w:tcBorders>
+              <w:bottom w:val="none" w:sz="0" w:space="0" w:color="000000"/>
+              <w:top w:val="none" w:sz="0" w:space="0" w:color="000000"/>
+              <w:left w:val="none" w:sz="0" w:space="0" w:color="000000"/>
+              <w:right w:val="none" w:sz="0" w:space="0" w:color="000000"/>
+            </w:tcBorders>
+            <w:shd w:val="clear" w:color="auto" w:fill="FFFFFF"/>
+            <w:tcMar>
+              <w:top w:w="0" w:type="dxa"/>
+              <w:bottom w:w="0" w:type="dxa"/>
+              <w:left w:w="0" w:type="dxa"/>
+              <w:right w:w="0" w:type="dxa"/>
+            </w:tcMar>
+            <w:vAlign w:val="top"/>
+          </w:tcPr>
+          <w:p>
+            <w:pPr>
+              <w:pStyle w:val="Normal"/>
+              <w:jc w:val="center"/>
+              <w:pBdr>
+                <w:bottom w:val="none" w:sz="0" w:space="0" w:color="000000"/>
+                <w:top w:val="none" w:sz="0" w:space="0" w:color="000000"/>
+                <w:left w:val="none" w:sz="0" w:space="0" w:color="000000"/>
+                <w:right w:val="none" w:sz="0" w:space="0" w:color="000000"/>
+              </w:pBdr>
+              <w:spacing w:after="100" w:before="100" w:line="240"/>
+              <w:ind w:left="100" w:right="100" w:firstLine="0" w:firstLineChars="0"/>
+              <w:rPr>
+                <w:rFonts w:ascii="Helvetica" w:hAnsi="Helvetica" w:eastAsia="Helvetica" w:cs="Helvetica"/>
+                <w:i w:val="false"/>
+                <w:b w:val="false"/>
+                <w:u w:val="none"/>
+                <w:sz w:val="22"/>
+                <w:szCs w:val="22"/>
+                <w:color w:val="000000"/>
+              </w:rPr>
+            </w:pPr>
+            <w:r>
+              <w:rPr>
+                <w:rFonts w:ascii="Helvetica" w:hAnsi="Helvetica" w:eastAsia="Helvetica" w:cs="Helvetica"/>
+                <w:i w:val="false"/>
+                <w:b w:val="false"/>
+                <w:u w:val="none"/>
+                <w:sz w:val="22"/>
+                <w:szCs w:val="22"/>
+                <w:color w:val="000000"/>
+              </w:rPr>
+              <w:t xml:space="preserve">0.949</w:t>
             </w:r>
           </w:p>
         </w:tc>
@@ -8322,113 +8322,113 @@
                 <w:szCs w:val="22"/>
                 <w:color w:val="000000"/>
               </w:rPr>
-              <w:t xml:space="preserve">-4.1</w:t>
-            </w:r>
-          </w:p>
-        </w:tc>
-        <w:tc>
-          <w:tcPr>
-            <w:tcBorders>
-              <w:bottom w:val="none" w:sz="0" w:space="0" w:color="000000"/>
-              <w:top w:val="none" w:sz="0" w:space="0" w:color="000000"/>
-              <w:left w:val="none" w:sz="0" w:space="0" w:color="000000"/>
-              <w:right w:val="none" w:sz="0" w:space="0" w:color="000000"/>
-            </w:tcBorders>
-            <w:shd w:val="clear" w:color="auto" w:fill="FFFFFF"/>
-            <w:tcMar>
-              <w:top w:w="0" w:type="dxa"/>
-              <w:bottom w:w="0" w:type="dxa"/>
-              <w:left w:w="0" w:type="dxa"/>
-              <w:right w:w="0" w:type="dxa"/>
-            </w:tcMar>
-            <w:vAlign w:val="top"/>
-          </w:tcPr>
-          <w:p>
-            <w:pPr>
-              <w:pStyle w:val="Normal"/>
-              <w:jc w:val="center"/>
-              <w:pBdr>
-                <w:bottom w:val="none" w:sz="0" w:space="0" w:color="000000"/>
-                <w:top w:val="none" w:sz="0" w:space="0" w:color="000000"/>
-                <w:left w:val="none" w:sz="0" w:space="0" w:color="000000"/>
-                <w:right w:val="none" w:sz="0" w:space="0" w:color="000000"/>
-              </w:pBdr>
-              <w:spacing w:after="100" w:before="100" w:line="240"/>
-              <w:ind w:left="100" w:right="100" w:firstLine="0" w:firstLineChars="0"/>
-              <w:rPr>
-                <w:rFonts w:ascii="Helvetica" w:hAnsi="Helvetica" w:eastAsia="Helvetica" w:cs="Helvetica"/>
-                <w:i w:val="false"/>
-                <w:b w:val="false"/>
-                <w:u w:val="none"/>
-                <w:sz w:val="22"/>
-                <w:szCs w:val="22"/>
-                <w:color w:val="000000"/>
-              </w:rPr>
-            </w:pPr>
-            <w:r>
-              <w:rPr>
-                <w:rFonts w:ascii="Helvetica" w:hAnsi="Helvetica" w:eastAsia="Helvetica" w:cs="Helvetica"/>
-                <w:i w:val="false"/>
-                <w:b w:val="false"/>
-                <w:u w:val="none"/>
-                <w:sz w:val="22"/>
-                <w:szCs w:val="22"/>
-                <w:color w:val="000000"/>
-              </w:rPr>
-              <w:t xml:space="preserve">-11, 2.9</w:t>
-            </w:r>
-          </w:p>
-        </w:tc>
-        <w:tc>
-          <w:tcPr>
-            <w:tcBorders>
-              <w:bottom w:val="none" w:sz="0" w:space="0" w:color="000000"/>
-              <w:top w:val="none" w:sz="0" w:space="0" w:color="000000"/>
-              <w:left w:val="none" w:sz="0" w:space="0" w:color="000000"/>
-              <w:right w:val="none" w:sz="0" w:space="0" w:color="000000"/>
-            </w:tcBorders>
-            <w:shd w:val="clear" w:color="auto" w:fill="FFFFFF"/>
-            <w:tcMar>
-              <w:top w:w="0" w:type="dxa"/>
-              <w:bottom w:w="0" w:type="dxa"/>
-              <w:left w:w="0" w:type="dxa"/>
-              <w:right w:w="0" w:type="dxa"/>
-            </w:tcMar>
-            <w:vAlign w:val="top"/>
-          </w:tcPr>
-          <w:p>
-            <w:pPr>
-              <w:pStyle w:val="Normal"/>
-              <w:jc w:val="center"/>
-              <w:pBdr>
-                <w:bottom w:val="none" w:sz="0" w:space="0" w:color="000000"/>
-                <w:top w:val="none" w:sz="0" w:space="0" w:color="000000"/>
-                <w:left w:val="none" w:sz="0" w:space="0" w:color="000000"/>
-                <w:right w:val="none" w:sz="0" w:space="0" w:color="000000"/>
-              </w:pBdr>
-              <w:spacing w:after="100" w:before="100" w:line="240"/>
-              <w:ind w:left="100" w:right="100" w:firstLine="0" w:firstLineChars="0"/>
-              <w:rPr>
-                <w:rFonts w:ascii="Helvetica" w:hAnsi="Helvetica" w:eastAsia="Helvetica" w:cs="Helvetica"/>
-                <w:i w:val="false"/>
-                <w:b w:val="false"/>
-                <w:u w:val="none"/>
-                <w:sz w:val="22"/>
-                <w:szCs w:val="22"/>
-                <w:color w:val="000000"/>
-              </w:rPr>
-            </w:pPr>
-            <w:r>
-              <w:rPr>
-                <w:rFonts w:ascii="Helvetica" w:hAnsi="Helvetica" w:eastAsia="Helvetica" w:cs="Helvetica"/>
-                <w:i w:val="false"/>
-                <w:b w:val="false"/>
-                <w:u w:val="none"/>
-                <w:sz w:val="22"/>
-                <w:szCs w:val="22"/>
-                <w:color w:val="000000"/>
-              </w:rPr>
-              <w:t xml:space="preserve">0.251</w:t>
+              <w:t xml:space="preserve">-5.4</w:t>
+            </w:r>
+          </w:p>
+        </w:tc>
+        <w:tc>
+          <w:tcPr>
+            <w:tcBorders>
+              <w:bottom w:val="none" w:sz="0" w:space="0" w:color="000000"/>
+              <w:top w:val="none" w:sz="0" w:space="0" w:color="000000"/>
+              <w:left w:val="none" w:sz="0" w:space="0" w:color="000000"/>
+              <w:right w:val="none" w:sz="0" w:space="0" w:color="000000"/>
+            </w:tcBorders>
+            <w:shd w:val="clear" w:color="auto" w:fill="FFFFFF"/>
+            <w:tcMar>
+              <w:top w:w="0" w:type="dxa"/>
+              <w:bottom w:w="0" w:type="dxa"/>
+              <w:left w:w="0" w:type="dxa"/>
+              <w:right w:w="0" w:type="dxa"/>
+            </w:tcMar>
+            <w:vAlign w:val="top"/>
+          </w:tcPr>
+          <w:p>
+            <w:pPr>
+              <w:pStyle w:val="Normal"/>
+              <w:jc w:val="center"/>
+              <w:pBdr>
+                <w:bottom w:val="none" w:sz="0" w:space="0" w:color="000000"/>
+                <w:top w:val="none" w:sz="0" w:space="0" w:color="000000"/>
+                <w:left w:val="none" w:sz="0" w:space="0" w:color="000000"/>
+                <w:right w:val="none" w:sz="0" w:space="0" w:color="000000"/>
+              </w:pBdr>
+              <w:spacing w:after="100" w:before="100" w:line="240"/>
+              <w:ind w:left="100" w:right="100" w:firstLine="0" w:firstLineChars="0"/>
+              <w:rPr>
+                <w:rFonts w:ascii="Helvetica" w:hAnsi="Helvetica" w:eastAsia="Helvetica" w:cs="Helvetica"/>
+                <w:i w:val="false"/>
+                <w:b w:val="false"/>
+                <w:u w:val="none"/>
+                <w:sz w:val="22"/>
+                <w:szCs w:val="22"/>
+                <w:color w:val="000000"/>
+              </w:rPr>
+            </w:pPr>
+            <w:r>
+              <w:rPr>
+                <w:rFonts w:ascii="Helvetica" w:hAnsi="Helvetica" w:eastAsia="Helvetica" w:cs="Helvetica"/>
+                <w:i w:val="false"/>
+                <w:b w:val="false"/>
+                <w:u w:val="none"/>
+                <w:sz w:val="22"/>
+                <w:szCs w:val="22"/>
+                <w:color w:val="000000"/>
+              </w:rPr>
+              <w:t xml:space="preserve">-12, 1.6</w:t>
+            </w:r>
+          </w:p>
+        </w:tc>
+        <w:tc>
+          <w:tcPr>
+            <w:tcBorders>
+              <w:bottom w:val="none" w:sz="0" w:space="0" w:color="000000"/>
+              <w:top w:val="none" w:sz="0" w:space="0" w:color="000000"/>
+              <w:left w:val="none" w:sz="0" w:space="0" w:color="000000"/>
+              <w:right w:val="none" w:sz="0" w:space="0" w:color="000000"/>
+            </w:tcBorders>
+            <w:shd w:val="clear" w:color="auto" w:fill="FFFFFF"/>
+            <w:tcMar>
+              <w:top w:w="0" w:type="dxa"/>
+              <w:bottom w:w="0" w:type="dxa"/>
+              <w:left w:w="0" w:type="dxa"/>
+              <w:right w:w="0" w:type="dxa"/>
+            </w:tcMar>
+            <w:vAlign w:val="top"/>
+          </w:tcPr>
+          <w:p>
+            <w:pPr>
+              <w:pStyle w:val="Normal"/>
+              <w:jc w:val="center"/>
+              <w:pBdr>
+                <w:bottom w:val="none" w:sz="0" w:space="0" w:color="000000"/>
+                <w:top w:val="none" w:sz="0" w:space="0" w:color="000000"/>
+                <w:left w:val="none" w:sz="0" w:space="0" w:color="000000"/>
+                <w:right w:val="none" w:sz="0" w:space="0" w:color="000000"/>
+              </w:pBdr>
+              <w:spacing w:after="100" w:before="100" w:line="240"/>
+              <w:ind w:left="100" w:right="100" w:firstLine="0" w:firstLineChars="0"/>
+              <w:rPr>
+                <w:rFonts w:ascii="Helvetica" w:hAnsi="Helvetica" w:eastAsia="Helvetica" w:cs="Helvetica"/>
+                <w:i w:val="false"/>
+                <w:b w:val="false"/>
+                <w:u w:val="none"/>
+                <w:sz w:val="22"/>
+                <w:szCs w:val="22"/>
+                <w:color w:val="000000"/>
+              </w:rPr>
+            </w:pPr>
+            <w:r>
+              <w:rPr>
+                <w:rFonts w:ascii="Helvetica" w:hAnsi="Helvetica" w:eastAsia="Helvetica" w:cs="Helvetica"/>
+                <w:i w:val="false"/>
+                <w:b w:val="false"/>
+                <w:u w:val="none"/>
+                <w:sz w:val="22"/>
+                <w:szCs w:val="22"/>
+                <w:color w:val="000000"/>
+              </w:rPr>
+              <w:t xml:space="preserve">0.132</w:t>
             </w:r>
           </w:p>
         </w:tc>
@@ -8805,113 +8805,113 @@
                 <w:szCs w:val="22"/>
                 <w:color w:val="000000"/>
               </w:rPr>
-              <w:t xml:space="preserve">-2.6</w:t>
-            </w:r>
-          </w:p>
-        </w:tc>
-        <w:tc>
-          <w:tcPr>
-            <w:tcBorders>
-              <w:bottom w:val="none" w:sz="0" w:space="0" w:color="000000"/>
-              <w:top w:val="none" w:sz="0" w:space="0" w:color="000000"/>
-              <w:left w:val="none" w:sz="0" w:space="0" w:color="000000"/>
-              <w:right w:val="none" w:sz="0" w:space="0" w:color="000000"/>
-            </w:tcBorders>
-            <w:shd w:val="clear" w:color="auto" w:fill="FFFFFF"/>
-            <w:tcMar>
-              <w:top w:w="0" w:type="dxa"/>
-              <w:bottom w:w="0" w:type="dxa"/>
-              <w:left w:w="0" w:type="dxa"/>
-              <w:right w:w="0" w:type="dxa"/>
-            </w:tcMar>
-            <w:vAlign w:val="top"/>
-          </w:tcPr>
-          <w:p>
-            <w:pPr>
-              <w:pStyle w:val="Normal"/>
-              <w:jc w:val="center"/>
-              <w:pBdr>
-                <w:bottom w:val="none" w:sz="0" w:space="0" w:color="000000"/>
-                <w:top w:val="none" w:sz="0" w:space="0" w:color="000000"/>
-                <w:left w:val="none" w:sz="0" w:space="0" w:color="000000"/>
-                <w:right w:val="none" w:sz="0" w:space="0" w:color="000000"/>
-              </w:pBdr>
-              <w:spacing w:after="100" w:before="100" w:line="240"/>
-              <w:ind w:left="100" w:right="100" w:firstLine="0" w:firstLineChars="0"/>
-              <w:rPr>
-                <w:rFonts w:ascii="Helvetica" w:hAnsi="Helvetica" w:eastAsia="Helvetica" w:cs="Helvetica"/>
-                <w:i w:val="false"/>
-                <w:b w:val="false"/>
-                <w:u w:val="none"/>
-                <w:sz w:val="22"/>
-                <w:szCs w:val="22"/>
-                <w:color w:val="000000"/>
-              </w:rPr>
-            </w:pPr>
-            <w:r>
-              <w:rPr>
-                <w:rFonts w:ascii="Helvetica" w:hAnsi="Helvetica" w:eastAsia="Helvetica" w:cs="Helvetica"/>
-                <w:i w:val="false"/>
-                <w:b w:val="false"/>
-                <w:u w:val="none"/>
-                <w:sz w:val="22"/>
-                <w:szCs w:val="22"/>
-                <w:color w:val="000000"/>
-              </w:rPr>
-              <w:t xml:space="preserve">-8.1, 3.0</w:t>
-            </w:r>
-          </w:p>
-        </w:tc>
-        <w:tc>
-          <w:tcPr>
-            <w:tcBorders>
-              <w:bottom w:val="none" w:sz="0" w:space="0" w:color="000000"/>
-              <w:top w:val="none" w:sz="0" w:space="0" w:color="000000"/>
-              <w:left w:val="none" w:sz="0" w:space="0" w:color="000000"/>
-              <w:right w:val="none" w:sz="0" w:space="0" w:color="000000"/>
-            </w:tcBorders>
-            <w:shd w:val="clear" w:color="auto" w:fill="FFFFFF"/>
-            <w:tcMar>
-              <w:top w:w="0" w:type="dxa"/>
-              <w:bottom w:w="0" w:type="dxa"/>
-              <w:left w:w="0" w:type="dxa"/>
-              <w:right w:w="0" w:type="dxa"/>
-            </w:tcMar>
-            <w:vAlign w:val="top"/>
-          </w:tcPr>
-          <w:p>
-            <w:pPr>
-              <w:pStyle w:val="Normal"/>
-              <w:jc w:val="center"/>
-              <w:pBdr>
-                <w:bottom w:val="none" w:sz="0" w:space="0" w:color="000000"/>
-                <w:top w:val="none" w:sz="0" w:space="0" w:color="000000"/>
-                <w:left w:val="none" w:sz="0" w:space="0" w:color="000000"/>
-                <w:right w:val="none" w:sz="0" w:space="0" w:color="000000"/>
-              </w:pBdr>
-              <w:spacing w:after="100" w:before="100" w:line="240"/>
-              <w:ind w:left="100" w:right="100" w:firstLine="0" w:firstLineChars="0"/>
-              <w:rPr>
-                <w:rFonts w:ascii="Helvetica" w:hAnsi="Helvetica" w:eastAsia="Helvetica" w:cs="Helvetica"/>
-                <w:i w:val="false"/>
-                <w:b w:val="false"/>
-                <w:u w:val="none"/>
-                <w:sz w:val="22"/>
-                <w:szCs w:val="22"/>
-                <w:color w:val="000000"/>
-              </w:rPr>
-            </w:pPr>
-            <w:r>
-              <w:rPr>
-                <w:rFonts w:ascii="Helvetica" w:hAnsi="Helvetica" w:eastAsia="Helvetica" w:cs="Helvetica"/>
-                <w:i w:val="false"/>
-                <w:b w:val="false"/>
-                <w:u w:val="none"/>
-                <w:sz w:val="22"/>
-                <w:szCs w:val="22"/>
-                <w:color w:val="000000"/>
-              </w:rPr>
-              <w:t xml:space="preserve">0.366</w:t>
+              <w:t xml:space="preserve">-3.0</w:t>
+            </w:r>
+          </w:p>
+        </w:tc>
+        <w:tc>
+          <w:tcPr>
+            <w:tcBorders>
+              <w:bottom w:val="none" w:sz="0" w:space="0" w:color="000000"/>
+              <w:top w:val="none" w:sz="0" w:space="0" w:color="000000"/>
+              <w:left w:val="none" w:sz="0" w:space="0" w:color="000000"/>
+              <w:right w:val="none" w:sz="0" w:space="0" w:color="000000"/>
+            </w:tcBorders>
+            <w:shd w:val="clear" w:color="auto" w:fill="FFFFFF"/>
+            <w:tcMar>
+              <w:top w:w="0" w:type="dxa"/>
+              <w:bottom w:w="0" w:type="dxa"/>
+              <w:left w:w="0" w:type="dxa"/>
+              <w:right w:w="0" w:type="dxa"/>
+            </w:tcMar>
+            <w:vAlign w:val="top"/>
+          </w:tcPr>
+          <w:p>
+            <w:pPr>
+              <w:pStyle w:val="Normal"/>
+              <w:jc w:val="center"/>
+              <w:pBdr>
+                <w:bottom w:val="none" w:sz="0" w:space="0" w:color="000000"/>
+                <w:top w:val="none" w:sz="0" w:space="0" w:color="000000"/>
+                <w:left w:val="none" w:sz="0" w:space="0" w:color="000000"/>
+                <w:right w:val="none" w:sz="0" w:space="0" w:color="000000"/>
+              </w:pBdr>
+              <w:spacing w:after="100" w:before="100" w:line="240"/>
+              <w:ind w:left="100" w:right="100" w:firstLine="0" w:firstLineChars="0"/>
+              <w:rPr>
+                <w:rFonts w:ascii="Helvetica" w:hAnsi="Helvetica" w:eastAsia="Helvetica" w:cs="Helvetica"/>
+                <w:i w:val="false"/>
+                <w:b w:val="false"/>
+                <w:u w:val="none"/>
+                <w:sz w:val="22"/>
+                <w:szCs w:val="22"/>
+                <w:color w:val="000000"/>
+              </w:rPr>
+            </w:pPr>
+            <w:r>
+              <w:rPr>
+                <w:rFonts w:ascii="Helvetica" w:hAnsi="Helvetica" w:eastAsia="Helvetica" w:cs="Helvetica"/>
+                <w:i w:val="false"/>
+                <w:b w:val="false"/>
+                <w:u w:val="none"/>
+                <w:sz w:val="22"/>
+                <w:szCs w:val="22"/>
+                <w:color w:val="000000"/>
+              </w:rPr>
+              <w:t xml:space="preserve">-8.4, 2.4</w:t>
+            </w:r>
+          </w:p>
+        </w:tc>
+        <w:tc>
+          <w:tcPr>
+            <w:tcBorders>
+              <w:bottom w:val="none" w:sz="0" w:space="0" w:color="000000"/>
+              <w:top w:val="none" w:sz="0" w:space="0" w:color="000000"/>
+              <w:left w:val="none" w:sz="0" w:space="0" w:color="000000"/>
+              <w:right w:val="none" w:sz="0" w:space="0" w:color="000000"/>
+            </w:tcBorders>
+            <w:shd w:val="clear" w:color="auto" w:fill="FFFFFF"/>
+            <w:tcMar>
+              <w:top w:w="0" w:type="dxa"/>
+              <w:bottom w:w="0" w:type="dxa"/>
+              <w:left w:w="0" w:type="dxa"/>
+              <w:right w:w="0" w:type="dxa"/>
+            </w:tcMar>
+            <w:vAlign w:val="top"/>
+          </w:tcPr>
+          <w:p>
+            <w:pPr>
+              <w:pStyle w:val="Normal"/>
+              <w:jc w:val="center"/>
+              <w:pBdr>
+                <w:bottom w:val="none" w:sz="0" w:space="0" w:color="000000"/>
+                <w:top w:val="none" w:sz="0" w:space="0" w:color="000000"/>
+                <w:left w:val="none" w:sz="0" w:space="0" w:color="000000"/>
+                <w:right w:val="none" w:sz="0" w:space="0" w:color="000000"/>
+              </w:pBdr>
+              <w:spacing w:after="100" w:before="100" w:line="240"/>
+              <w:ind w:left="100" w:right="100" w:firstLine="0" w:firstLineChars="0"/>
+              <w:rPr>
+                <w:rFonts w:ascii="Helvetica" w:hAnsi="Helvetica" w:eastAsia="Helvetica" w:cs="Helvetica"/>
+                <w:i w:val="false"/>
+                <w:b w:val="false"/>
+                <w:u w:val="none"/>
+                <w:sz w:val="22"/>
+                <w:szCs w:val="22"/>
+                <w:color w:val="000000"/>
+              </w:rPr>
+            </w:pPr>
+            <w:r>
+              <w:rPr>
+                <w:rFonts w:ascii="Helvetica" w:hAnsi="Helvetica" w:eastAsia="Helvetica" w:cs="Helvetica"/>
+                <w:i w:val="false"/>
+                <w:b w:val="false"/>
+                <w:u w:val="none"/>
+                <w:sz w:val="22"/>
+                <w:szCs w:val="22"/>
+                <w:color w:val="000000"/>
+              </w:rPr>
+              <w:t xml:space="preserve">0.280</w:t>
             </w:r>
           </w:p>
         </w:tc>
@@ -9288,113 +9288,113 @@
                 <w:szCs w:val="22"/>
                 <w:color w:val="000000"/>
               </w:rPr>
-              <w:t xml:space="preserve">6.0</w:t>
-            </w:r>
-          </w:p>
-        </w:tc>
-        <w:tc>
-          <w:tcPr>
-            <w:tcBorders>
-              <w:bottom w:val="none" w:sz="0" w:space="0" w:color="000000"/>
-              <w:top w:val="none" w:sz="0" w:space="0" w:color="000000"/>
-              <w:left w:val="none" w:sz="0" w:space="0" w:color="000000"/>
-              <w:right w:val="none" w:sz="0" w:space="0" w:color="000000"/>
-            </w:tcBorders>
-            <w:shd w:val="clear" w:color="auto" w:fill="FFFFFF"/>
-            <w:tcMar>
-              <w:top w:w="0" w:type="dxa"/>
-              <w:bottom w:w="0" w:type="dxa"/>
-              <w:left w:w="0" w:type="dxa"/>
-              <w:right w:w="0" w:type="dxa"/>
-            </w:tcMar>
-            <w:vAlign w:val="top"/>
-          </w:tcPr>
-          <w:p>
-            <w:pPr>
-              <w:pStyle w:val="Normal"/>
-              <w:jc w:val="center"/>
-              <w:pBdr>
-                <w:bottom w:val="none" w:sz="0" w:space="0" w:color="000000"/>
-                <w:top w:val="none" w:sz="0" w:space="0" w:color="000000"/>
-                <w:left w:val="none" w:sz="0" w:space="0" w:color="000000"/>
-                <w:right w:val="none" w:sz="0" w:space="0" w:color="000000"/>
-              </w:pBdr>
-              <w:spacing w:after="100" w:before="100" w:line="240"/>
-              <w:ind w:left="100" w:right="100" w:firstLine="0" w:firstLineChars="0"/>
-              <w:rPr>
-                <w:rFonts w:ascii="Helvetica" w:hAnsi="Helvetica" w:eastAsia="Helvetica" w:cs="Helvetica"/>
-                <w:i w:val="false"/>
-                <w:b w:val="false"/>
-                <w:u w:val="none"/>
-                <w:sz w:val="22"/>
-                <w:szCs w:val="22"/>
-                <w:color w:val="000000"/>
-              </w:rPr>
-            </w:pPr>
-            <w:r>
-              <w:rPr>
-                <w:rFonts w:ascii="Helvetica" w:hAnsi="Helvetica" w:eastAsia="Helvetica" w:cs="Helvetica"/>
-                <w:i w:val="false"/>
-                <w:b w:val="false"/>
-                <w:u w:val="none"/>
-                <w:sz w:val="22"/>
-                <w:szCs w:val="22"/>
-                <w:color w:val="000000"/>
-              </w:rPr>
-              <w:t xml:space="preserve">0.19, 12</w:t>
-            </w:r>
-          </w:p>
-        </w:tc>
-        <w:tc>
-          <w:tcPr>
-            <w:tcBorders>
-              <w:bottom w:val="none" w:sz="0" w:space="0" w:color="000000"/>
-              <w:top w:val="none" w:sz="0" w:space="0" w:color="000000"/>
-              <w:left w:val="none" w:sz="0" w:space="0" w:color="000000"/>
-              <w:right w:val="none" w:sz="0" w:space="0" w:color="000000"/>
-            </w:tcBorders>
-            <w:shd w:val="clear" w:color="auto" w:fill="FFFFFF"/>
-            <w:tcMar>
-              <w:top w:w="0" w:type="dxa"/>
-              <w:bottom w:w="0" w:type="dxa"/>
-              <w:left w:w="0" w:type="dxa"/>
-              <w:right w:w="0" w:type="dxa"/>
-            </w:tcMar>
-            <w:vAlign w:val="top"/>
-          </w:tcPr>
-          <w:p>
-            <w:pPr>
-              <w:pStyle w:val="Normal"/>
-              <w:jc w:val="center"/>
-              <w:pBdr>
-                <w:bottom w:val="none" w:sz="0" w:space="0" w:color="000000"/>
-                <w:top w:val="none" w:sz="0" w:space="0" w:color="000000"/>
-                <w:left w:val="none" w:sz="0" w:space="0" w:color="000000"/>
-                <w:right w:val="none" w:sz="0" w:space="0" w:color="000000"/>
-              </w:pBdr>
-              <w:spacing w:after="100" w:before="100" w:line="240"/>
-              <w:ind w:left="100" w:right="100" w:firstLine="0" w:firstLineChars="0"/>
-              <w:rPr>
-                <w:rFonts w:ascii="Helvetica" w:hAnsi="Helvetica" w:eastAsia="Helvetica" w:cs="Helvetica"/>
-                <w:i w:val="false"/>
-                <w:b w:val="false"/>
-                <w:u w:val="none"/>
-                <w:sz w:val="22"/>
-                <w:szCs w:val="22"/>
-                <w:color w:val="000000"/>
-              </w:rPr>
-            </w:pPr>
-            <w:r>
-              <w:rPr>
-                <w:rFonts w:ascii="Helvetica" w:hAnsi="Helvetica" w:eastAsia="Helvetica" w:cs="Helvetica"/>
-                <w:i w:val="false"/>
-                <w:b w:val="false"/>
-                <w:u w:val="none"/>
-                <w:sz w:val="22"/>
-                <w:szCs w:val="22"/>
-                <w:color w:val="000000"/>
-              </w:rPr>
-              <w:t xml:space="preserve">0.043</w:t>
+              <w:t xml:space="preserve">5.1</w:t>
+            </w:r>
+          </w:p>
+        </w:tc>
+        <w:tc>
+          <w:tcPr>
+            <w:tcBorders>
+              <w:bottom w:val="none" w:sz="0" w:space="0" w:color="000000"/>
+              <w:top w:val="none" w:sz="0" w:space="0" w:color="000000"/>
+              <w:left w:val="none" w:sz="0" w:space="0" w:color="000000"/>
+              <w:right w:val="none" w:sz="0" w:space="0" w:color="000000"/>
+            </w:tcBorders>
+            <w:shd w:val="clear" w:color="auto" w:fill="FFFFFF"/>
+            <w:tcMar>
+              <w:top w:w="0" w:type="dxa"/>
+              <w:bottom w:w="0" w:type="dxa"/>
+              <w:left w:w="0" w:type="dxa"/>
+              <w:right w:w="0" w:type="dxa"/>
+            </w:tcMar>
+            <w:vAlign w:val="top"/>
+          </w:tcPr>
+          <w:p>
+            <w:pPr>
+              <w:pStyle w:val="Normal"/>
+              <w:jc w:val="center"/>
+              <w:pBdr>
+                <w:bottom w:val="none" w:sz="0" w:space="0" w:color="000000"/>
+                <w:top w:val="none" w:sz="0" w:space="0" w:color="000000"/>
+                <w:left w:val="none" w:sz="0" w:space="0" w:color="000000"/>
+                <w:right w:val="none" w:sz="0" w:space="0" w:color="000000"/>
+              </w:pBdr>
+              <w:spacing w:after="100" w:before="100" w:line="240"/>
+              <w:ind w:left="100" w:right="100" w:firstLine="0" w:firstLineChars="0"/>
+              <w:rPr>
+                <w:rFonts w:ascii="Helvetica" w:hAnsi="Helvetica" w:eastAsia="Helvetica" w:cs="Helvetica"/>
+                <w:i w:val="false"/>
+                <w:b w:val="false"/>
+                <w:u w:val="none"/>
+                <w:sz w:val="22"/>
+                <w:szCs w:val="22"/>
+                <w:color w:val="000000"/>
+              </w:rPr>
+            </w:pPr>
+            <w:r>
+              <w:rPr>
+                <w:rFonts w:ascii="Helvetica" w:hAnsi="Helvetica" w:eastAsia="Helvetica" w:cs="Helvetica"/>
+                <w:i w:val="false"/>
+                <w:b w:val="false"/>
+                <w:u w:val="none"/>
+                <w:sz w:val="22"/>
+                <w:szCs w:val="22"/>
+                <w:color w:val="000000"/>
+              </w:rPr>
+              <w:t xml:space="preserve">-0.58, 11</w:t>
+            </w:r>
+          </w:p>
+        </w:tc>
+        <w:tc>
+          <w:tcPr>
+            <w:tcBorders>
+              <w:bottom w:val="none" w:sz="0" w:space="0" w:color="000000"/>
+              <w:top w:val="none" w:sz="0" w:space="0" w:color="000000"/>
+              <w:left w:val="none" w:sz="0" w:space="0" w:color="000000"/>
+              <w:right w:val="none" w:sz="0" w:space="0" w:color="000000"/>
+            </w:tcBorders>
+            <w:shd w:val="clear" w:color="auto" w:fill="FFFFFF"/>
+            <w:tcMar>
+              <w:top w:w="0" w:type="dxa"/>
+              <w:bottom w:w="0" w:type="dxa"/>
+              <w:left w:w="0" w:type="dxa"/>
+              <w:right w:w="0" w:type="dxa"/>
+            </w:tcMar>
+            <w:vAlign w:val="top"/>
+          </w:tcPr>
+          <w:p>
+            <w:pPr>
+              <w:pStyle w:val="Normal"/>
+              <w:jc w:val="center"/>
+              <w:pBdr>
+                <w:bottom w:val="none" w:sz="0" w:space="0" w:color="000000"/>
+                <w:top w:val="none" w:sz="0" w:space="0" w:color="000000"/>
+                <w:left w:val="none" w:sz="0" w:space="0" w:color="000000"/>
+                <w:right w:val="none" w:sz="0" w:space="0" w:color="000000"/>
+              </w:pBdr>
+              <w:spacing w:after="100" w:before="100" w:line="240"/>
+              <w:ind w:left="100" w:right="100" w:firstLine="0" w:firstLineChars="0"/>
+              <w:rPr>
+                <w:rFonts w:ascii="Helvetica" w:hAnsi="Helvetica" w:eastAsia="Helvetica" w:cs="Helvetica"/>
+                <w:i w:val="false"/>
+                <w:b w:val="false"/>
+                <w:u w:val="none"/>
+                <w:sz w:val="22"/>
+                <w:szCs w:val="22"/>
+                <w:color w:val="000000"/>
+              </w:rPr>
+            </w:pPr>
+            <w:r>
+              <w:rPr>
+                <w:rFonts w:ascii="Helvetica" w:hAnsi="Helvetica" w:eastAsia="Helvetica" w:cs="Helvetica"/>
+                <w:i w:val="false"/>
+                <w:b w:val="false"/>
+                <w:u w:val="none"/>
+                <w:sz w:val="22"/>
+                <w:szCs w:val="22"/>
+                <w:color w:val="000000"/>
+              </w:rPr>
+              <w:t xml:space="preserve">0.078</w:t>
             </w:r>
           </w:p>
         </w:tc>
@@ -9771,113 +9771,113 @@
                 <w:szCs w:val="22"/>
                 <w:color w:val="000000"/>
               </w:rPr>
-              <w:t xml:space="preserve">1.4</w:t>
-            </w:r>
-          </w:p>
-        </w:tc>
-        <w:tc>
-          <w:tcPr>
-            <w:tcBorders>
-              <w:bottom w:val="none" w:sz="0" w:space="0" w:color="000000"/>
-              <w:top w:val="none" w:sz="0" w:space="0" w:color="000000"/>
-              <w:left w:val="none" w:sz="0" w:space="0" w:color="000000"/>
-              <w:right w:val="none" w:sz="0" w:space="0" w:color="000000"/>
-            </w:tcBorders>
-            <w:shd w:val="clear" w:color="auto" w:fill="FFFFFF"/>
-            <w:tcMar>
-              <w:top w:w="0" w:type="dxa"/>
-              <w:bottom w:w="0" w:type="dxa"/>
-              <w:left w:w="0" w:type="dxa"/>
-              <w:right w:w="0" w:type="dxa"/>
-            </w:tcMar>
-            <w:vAlign w:val="top"/>
-          </w:tcPr>
-          <w:p>
-            <w:pPr>
-              <w:pStyle w:val="Normal"/>
-              <w:jc w:val="center"/>
-              <w:pBdr>
-                <w:bottom w:val="none" w:sz="0" w:space="0" w:color="000000"/>
-                <w:top w:val="none" w:sz="0" w:space="0" w:color="000000"/>
-                <w:left w:val="none" w:sz="0" w:space="0" w:color="000000"/>
-                <w:right w:val="none" w:sz="0" w:space="0" w:color="000000"/>
-              </w:pBdr>
-              <w:spacing w:after="100" w:before="100" w:line="240"/>
-              <w:ind w:left="100" w:right="100" w:firstLine="0" w:firstLineChars="0"/>
-              <w:rPr>
-                <w:rFonts w:ascii="Helvetica" w:hAnsi="Helvetica" w:eastAsia="Helvetica" w:cs="Helvetica"/>
-                <w:i w:val="false"/>
-                <w:b w:val="false"/>
-                <w:u w:val="none"/>
-                <w:sz w:val="22"/>
-                <w:szCs w:val="22"/>
-                <w:color w:val="000000"/>
-              </w:rPr>
-            </w:pPr>
-            <w:r>
-              <w:rPr>
-                <w:rFonts w:ascii="Helvetica" w:hAnsi="Helvetica" w:eastAsia="Helvetica" w:cs="Helvetica"/>
-                <w:i w:val="false"/>
-                <w:b w:val="false"/>
-                <w:u w:val="none"/>
-                <w:sz w:val="22"/>
-                <w:szCs w:val="22"/>
-                <w:color w:val="000000"/>
-              </w:rPr>
-              <w:t xml:space="preserve">-5.8, 8.6</w:t>
-            </w:r>
-          </w:p>
-        </w:tc>
-        <w:tc>
-          <w:tcPr>
-            <w:tcBorders>
-              <w:bottom w:val="none" w:sz="0" w:space="0" w:color="000000"/>
-              <w:top w:val="none" w:sz="0" w:space="0" w:color="000000"/>
-              <w:left w:val="none" w:sz="0" w:space="0" w:color="000000"/>
-              <w:right w:val="none" w:sz="0" w:space="0" w:color="000000"/>
-            </w:tcBorders>
-            <w:shd w:val="clear" w:color="auto" w:fill="FFFFFF"/>
-            <w:tcMar>
-              <w:top w:w="0" w:type="dxa"/>
-              <w:bottom w:w="0" w:type="dxa"/>
-              <w:left w:w="0" w:type="dxa"/>
-              <w:right w:w="0" w:type="dxa"/>
-            </w:tcMar>
-            <w:vAlign w:val="top"/>
-          </w:tcPr>
-          <w:p>
-            <w:pPr>
-              <w:pStyle w:val="Normal"/>
-              <w:jc w:val="center"/>
-              <w:pBdr>
-                <w:bottom w:val="none" w:sz="0" w:space="0" w:color="000000"/>
-                <w:top w:val="none" w:sz="0" w:space="0" w:color="000000"/>
-                <w:left w:val="none" w:sz="0" w:space="0" w:color="000000"/>
-                <w:right w:val="none" w:sz="0" w:space="0" w:color="000000"/>
-              </w:pBdr>
-              <w:spacing w:after="100" w:before="100" w:line="240"/>
-              <w:ind w:left="100" w:right="100" w:firstLine="0" w:firstLineChars="0"/>
-              <w:rPr>
-                <w:rFonts w:ascii="Helvetica" w:hAnsi="Helvetica" w:eastAsia="Helvetica" w:cs="Helvetica"/>
-                <w:i w:val="false"/>
-                <w:b w:val="false"/>
-                <w:u w:val="none"/>
-                <w:sz w:val="22"/>
-                <w:szCs w:val="22"/>
-                <w:color w:val="000000"/>
-              </w:rPr>
-            </w:pPr>
-            <w:r>
-              <w:rPr>
-                <w:rFonts w:ascii="Helvetica" w:hAnsi="Helvetica" w:eastAsia="Helvetica" w:cs="Helvetica"/>
-                <w:i w:val="false"/>
-                <w:b w:val="false"/>
-                <w:u w:val="none"/>
-                <w:sz w:val="22"/>
-                <w:szCs w:val="22"/>
-                <w:color w:val="000000"/>
-              </w:rPr>
-              <w:t xml:space="preserve">0.708</w:t>
+              <w:t xml:space="preserve">1.5</w:t>
+            </w:r>
+          </w:p>
+        </w:tc>
+        <w:tc>
+          <w:tcPr>
+            <w:tcBorders>
+              <w:bottom w:val="none" w:sz="0" w:space="0" w:color="000000"/>
+              <w:top w:val="none" w:sz="0" w:space="0" w:color="000000"/>
+              <w:left w:val="none" w:sz="0" w:space="0" w:color="000000"/>
+              <w:right w:val="none" w:sz="0" w:space="0" w:color="000000"/>
+            </w:tcBorders>
+            <w:shd w:val="clear" w:color="auto" w:fill="FFFFFF"/>
+            <w:tcMar>
+              <w:top w:w="0" w:type="dxa"/>
+              <w:bottom w:w="0" w:type="dxa"/>
+              <w:left w:w="0" w:type="dxa"/>
+              <w:right w:w="0" w:type="dxa"/>
+            </w:tcMar>
+            <w:vAlign w:val="top"/>
+          </w:tcPr>
+          <w:p>
+            <w:pPr>
+              <w:pStyle w:val="Normal"/>
+              <w:jc w:val="center"/>
+              <w:pBdr>
+                <w:bottom w:val="none" w:sz="0" w:space="0" w:color="000000"/>
+                <w:top w:val="none" w:sz="0" w:space="0" w:color="000000"/>
+                <w:left w:val="none" w:sz="0" w:space="0" w:color="000000"/>
+                <w:right w:val="none" w:sz="0" w:space="0" w:color="000000"/>
+              </w:pBdr>
+              <w:spacing w:after="100" w:before="100" w:line="240"/>
+              <w:ind w:left="100" w:right="100" w:firstLine="0" w:firstLineChars="0"/>
+              <w:rPr>
+                <w:rFonts w:ascii="Helvetica" w:hAnsi="Helvetica" w:eastAsia="Helvetica" w:cs="Helvetica"/>
+                <w:i w:val="false"/>
+                <w:b w:val="false"/>
+                <w:u w:val="none"/>
+                <w:sz w:val="22"/>
+                <w:szCs w:val="22"/>
+                <w:color w:val="000000"/>
+              </w:rPr>
+            </w:pPr>
+            <w:r>
+              <w:rPr>
+                <w:rFonts w:ascii="Helvetica" w:hAnsi="Helvetica" w:eastAsia="Helvetica" w:cs="Helvetica"/>
+                <w:i w:val="false"/>
+                <w:b w:val="false"/>
+                <w:u w:val="none"/>
+                <w:sz w:val="22"/>
+                <w:szCs w:val="22"/>
+                <w:color w:val="000000"/>
+              </w:rPr>
+              <w:t xml:space="preserve">-5.5, 8.6</w:t>
+            </w:r>
+          </w:p>
+        </w:tc>
+        <w:tc>
+          <w:tcPr>
+            <w:tcBorders>
+              <w:bottom w:val="none" w:sz="0" w:space="0" w:color="000000"/>
+              <w:top w:val="none" w:sz="0" w:space="0" w:color="000000"/>
+              <w:left w:val="none" w:sz="0" w:space="0" w:color="000000"/>
+              <w:right w:val="none" w:sz="0" w:space="0" w:color="000000"/>
+            </w:tcBorders>
+            <w:shd w:val="clear" w:color="auto" w:fill="FFFFFF"/>
+            <w:tcMar>
+              <w:top w:w="0" w:type="dxa"/>
+              <w:bottom w:w="0" w:type="dxa"/>
+              <w:left w:w="0" w:type="dxa"/>
+              <w:right w:w="0" w:type="dxa"/>
+            </w:tcMar>
+            <w:vAlign w:val="top"/>
+          </w:tcPr>
+          <w:p>
+            <w:pPr>
+              <w:pStyle w:val="Normal"/>
+              <w:jc w:val="center"/>
+              <w:pBdr>
+                <w:bottom w:val="none" w:sz="0" w:space="0" w:color="000000"/>
+                <w:top w:val="none" w:sz="0" w:space="0" w:color="000000"/>
+                <w:left w:val="none" w:sz="0" w:space="0" w:color="000000"/>
+                <w:right w:val="none" w:sz="0" w:space="0" w:color="000000"/>
+              </w:pBdr>
+              <w:spacing w:after="100" w:before="100" w:line="240"/>
+              <w:ind w:left="100" w:right="100" w:firstLine="0" w:firstLineChars="0"/>
+              <w:rPr>
+                <w:rFonts w:ascii="Helvetica" w:hAnsi="Helvetica" w:eastAsia="Helvetica" w:cs="Helvetica"/>
+                <w:i w:val="false"/>
+                <w:b w:val="false"/>
+                <w:u w:val="none"/>
+                <w:sz w:val="22"/>
+                <w:szCs w:val="22"/>
+                <w:color w:val="000000"/>
+              </w:rPr>
+            </w:pPr>
+            <w:r>
+              <w:rPr>
+                <w:rFonts w:ascii="Helvetica" w:hAnsi="Helvetica" w:eastAsia="Helvetica" w:cs="Helvetica"/>
+                <w:i w:val="false"/>
+                <w:b w:val="false"/>
+                <w:u w:val="none"/>
+                <w:sz w:val="22"/>
+                <w:szCs w:val="22"/>
+                <w:color w:val="000000"/>
+              </w:rPr>
+              <w:t xml:space="preserve">0.668</w:t>
             </w:r>
           </w:p>
         </w:tc>
@@ -11220,113 +11220,113 @@
                 <w:szCs w:val="22"/>
                 <w:color w:val="000000"/>
               </w:rPr>
-              <w:t xml:space="preserve">0.06</w:t>
-            </w:r>
-          </w:p>
-        </w:tc>
-        <w:tc>
-          <w:tcPr>
-            <w:tcBorders>
-              <w:bottom w:val="none" w:sz="0" w:space="0" w:color="000000"/>
-              <w:top w:val="none" w:sz="0" w:space="0" w:color="000000"/>
-              <w:left w:val="none" w:sz="0" w:space="0" w:color="000000"/>
-              <w:right w:val="none" w:sz="0" w:space="0" w:color="000000"/>
-            </w:tcBorders>
-            <w:shd w:val="clear" w:color="auto" w:fill="FFFFFF"/>
-            <w:tcMar>
-              <w:top w:w="0" w:type="dxa"/>
-              <w:bottom w:w="0" w:type="dxa"/>
-              <w:left w:w="0" w:type="dxa"/>
-              <w:right w:w="0" w:type="dxa"/>
-            </w:tcMar>
-            <w:vAlign w:val="top"/>
-          </w:tcPr>
-          <w:p>
-            <w:pPr>
-              <w:pStyle w:val="Normal"/>
-              <w:jc w:val="center"/>
-              <w:pBdr>
-                <w:bottom w:val="none" w:sz="0" w:space="0" w:color="000000"/>
-                <w:top w:val="none" w:sz="0" w:space="0" w:color="000000"/>
-                <w:left w:val="none" w:sz="0" w:space="0" w:color="000000"/>
-                <w:right w:val="none" w:sz="0" w:space="0" w:color="000000"/>
-              </w:pBdr>
-              <w:spacing w:after="100" w:before="100" w:line="240"/>
-              <w:ind w:left="100" w:right="100" w:firstLine="0" w:firstLineChars="0"/>
-              <w:rPr>
-                <w:rFonts w:ascii="Helvetica" w:hAnsi="Helvetica" w:eastAsia="Helvetica" w:cs="Helvetica"/>
-                <w:i w:val="false"/>
-                <w:b w:val="false"/>
-                <w:u w:val="none"/>
-                <w:sz w:val="22"/>
-                <w:szCs w:val="22"/>
-                <w:color w:val="000000"/>
-              </w:rPr>
-            </w:pPr>
-            <w:r>
-              <w:rPr>
-                <w:rFonts w:ascii="Helvetica" w:hAnsi="Helvetica" w:eastAsia="Helvetica" w:cs="Helvetica"/>
-                <w:i w:val="false"/>
-                <w:b w:val="false"/>
-                <w:u w:val="none"/>
-                <w:sz w:val="22"/>
-                <w:szCs w:val="22"/>
-                <w:color w:val="000000"/>
-              </w:rPr>
-              <w:t xml:space="preserve">-2.8, 2.9</w:t>
-            </w:r>
-          </w:p>
-        </w:tc>
-        <w:tc>
-          <w:tcPr>
-            <w:tcBorders>
-              <w:bottom w:val="none" w:sz="0" w:space="0" w:color="000000"/>
-              <w:top w:val="none" w:sz="0" w:space="0" w:color="000000"/>
-              <w:left w:val="none" w:sz="0" w:space="0" w:color="000000"/>
-              <w:right w:val="none" w:sz="0" w:space="0" w:color="000000"/>
-            </w:tcBorders>
-            <w:shd w:val="clear" w:color="auto" w:fill="FFFFFF"/>
-            <w:tcMar>
-              <w:top w:w="0" w:type="dxa"/>
-              <w:bottom w:w="0" w:type="dxa"/>
-              <w:left w:w="0" w:type="dxa"/>
-              <w:right w:w="0" w:type="dxa"/>
-            </w:tcMar>
-            <w:vAlign w:val="top"/>
-          </w:tcPr>
-          <w:p>
-            <w:pPr>
-              <w:pStyle w:val="Normal"/>
-              <w:jc w:val="center"/>
-              <w:pBdr>
-                <w:bottom w:val="none" w:sz="0" w:space="0" w:color="000000"/>
-                <w:top w:val="none" w:sz="0" w:space="0" w:color="000000"/>
-                <w:left w:val="none" w:sz="0" w:space="0" w:color="000000"/>
-                <w:right w:val="none" w:sz="0" w:space="0" w:color="000000"/>
-              </w:pBdr>
-              <w:spacing w:after="100" w:before="100" w:line="240"/>
-              <w:ind w:left="100" w:right="100" w:firstLine="0" w:firstLineChars="0"/>
-              <w:rPr>
-                <w:rFonts w:ascii="Helvetica" w:hAnsi="Helvetica" w:eastAsia="Helvetica" w:cs="Helvetica"/>
-                <w:i w:val="false"/>
-                <w:b w:val="false"/>
-                <w:u w:val="none"/>
-                <w:sz w:val="22"/>
-                <w:szCs w:val="22"/>
-                <w:color w:val="000000"/>
-              </w:rPr>
-            </w:pPr>
-            <w:r>
-              <w:rPr>
-                <w:rFonts w:ascii="Helvetica" w:hAnsi="Helvetica" w:eastAsia="Helvetica" w:cs="Helvetica"/>
-                <w:i w:val="false"/>
-                <w:b w:val="false"/>
-                <w:u w:val="none"/>
-                <w:sz w:val="22"/>
-                <w:szCs w:val="22"/>
-                <w:color w:val="000000"/>
-              </w:rPr>
-              <w:t xml:space="preserve">0.965</w:t>
+              <w:t xml:space="preserve">0.33</w:t>
+            </w:r>
+          </w:p>
+        </w:tc>
+        <w:tc>
+          <w:tcPr>
+            <w:tcBorders>
+              <w:bottom w:val="none" w:sz="0" w:space="0" w:color="000000"/>
+              <w:top w:val="none" w:sz="0" w:space="0" w:color="000000"/>
+              <w:left w:val="none" w:sz="0" w:space="0" w:color="000000"/>
+              <w:right w:val="none" w:sz="0" w:space="0" w:color="000000"/>
+            </w:tcBorders>
+            <w:shd w:val="clear" w:color="auto" w:fill="FFFFFF"/>
+            <w:tcMar>
+              <w:top w:w="0" w:type="dxa"/>
+              <w:bottom w:w="0" w:type="dxa"/>
+              <w:left w:w="0" w:type="dxa"/>
+              <w:right w:w="0" w:type="dxa"/>
+            </w:tcMar>
+            <w:vAlign w:val="top"/>
+          </w:tcPr>
+          <w:p>
+            <w:pPr>
+              <w:pStyle w:val="Normal"/>
+              <w:jc w:val="center"/>
+              <w:pBdr>
+                <w:bottom w:val="none" w:sz="0" w:space="0" w:color="000000"/>
+                <w:top w:val="none" w:sz="0" w:space="0" w:color="000000"/>
+                <w:left w:val="none" w:sz="0" w:space="0" w:color="000000"/>
+                <w:right w:val="none" w:sz="0" w:space="0" w:color="000000"/>
+              </w:pBdr>
+              <w:spacing w:after="100" w:before="100" w:line="240"/>
+              <w:ind w:left="100" w:right="100" w:firstLine="0" w:firstLineChars="0"/>
+              <w:rPr>
+                <w:rFonts w:ascii="Helvetica" w:hAnsi="Helvetica" w:eastAsia="Helvetica" w:cs="Helvetica"/>
+                <w:i w:val="false"/>
+                <w:b w:val="false"/>
+                <w:u w:val="none"/>
+                <w:sz w:val="22"/>
+                <w:szCs w:val="22"/>
+                <w:color w:val="000000"/>
+              </w:rPr>
+            </w:pPr>
+            <w:r>
+              <w:rPr>
+                <w:rFonts w:ascii="Helvetica" w:hAnsi="Helvetica" w:eastAsia="Helvetica" w:cs="Helvetica"/>
+                <w:i w:val="false"/>
+                <w:b w:val="false"/>
+                <w:u w:val="none"/>
+                <w:sz w:val="22"/>
+                <w:szCs w:val="22"/>
+                <w:color w:val="000000"/>
+              </w:rPr>
+              <w:t xml:space="preserve">-2.5, 3.2</w:t>
+            </w:r>
+          </w:p>
+        </w:tc>
+        <w:tc>
+          <w:tcPr>
+            <w:tcBorders>
+              <w:bottom w:val="none" w:sz="0" w:space="0" w:color="000000"/>
+              <w:top w:val="none" w:sz="0" w:space="0" w:color="000000"/>
+              <w:left w:val="none" w:sz="0" w:space="0" w:color="000000"/>
+              <w:right w:val="none" w:sz="0" w:space="0" w:color="000000"/>
+            </w:tcBorders>
+            <w:shd w:val="clear" w:color="auto" w:fill="FFFFFF"/>
+            <w:tcMar>
+              <w:top w:w="0" w:type="dxa"/>
+              <w:bottom w:w="0" w:type="dxa"/>
+              <w:left w:w="0" w:type="dxa"/>
+              <w:right w:w="0" w:type="dxa"/>
+            </w:tcMar>
+            <w:vAlign w:val="top"/>
+          </w:tcPr>
+          <w:p>
+            <w:pPr>
+              <w:pStyle w:val="Normal"/>
+              <w:jc w:val="center"/>
+              <w:pBdr>
+                <w:bottom w:val="none" w:sz="0" w:space="0" w:color="000000"/>
+                <w:top w:val="none" w:sz="0" w:space="0" w:color="000000"/>
+                <w:left w:val="none" w:sz="0" w:space="0" w:color="000000"/>
+                <w:right w:val="none" w:sz="0" w:space="0" w:color="000000"/>
+              </w:pBdr>
+              <w:spacing w:after="100" w:before="100" w:line="240"/>
+              <w:ind w:left="100" w:right="100" w:firstLine="0" w:firstLineChars="0"/>
+              <w:rPr>
+                <w:rFonts w:ascii="Helvetica" w:hAnsi="Helvetica" w:eastAsia="Helvetica" w:cs="Helvetica"/>
+                <w:i w:val="false"/>
+                <w:b w:val="false"/>
+                <w:u w:val="none"/>
+                <w:sz w:val="22"/>
+                <w:szCs w:val="22"/>
+                <w:color w:val="000000"/>
+              </w:rPr>
+            </w:pPr>
+            <w:r>
+              <w:rPr>
+                <w:rFonts w:ascii="Helvetica" w:hAnsi="Helvetica" w:eastAsia="Helvetica" w:cs="Helvetica"/>
+                <w:i w:val="false"/>
+                <w:b w:val="false"/>
+                <w:u w:val="none"/>
+                <w:sz w:val="22"/>
+                <w:szCs w:val="22"/>
+                <w:color w:val="000000"/>
+              </w:rPr>
+              <w:t xml:space="preserve">0.821</w:t>
             </w:r>
           </w:p>
         </w:tc>
@@ -12669,60 +12669,60 @@
                 <w:szCs w:val="22"/>
                 <w:color w:val="000000"/>
               </w:rPr>
-              <w:t xml:space="preserve">-9.7</w:t>
-            </w:r>
-          </w:p>
-        </w:tc>
-        <w:tc>
-          <w:tcPr>
-            <w:tcBorders>
-              <w:bottom w:val="none" w:sz="0" w:space="0" w:color="000000"/>
-              <w:top w:val="none" w:sz="0" w:space="0" w:color="000000"/>
-              <w:left w:val="none" w:sz="0" w:space="0" w:color="000000"/>
-              <w:right w:val="none" w:sz="0" w:space="0" w:color="000000"/>
-            </w:tcBorders>
-            <w:shd w:val="clear" w:color="auto" w:fill="FFFFFF"/>
-            <w:tcMar>
-              <w:top w:w="0" w:type="dxa"/>
-              <w:bottom w:w="0" w:type="dxa"/>
-              <w:left w:w="0" w:type="dxa"/>
-              <w:right w:w="0" w:type="dxa"/>
-            </w:tcMar>
-            <w:vAlign w:val="top"/>
-          </w:tcPr>
-          <w:p>
-            <w:pPr>
-              <w:pStyle w:val="Normal"/>
-              <w:jc w:val="center"/>
-              <w:pBdr>
-                <w:bottom w:val="none" w:sz="0" w:space="0" w:color="000000"/>
-                <w:top w:val="none" w:sz="0" w:space="0" w:color="000000"/>
-                <w:left w:val="none" w:sz="0" w:space="0" w:color="000000"/>
-                <w:right w:val="none" w:sz="0" w:space="0" w:color="000000"/>
-              </w:pBdr>
-              <w:spacing w:after="100" w:before="100" w:line="240"/>
-              <w:ind w:left="100" w:right="100" w:firstLine="0" w:firstLineChars="0"/>
-              <w:rPr>
-                <w:rFonts w:ascii="Helvetica" w:hAnsi="Helvetica" w:eastAsia="Helvetica" w:cs="Helvetica"/>
-                <w:i w:val="false"/>
-                <w:b w:val="false"/>
-                <w:u w:val="none"/>
-                <w:sz w:val="22"/>
-                <w:szCs w:val="22"/>
-                <w:color w:val="000000"/>
-              </w:rPr>
-            </w:pPr>
-            <w:r>
-              <w:rPr>
-                <w:rFonts w:ascii="Helvetica" w:hAnsi="Helvetica" w:eastAsia="Helvetica" w:cs="Helvetica"/>
-                <w:i w:val="false"/>
-                <w:b w:val="false"/>
-                <w:u w:val="none"/>
-                <w:sz w:val="22"/>
-                <w:szCs w:val="22"/>
-                <w:color w:val="000000"/>
-              </w:rPr>
-              <w:t xml:space="preserve">-14, -5.5</w:t>
+              <w:t xml:space="preserve">-9.1</w:t>
+            </w:r>
+          </w:p>
+        </w:tc>
+        <w:tc>
+          <w:tcPr>
+            <w:tcBorders>
+              <w:bottom w:val="none" w:sz="0" w:space="0" w:color="000000"/>
+              <w:top w:val="none" w:sz="0" w:space="0" w:color="000000"/>
+              <w:left w:val="none" w:sz="0" w:space="0" w:color="000000"/>
+              <w:right w:val="none" w:sz="0" w:space="0" w:color="000000"/>
+            </w:tcBorders>
+            <w:shd w:val="clear" w:color="auto" w:fill="FFFFFF"/>
+            <w:tcMar>
+              <w:top w:w="0" w:type="dxa"/>
+              <w:bottom w:w="0" w:type="dxa"/>
+              <w:left w:w="0" w:type="dxa"/>
+              <w:right w:w="0" w:type="dxa"/>
+            </w:tcMar>
+            <w:vAlign w:val="top"/>
+          </w:tcPr>
+          <w:p>
+            <w:pPr>
+              <w:pStyle w:val="Normal"/>
+              <w:jc w:val="center"/>
+              <w:pBdr>
+                <w:bottom w:val="none" w:sz="0" w:space="0" w:color="000000"/>
+                <w:top w:val="none" w:sz="0" w:space="0" w:color="000000"/>
+                <w:left w:val="none" w:sz="0" w:space="0" w:color="000000"/>
+                <w:right w:val="none" w:sz="0" w:space="0" w:color="000000"/>
+              </w:pBdr>
+              <w:spacing w:after="100" w:before="100" w:line="240"/>
+              <w:ind w:left="100" w:right="100" w:firstLine="0" w:firstLineChars="0"/>
+              <w:rPr>
+                <w:rFonts w:ascii="Helvetica" w:hAnsi="Helvetica" w:eastAsia="Helvetica" w:cs="Helvetica"/>
+                <w:i w:val="false"/>
+                <w:b w:val="false"/>
+                <w:u w:val="none"/>
+                <w:sz w:val="22"/>
+                <w:szCs w:val="22"/>
+                <w:color w:val="000000"/>
+              </w:rPr>
+            </w:pPr>
+            <w:r>
+              <w:rPr>
+                <w:rFonts w:ascii="Helvetica" w:hAnsi="Helvetica" w:eastAsia="Helvetica" w:cs="Helvetica"/>
+                <w:i w:val="false"/>
+                <w:b w:val="false"/>
+                <w:u w:val="none"/>
+                <w:sz w:val="22"/>
+                <w:szCs w:val="22"/>
+                <w:color w:val="000000"/>
+              </w:rPr>
+              <w:t xml:space="preserve">-13, -5.0</w:t>
             </w:r>
           </w:p>
         </w:tc>
@@ -14118,113 +14118,113 @@
                 <w:szCs w:val="22"/>
                 <w:color w:val="000000"/>
               </w:rPr>
-              <w:t xml:space="preserve">-4.3</w:t>
-            </w:r>
-          </w:p>
-        </w:tc>
-        <w:tc>
-          <w:tcPr>
-            <w:tcBorders>
-              <w:bottom w:val="none" w:sz="0" w:space="0" w:color="000000"/>
-              <w:top w:val="none" w:sz="0" w:space="0" w:color="000000"/>
-              <w:left w:val="none" w:sz="0" w:space="0" w:color="000000"/>
-              <w:right w:val="none" w:sz="0" w:space="0" w:color="000000"/>
-            </w:tcBorders>
-            <w:shd w:val="clear" w:color="auto" w:fill="FFFFFF"/>
-            <w:tcMar>
-              <w:top w:w="0" w:type="dxa"/>
-              <w:bottom w:w="0" w:type="dxa"/>
-              <w:left w:w="0" w:type="dxa"/>
-              <w:right w:w="0" w:type="dxa"/>
-            </w:tcMar>
-            <w:vAlign w:val="top"/>
-          </w:tcPr>
-          <w:p>
-            <w:pPr>
-              <w:pStyle w:val="Normal"/>
-              <w:jc w:val="center"/>
-              <w:pBdr>
-                <w:bottom w:val="none" w:sz="0" w:space="0" w:color="000000"/>
-                <w:top w:val="none" w:sz="0" w:space="0" w:color="000000"/>
-                <w:left w:val="none" w:sz="0" w:space="0" w:color="000000"/>
-                <w:right w:val="none" w:sz="0" w:space="0" w:color="000000"/>
-              </w:pBdr>
-              <w:spacing w:after="100" w:before="100" w:line="240"/>
-              <w:ind w:left="100" w:right="100" w:firstLine="0" w:firstLineChars="0"/>
-              <w:rPr>
-                <w:rFonts w:ascii="Helvetica" w:hAnsi="Helvetica" w:eastAsia="Helvetica" w:cs="Helvetica"/>
-                <w:i w:val="false"/>
-                <w:b w:val="false"/>
-                <w:u w:val="none"/>
-                <w:sz w:val="22"/>
-                <w:szCs w:val="22"/>
-                <w:color w:val="000000"/>
-              </w:rPr>
-            </w:pPr>
-            <w:r>
-              <w:rPr>
-                <w:rFonts w:ascii="Helvetica" w:hAnsi="Helvetica" w:eastAsia="Helvetica" w:cs="Helvetica"/>
-                <w:i w:val="false"/>
-                <w:b w:val="false"/>
-                <w:u w:val="none"/>
-                <w:sz w:val="22"/>
-                <w:szCs w:val="22"/>
-                <w:color w:val="000000"/>
-              </w:rPr>
-              <w:t xml:space="preserve">-7.8, -0.75</w:t>
-            </w:r>
-          </w:p>
-        </w:tc>
-        <w:tc>
-          <w:tcPr>
-            <w:tcBorders>
-              <w:bottom w:val="none" w:sz="0" w:space="0" w:color="000000"/>
-              <w:top w:val="none" w:sz="0" w:space="0" w:color="000000"/>
-              <w:left w:val="none" w:sz="0" w:space="0" w:color="000000"/>
-              <w:right w:val="none" w:sz="0" w:space="0" w:color="000000"/>
-            </w:tcBorders>
-            <w:shd w:val="clear" w:color="auto" w:fill="FFFFFF"/>
-            <w:tcMar>
-              <w:top w:w="0" w:type="dxa"/>
-              <w:bottom w:w="0" w:type="dxa"/>
-              <w:left w:w="0" w:type="dxa"/>
-              <w:right w:w="0" w:type="dxa"/>
-            </w:tcMar>
-            <w:vAlign w:val="top"/>
-          </w:tcPr>
-          <w:p>
-            <w:pPr>
-              <w:pStyle w:val="Normal"/>
-              <w:jc w:val="center"/>
-              <w:pBdr>
-                <w:bottom w:val="none" w:sz="0" w:space="0" w:color="000000"/>
-                <w:top w:val="none" w:sz="0" w:space="0" w:color="000000"/>
-                <w:left w:val="none" w:sz="0" w:space="0" w:color="000000"/>
-                <w:right w:val="none" w:sz="0" w:space="0" w:color="000000"/>
-              </w:pBdr>
-              <w:spacing w:after="100" w:before="100" w:line="240"/>
-              <w:ind w:left="100" w:right="100" w:firstLine="0" w:firstLineChars="0"/>
-              <w:rPr>
-                <w:rFonts w:ascii="Helvetica" w:hAnsi="Helvetica" w:eastAsia="Helvetica" w:cs="Helvetica"/>
-                <w:i w:val="false"/>
-                <w:b w:val="false"/>
-                <w:u w:val="none"/>
-                <w:sz w:val="22"/>
-                <w:szCs w:val="22"/>
-                <w:color w:val="000000"/>
-              </w:rPr>
-            </w:pPr>
-            <w:r>
-              <w:rPr>
-                <w:rFonts w:ascii="Helvetica" w:hAnsi="Helvetica" w:eastAsia="Helvetica" w:cs="Helvetica"/>
-                <w:i w:val="false"/>
-                <w:b w:val="false"/>
-                <w:u w:val="none"/>
-                <w:sz w:val="22"/>
-                <w:szCs w:val="22"/>
-                <w:color w:val="000000"/>
-              </w:rPr>
-              <w:t xml:space="preserve">0.018</w:t>
+              <w:t xml:space="preserve">-4.1</w:t>
+            </w:r>
+          </w:p>
+        </w:tc>
+        <w:tc>
+          <w:tcPr>
+            <w:tcBorders>
+              <w:bottom w:val="none" w:sz="0" w:space="0" w:color="000000"/>
+              <w:top w:val="none" w:sz="0" w:space="0" w:color="000000"/>
+              <w:left w:val="none" w:sz="0" w:space="0" w:color="000000"/>
+              <w:right w:val="none" w:sz="0" w:space="0" w:color="000000"/>
+            </w:tcBorders>
+            <w:shd w:val="clear" w:color="auto" w:fill="FFFFFF"/>
+            <w:tcMar>
+              <w:top w:w="0" w:type="dxa"/>
+              <w:bottom w:w="0" w:type="dxa"/>
+              <w:left w:w="0" w:type="dxa"/>
+              <w:right w:w="0" w:type="dxa"/>
+            </w:tcMar>
+            <w:vAlign w:val="top"/>
+          </w:tcPr>
+          <w:p>
+            <w:pPr>
+              <w:pStyle w:val="Normal"/>
+              <w:jc w:val="center"/>
+              <w:pBdr>
+                <w:bottom w:val="none" w:sz="0" w:space="0" w:color="000000"/>
+                <w:top w:val="none" w:sz="0" w:space="0" w:color="000000"/>
+                <w:left w:val="none" w:sz="0" w:space="0" w:color="000000"/>
+                <w:right w:val="none" w:sz="0" w:space="0" w:color="000000"/>
+              </w:pBdr>
+              <w:spacing w:after="100" w:before="100" w:line="240"/>
+              <w:ind w:left="100" w:right="100" w:firstLine="0" w:firstLineChars="0"/>
+              <w:rPr>
+                <w:rFonts w:ascii="Helvetica" w:hAnsi="Helvetica" w:eastAsia="Helvetica" w:cs="Helvetica"/>
+                <w:i w:val="false"/>
+                <w:b w:val="false"/>
+                <w:u w:val="none"/>
+                <w:sz w:val="22"/>
+                <w:szCs w:val="22"/>
+                <w:color w:val="000000"/>
+              </w:rPr>
+            </w:pPr>
+            <w:r>
+              <w:rPr>
+                <w:rFonts w:ascii="Helvetica" w:hAnsi="Helvetica" w:eastAsia="Helvetica" w:cs="Helvetica"/>
+                <w:i w:val="false"/>
+                <w:b w:val="false"/>
+                <w:u w:val="none"/>
+                <w:sz w:val="22"/>
+                <w:szCs w:val="22"/>
+                <w:color w:val="000000"/>
+              </w:rPr>
+              <w:t xml:space="preserve">-7.5, -0.60</w:t>
+            </w:r>
+          </w:p>
+        </w:tc>
+        <w:tc>
+          <w:tcPr>
+            <w:tcBorders>
+              <w:bottom w:val="none" w:sz="0" w:space="0" w:color="000000"/>
+              <w:top w:val="none" w:sz="0" w:space="0" w:color="000000"/>
+              <w:left w:val="none" w:sz="0" w:space="0" w:color="000000"/>
+              <w:right w:val="none" w:sz="0" w:space="0" w:color="000000"/>
+            </w:tcBorders>
+            <w:shd w:val="clear" w:color="auto" w:fill="FFFFFF"/>
+            <w:tcMar>
+              <w:top w:w="0" w:type="dxa"/>
+              <w:bottom w:w="0" w:type="dxa"/>
+              <w:left w:w="0" w:type="dxa"/>
+              <w:right w:w="0" w:type="dxa"/>
+            </w:tcMar>
+            <w:vAlign w:val="top"/>
+          </w:tcPr>
+          <w:p>
+            <w:pPr>
+              <w:pStyle w:val="Normal"/>
+              <w:jc w:val="center"/>
+              <w:pBdr>
+                <w:bottom w:val="none" w:sz="0" w:space="0" w:color="000000"/>
+                <w:top w:val="none" w:sz="0" w:space="0" w:color="000000"/>
+                <w:left w:val="none" w:sz="0" w:space="0" w:color="000000"/>
+                <w:right w:val="none" w:sz="0" w:space="0" w:color="000000"/>
+              </w:pBdr>
+              <w:spacing w:after="100" w:before="100" w:line="240"/>
+              <w:ind w:left="100" w:right="100" w:firstLine="0" w:firstLineChars="0"/>
+              <w:rPr>
+                <w:rFonts w:ascii="Helvetica" w:hAnsi="Helvetica" w:eastAsia="Helvetica" w:cs="Helvetica"/>
+                <w:i w:val="false"/>
+                <w:b w:val="false"/>
+                <w:u w:val="none"/>
+                <w:sz w:val="22"/>
+                <w:szCs w:val="22"/>
+                <w:color w:val="000000"/>
+              </w:rPr>
+            </w:pPr>
+            <w:r>
+              <w:rPr>
+                <w:rFonts w:ascii="Helvetica" w:hAnsi="Helvetica" w:eastAsia="Helvetica" w:cs="Helvetica"/>
+                <w:i w:val="false"/>
+                <w:b w:val="false"/>
+                <w:u w:val="none"/>
+                <w:sz w:val="22"/>
+                <w:szCs w:val="22"/>
+                <w:color w:val="000000"/>
+              </w:rPr>
+              <w:t xml:space="preserve">0.021</w:t>
             </w:r>
           </w:p>
         </w:tc>
@@ -14601,113 +14601,113 @@
                 <w:szCs w:val="22"/>
                 <w:color w:val="000000"/>
               </w:rPr>
-              <w:t xml:space="preserve">-2.2</w:t>
-            </w:r>
-          </w:p>
-        </w:tc>
-        <w:tc>
-          <w:tcPr>
-            <w:tcBorders>
-              <w:bottom w:val="none" w:sz="0" w:space="0" w:color="000000"/>
-              <w:top w:val="none" w:sz="0" w:space="0" w:color="000000"/>
-              <w:left w:val="none" w:sz="0" w:space="0" w:color="000000"/>
-              <w:right w:val="none" w:sz="0" w:space="0" w:color="000000"/>
-            </w:tcBorders>
-            <w:shd w:val="clear" w:color="auto" w:fill="FFFFFF"/>
-            <w:tcMar>
-              <w:top w:w="0" w:type="dxa"/>
-              <w:bottom w:w="0" w:type="dxa"/>
-              <w:left w:w="0" w:type="dxa"/>
-              <w:right w:w="0" w:type="dxa"/>
-            </w:tcMar>
-            <w:vAlign w:val="top"/>
-          </w:tcPr>
-          <w:p>
-            <w:pPr>
-              <w:pStyle w:val="Normal"/>
-              <w:jc w:val="center"/>
-              <w:pBdr>
-                <w:bottom w:val="none" w:sz="0" w:space="0" w:color="000000"/>
-                <w:top w:val="none" w:sz="0" w:space="0" w:color="000000"/>
-                <w:left w:val="none" w:sz="0" w:space="0" w:color="000000"/>
-                <w:right w:val="none" w:sz="0" w:space="0" w:color="000000"/>
-              </w:pBdr>
-              <w:spacing w:after="100" w:before="100" w:line="240"/>
-              <w:ind w:left="100" w:right="100" w:firstLine="0" w:firstLineChars="0"/>
-              <w:rPr>
-                <w:rFonts w:ascii="Helvetica" w:hAnsi="Helvetica" w:eastAsia="Helvetica" w:cs="Helvetica"/>
-                <w:i w:val="false"/>
-                <w:b w:val="false"/>
-                <w:u w:val="none"/>
-                <w:sz w:val="22"/>
-                <w:szCs w:val="22"/>
-                <w:color w:val="000000"/>
-              </w:rPr>
-            </w:pPr>
-            <w:r>
-              <w:rPr>
-                <w:rFonts w:ascii="Helvetica" w:hAnsi="Helvetica" w:eastAsia="Helvetica" w:cs="Helvetica"/>
-                <w:i w:val="false"/>
-                <w:b w:val="false"/>
-                <w:u w:val="none"/>
-                <w:sz w:val="22"/>
-                <w:szCs w:val="22"/>
-                <w:color w:val="000000"/>
-              </w:rPr>
-              <w:t xml:space="preserve">-6.7, 2.3</w:t>
-            </w:r>
-          </w:p>
-        </w:tc>
-        <w:tc>
-          <w:tcPr>
-            <w:tcBorders>
-              <w:bottom w:val="none" w:sz="0" w:space="0" w:color="000000"/>
-              <w:top w:val="none" w:sz="0" w:space="0" w:color="000000"/>
-              <w:left w:val="none" w:sz="0" w:space="0" w:color="000000"/>
-              <w:right w:val="none" w:sz="0" w:space="0" w:color="000000"/>
-            </w:tcBorders>
-            <w:shd w:val="clear" w:color="auto" w:fill="FFFFFF"/>
-            <w:tcMar>
-              <w:top w:w="0" w:type="dxa"/>
-              <w:bottom w:w="0" w:type="dxa"/>
-              <w:left w:w="0" w:type="dxa"/>
-              <w:right w:w="0" w:type="dxa"/>
-            </w:tcMar>
-            <w:vAlign w:val="top"/>
-          </w:tcPr>
-          <w:p>
-            <w:pPr>
-              <w:pStyle w:val="Normal"/>
-              <w:jc w:val="center"/>
-              <w:pBdr>
-                <w:bottom w:val="none" w:sz="0" w:space="0" w:color="000000"/>
-                <w:top w:val="none" w:sz="0" w:space="0" w:color="000000"/>
-                <w:left w:val="none" w:sz="0" w:space="0" w:color="000000"/>
-                <w:right w:val="none" w:sz="0" w:space="0" w:color="000000"/>
-              </w:pBdr>
-              <w:spacing w:after="100" w:before="100" w:line="240"/>
-              <w:ind w:left="100" w:right="100" w:firstLine="0" w:firstLineChars="0"/>
-              <w:rPr>
-                <w:rFonts w:ascii="Helvetica" w:hAnsi="Helvetica" w:eastAsia="Helvetica" w:cs="Helvetica"/>
-                <w:i w:val="false"/>
-                <w:b w:val="false"/>
-                <w:u w:val="none"/>
-                <w:sz w:val="22"/>
-                <w:szCs w:val="22"/>
-                <w:color w:val="000000"/>
-              </w:rPr>
-            </w:pPr>
-            <w:r>
-              <w:rPr>
-                <w:rFonts w:ascii="Helvetica" w:hAnsi="Helvetica" w:eastAsia="Helvetica" w:cs="Helvetica"/>
-                <w:i w:val="false"/>
-                <w:b w:val="false"/>
-                <w:u w:val="none"/>
-                <w:sz w:val="22"/>
-                <w:szCs w:val="22"/>
-                <w:color w:val="000000"/>
-              </w:rPr>
-              <w:t xml:space="preserve">0.329</w:t>
+              <w:t xml:space="preserve">-2.1</w:t>
+            </w:r>
+          </w:p>
+        </w:tc>
+        <w:tc>
+          <w:tcPr>
+            <w:tcBorders>
+              <w:bottom w:val="none" w:sz="0" w:space="0" w:color="000000"/>
+              <w:top w:val="none" w:sz="0" w:space="0" w:color="000000"/>
+              <w:left w:val="none" w:sz="0" w:space="0" w:color="000000"/>
+              <w:right w:val="none" w:sz="0" w:space="0" w:color="000000"/>
+            </w:tcBorders>
+            <w:shd w:val="clear" w:color="auto" w:fill="FFFFFF"/>
+            <w:tcMar>
+              <w:top w:w="0" w:type="dxa"/>
+              <w:bottom w:w="0" w:type="dxa"/>
+              <w:left w:w="0" w:type="dxa"/>
+              <w:right w:w="0" w:type="dxa"/>
+            </w:tcMar>
+            <w:vAlign w:val="top"/>
+          </w:tcPr>
+          <w:p>
+            <w:pPr>
+              <w:pStyle w:val="Normal"/>
+              <w:jc w:val="center"/>
+              <w:pBdr>
+                <w:bottom w:val="none" w:sz="0" w:space="0" w:color="000000"/>
+                <w:top w:val="none" w:sz="0" w:space="0" w:color="000000"/>
+                <w:left w:val="none" w:sz="0" w:space="0" w:color="000000"/>
+                <w:right w:val="none" w:sz="0" w:space="0" w:color="000000"/>
+              </w:pBdr>
+              <w:spacing w:after="100" w:before="100" w:line="240"/>
+              <w:ind w:left="100" w:right="100" w:firstLine="0" w:firstLineChars="0"/>
+              <w:rPr>
+                <w:rFonts w:ascii="Helvetica" w:hAnsi="Helvetica" w:eastAsia="Helvetica" w:cs="Helvetica"/>
+                <w:i w:val="false"/>
+                <w:b w:val="false"/>
+                <w:u w:val="none"/>
+                <w:sz w:val="22"/>
+                <w:szCs w:val="22"/>
+                <w:color w:val="000000"/>
+              </w:rPr>
+            </w:pPr>
+            <w:r>
+              <w:rPr>
+                <w:rFonts w:ascii="Helvetica" w:hAnsi="Helvetica" w:eastAsia="Helvetica" w:cs="Helvetica"/>
+                <w:i w:val="false"/>
+                <w:b w:val="false"/>
+                <w:u w:val="none"/>
+                <w:sz w:val="22"/>
+                <w:szCs w:val="22"/>
+                <w:color w:val="000000"/>
+              </w:rPr>
+              <w:t xml:space="preserve">-6.5, 2.3</w:t>
+            </w:r>
+          </w:p>
+        </w:tc>
+        <w:tc>
+          <w:tcPr>
+            <w:tcBorders>
+              <w:bottom w:val="none" w:sz="0" w:space="0" w:color="000000"/>
+              <w:top w:val="none" w:sz="0" w:space="0" w:color="000000"/>
+              <w:left w:val="none" w:sz="0" w:space="0" w:color="000000"/>
+              <w:right w:val="none" w:sz="0" w:space="0" w:color="000000"/>
+            </w:tcBorders>
+            <w:shd w:val="clear" w:color="auto" w:fill="FFFFFF"/>
+            <w:tcMar>
+              <w:top w:w="0" w:type="dxa"/>
+              <w:bottom w:w="0" w:type="dxa"/>
+              <w:left w:w="0" w:type="dxa"/>
+              <w:right w:w="0" w:type="dxa"/>
+            </w:tcMar>
+            <w:vAlign w:val="top"/>
+          </w:tcPr>
+          <w:p>
+            <w:pPr>
+              <w:pStyle w:val="Normal"/>
+              <w:jc w:val="center"/>
+              <w:pBdr>
+                <w:bottom w:val="none" w:sz="0" w:space="0" w:color="000000"/>
+                <w:top w:val="none" w:sz="0" w:space="0" w:color="000000"/>
+                <w:left w:val="none" w:sz="0" w:space="0" w:color="000000"/>
+                <w:right w:val="none" w:sz="0" w:space="0" w:color="000000"/>
+              </w:pBdr>
+              <w:spacing w:after="100" w:before="100" w:line="240"/>
+              <w:ind w:left="100" w:right="100" w:firstLine="0" w:firstLineChars="0"/>
+              <w:rPr>
+                <w:rFonts w:ascii="Helvetica" w:hAnsi="Helvetica" w:eastAsia="Helvetica" w:cs="Helvetica"/>
+                <w:i w:val="false"/>
+                <w:b w:val="false"/>
+                <w:u w:val="none"/>
+                <w:sz w:val="22"/>
+                <w:szCs w:val="22"/>
+                <w:color w:val="000000"/>
+              </w:rPr>
+            </w:pPr>
+            <w:r>
+              <w:rPr>
+                <w:rFonts w:ascii="Helvetica" w:hAnsi="Helvetica" w:eastAsia="Helvetica" w:cs="Helvetica"/>
+                <w:i w:val="false"/>
+                <w:b w:val="false"/>
+                <w:u w:val="none"/>
+                <w:sz w:val="22"/>
+                <w:szCs w:val="22"/>
+                <w:color w:val="000000"/>
+              </w:rPr>
+              <w:t xml:space="preserve">0.353</w:t>
             </w:r>
           </w:p>
         </w:tc>
@@ -15084,7 +15084,7 @@
                 <w:szCs w:val="22"/>
                 <w:color w:val="000000"/>
               </w:rPr>
-              <w:t xml:space="preserve">-6.2</w:t>
+              <w:t xml:space="preserve">-6.1</w:t>
             </w:r>
           </w:p>
         </w:tc>
@@ -15190,7 +15190,7 @@
                 <w:szCs w:val="22"/>
                 <w:color w:val="000000"/>
               </w:rPr>
-              <w:t xml:space="preserve">0.018</w:t>
+              <w:t xml:space="preserve">0.017</w:t>
             </w:r>
           </w:p>
         </w:tc>
@@ -15567,113 +15567,113 @@
                 <w:szCs w:val="22"/>
                 <w:color w:val="000000"/>
               </w:rPr>
-              <w:t xml:space="preserve">-4.5</w:t>
-            </w:r>
-          </w:p>
-        </w:tc>
-        <w:tc>
-          <w:tcPr>
-            <w:tcBorders>
-              <w:bottom w:val="none" w:sz="0" w:space="0" w:color="000000"/>
-              <w:top w:val="none" w:sz="0" w:space="0" w:color="000000"/>
-              <w:left w:val="none" w:sz="0" w:space="0" w:color="000000"/>
-              <w:right w:val="none" w:sz="0" w:space="0" w:color="000000"/>
-            </w:tcBorders>
-            <w:shd w:val="clear" w:color="auto" w:fill="FFFFFF"/>
-            <w:tcMar>
-              <w:top w:w="0" w:type="dxa"/>
-              <w:bottom w:w="0" w:type="dxa"/>
-              <w:left w:w="0" w:type="dxa"/>
-              <w:right w:w="0" w:type="dxa"/>
-            </w:tcMar>
-            <w:vAlign w:val="top"/>
-          </w:tcPr>
-          <w:p>
-            <w:pPr>
-              <w:pStyle w:val="Normal"/>
-              <w:jc w:val="center"/>
-              <w:pBdr>
-                <w:bottom w:val="none" w:sz="0" w:space="0" w:color="000000"/>
-                <w:top w:val="none" w:sz="0" w:space="0" w:color="000000"/>
-                <w:left w:val="none" w:sz="0" w:space="0" w:color="000000"/>
-                <w:right w:val="none" w:sz="0" w:space="0" w:color="000000"/>
-              </w:pBdr>
-              <w:spacing w:after="100" w:before="100" w:line="240"/>
-              <w:ind w:left="100" w:right="100" w:firstLine="0" w:firstLineChars="0"/>
-              <w:rPr>
-                <w:rFonts w:ascii="Helvetica" w:hAnsi="Helvetica" w:eastAsia="Helvetica" w:cs="Helvetica"/>
-                <w:i w:val="false"/>
-                <w:b w:val="false"/>
-                <w:u w:val="none"/>
-                <w:sz w:val="22"/>
-                <w:szCs w:val="22"/>
-                <w:color w:val="000000"/>
-              </w:rPr>
-            </w:pPr>
-            <w:r>
-              <w:rPr>
-                <w:rFonts w:ascii="Helvetica" w:hAnsi="Helvetica" w:eastAsia="Helvetica" w:cs="Helvetica"/>
-                <w:i w:val="false"/>
-                <w:b w:val="false"/>
-                <w:u w:val="none"/>
-                <w:sz w:val="22"/>
-                <w:szCs w:val="22"/>
-                <w:color w:val="000000"/>
-              </w:rPr>
-              <w:t xml:space="preserve">-10, 1.4</w:t>
-            </w:r>
-          </w:p>
-        </w:tc>
-        <w:tc>
-          <w:tcPr>
-            <w:tcBorders>
-              <w:bottom w:val="none" w:sz="0" w:space="0" w:color="000000"/>
-              <w:top w:val="none" w:sz="0" w:space="0" w:color="000000"/>
-              <w:left w:val="none" w:sz="0" w:space="0" w:color="000000"/>
-              <w:right w:val="none" w:sz="0" w:space="0" w:color="000000"/>
-            </w:tcBorders>
-            <w:shd w:val="clear" w:color="auto" w:fill="FFFFFF"/>
-            <w:tcMar>
-              <w:top w:w="0" w:type="dxa"/>
-              <w:bottom w:w="0" w:type="dxa"/>
-              <w:left w:w="0" w:type="dxa"/>
-              <w:right w:w="0" w:type="dxa"/>
-            </w:tcMar>
-            <w:vAlign w:val="top"/>
-          </w:tcPr>
-          <w:p>
-            <w:pPr>
-              <w:pStyle w:val="Normal"/>
-              <w:jc w:val="center"/>
-              <w:pBdr>
-                <w:bottom w:val="none" w:sz="0" w:space="0" w:color="000000"/>
-                <w:top w:val="none" w:sz="0" w:space="0" w:color="000000"/>
-                <w:left w:val="none" w:sz="0" w:space="0" w:color="000000"/>
-                <w:right w:val="none" w:sz="0" w:space="0" w:color="000000"/>
-              </w:pBdr>
-              <w:spacing w:after="100" w:before="100" w:line="240"/>
-              <w:ind w:left="100" w:right="100" w:firstLine="0" w:firstLineChars="0"/>
-              <w:rPr>
-                <w:rFonts w:ascii="Helvetica" w:hAnsi="Helvetica" w:eastAsia="Helvetica" w:cs="Helvetica"/>
-                <w:i w:val="false"/>
-                <w:b w:val="false"/>
-                <w:u w:val="none"/>
-                <w:sz w:val="22"/>
-                <w:szCs w:val="22"/>
-                <w:color w:val="000000"/>
-              </w:rPr>
-            </w:pPr>
-            <w:r>
-              <w:rPr>
-                <w:rFonts w:ascii="Helvetica" w:hAnsi="Helvetica" w:eastAsia="Helvetica" w:cs="Helvetica"/>
-                <w:i w:val="false"/>
-                <w:b w:val="false"/>
-                <w:u w:val="none"/>
-                <w:sz w:val="22"/>
-                <w:szCs w:val="22"/>
-                <w:color w:val="000000"/>
-              </w:rPr>
-              <w:t xml:space="preserve">0.137</w:t>
+              <w:t xml:space="preserve">-4.3</w:t>
+            </w:r>
+          </w:p>
+        </w:tc>
+        <w:tc>
+          <w:tcPr>
+            <w:tcBorders>
+              <w:bottom w:val="none" w:sz="0" w:space="0" w:color="000000"/>
+              <w:top w:val="none" w:sz="0" w:space="0" w:color="000000"/>
+              <w:left w:val="none" w:sz="0" w:space="0" w:color="000000"/>
+              <w:right w:val="none" w:sz="0" w:space="0" w:color="000000"/>
+            </w:tcBorders>
+            <w:shd w:val="clear" w:color="auto" w:fill="FFFFFF"/>
+            <w:tcMar>
+              <w:top w:w="0" w:type="dxa"/>
+              <w:bottom w:w="0" w:type="dxa"/>
+              <w:left w:w="0" w:type="dxa"/>
+              <w:right w:w="0" w:type="dxa"/>
+            </w:tcMar>
+            <w:vAlign w:val="top"/>
+          </w:tcPr>
+          <w:p>
+            <w:pPr>
+              <w:pStyle w:val="Normal"/>
+              <w:jc w:val="center"/>
+              <w:pBdr>
+                <w:bottom w:val="none" w:sz="0" w:space="0" w:color="000000"/>
+                <w:top w:val="none" w:sz="0" w:space="0" w:color="000000"/>
+                <w:left w:val="none" w:sz="0" w:space="0" w:color="000000"/>
+                <w:right w:val="none" w:sz="0" w:space="0" w:color="000000"/>
+              </w:pBdr>
+              <w:spacing w:after="100" w:before="100" w:line="240"/>
+              <w:ind w:left="100" w:right="100" w:firstLine="0" w:firstLineChars="0"/>
+              <w:rPr>
+                <w:rFonts w:ascii="Helvetica" w:hAnsi="Helvetica" w:eastAsia="Helvetica" w:cs="Helvetica"/>
+                <w:i w:val="false"/>
+                <w:b w:val="false"/>
+                <w:u w:val="none"/>
+                <w:sz w:val="22"/>
+                <w:szCs w:val="22"/>
+                <w:color w:val="000000"/>
+              </w:rPr>
+            </w:pPr>
+            <w:r>
+              <w:rPr>
+                <w:rFonts w:ascii="Helvetica" w:hAnsi="Helvetica" w:eastAsia="Helvetica" w:cs="Helvetica"/>
+                <w:i w:val="false"/>
+                <w:b w:val="false"/>
+                <w:u w:val="none"/>
+                <w:sz w:val="22"/>
+                <w:szCs w:val="22"/>
+                <w:color w:val="000000"/>
+              </w:rPr>
+              <w:t xml:space="preserve">-10, 1.5</w:t>
+            </w:r>
+          </w:p>
+        </w:tc>
+        <w:tc>
+          <w:tcPr>
+            <w:tcBorders>
+              <w:bottom w:val="none" w:sz="0" w:space="0" w:color="000000"/>
+              <w:top w:val="none" w:sz="0" w:space="0" w:color="000000"/>
+              <w:left w:val="none" w:sz="0" w:space="0" w:color="000000"/>
+              <w:right w:val="none" w:sz="0" w:space="0" w:color="000000"/>
+            </w:tcBorders>
+            <w:shd w:val="clear" w:color="auto" w:fill="FFFFFF"/>
+            <w:tcMar>
+              <w:top w:w="0" w:type="dxa"/>
+              <w:bottom w:w="0" w:type="dxa"/>
+              <w:left w:w="0" w:type="dxa"/>
+              <w:right w:w="0" w:type="dxa"/>
+            </w:tcMar>
+            <w:vAlign w:val="top"/>
+          </w:tcPr>
+          <w:p>
+            <w:pPr>
+              <w:pStyle w:val="Normal"/>
+              <w:jc w:val="center"/>
+              <w:pBdr>
+                <w:bottom w:val="none" w:sz="0" w:space="0" w:color="000000"/>
+                <w:top w:val="none" w:sz="0" w:space="0" w:color="000000"/>
+                <w:left w:val="none" w:sz="0" w:space="0" w:color="000000"/>
+                <w:right w:val="none" w:sz="0" w:space="0" w:color="000000"/>
+              </w:pBdr>
+              <w:spacing w:after="100" w:before="100" w:line="240"/>
+              <w:ind w:left="100" w:right="100" w:firstLine="0" w:firstLineChars="0"/>
+              <w:rPr>
+                <w:rFonts w:ascii="Helvetica" w:hAnsi="Helvetica" w:eastAsia="Helvetica" w:cs="Helvetica"/>
+                <w:i w:val="false"/>
+                <w:b w:val="false"/>
+                <w:u w:val="none"/>
+                <w:sz w:val="22"/>
+                <w:szCs w:val="22"/>
+                <w:color w:val="000000"/>
+              </w:rPr>
+            </w:pPr>
+            <w:r>
+              <w:rPr>
+                <w:rFonts w:ascii="Helvetica" w:hAnsi="Helvetica" w:eastAsia="Helvetica" w:cs="Helvetica"/>
+                <w:i w:val="false"/>
+                <w:b w:val="false"/>
+                <w:u w:val="none"/>
+                <w:sz w:val="22"/>
+                <w:szCs w:val="22"/>
+                <w:color w:val="000000"/>
+              </w:rPr>
+              <w:t xml:space="preserve">0.145</w:t>
             </w:r>
           </w:p>
         </w:tc>
@@ -16050,113 +16050,113 @@
                 <w:szCs w:val="22"/>
                 <w:color w:val="000000"/>
               </w:rPr>
-              <w:t xml:space="preserve">2.9</w:t>
-            </w:r>
-          </w:p>
-        </w:tc>
-        <w:tc>
-          <w:tcPr>
-            <w:tcBorders>
-              <w:bottom w:val="none" w:sz="0" w:space="0" w:color="000000"/>
-              <w:top w:val="none" w:sz="0" w:space="0" w:color="000000"/>
-              <w:left w:val="none" w:sz="0" w:space="0" w:color="000000"/>
-              <w:right w:val="none" w:sz="0" w:space="0" w:color="000000"/>
-            </w:tcBorders>
-            <w:shd w:val="clear" w:color="auto" w:fill="FFFFFF"/>
-            <w:tcMar>
-              <w:top w:w="0" w:type="dxa"/>
-              <w:bottom w:w="0" w:type="dxa"/>
-              <w:left w:w="0" w:type="dxa"/>
-              <w:right w:w="0" w:type="dxa"/>
-            </w:tcMar>
-            <w:vAlign w:val="top"/>
-          </w:tcPr>
-          <w:p>
-            <w:pPr>
-              <w:pStyle w:val="Normal"/>
-              <w:jc w:val="center"/>
-              <w:pBdr>
-                <w:bottom w:val="none" w:sz="0" w:space="0" w:color="000000"/>
-                <w:top w:val="none" w:sz="0" w:space="0" w:color="000000"/>
-                <w:left w:val="none" w:sz="0" w:space="0" w:color="000000"/>
-                <w:right w:val="none" w:sz="0" w:space="0" w:color="000000"/>
-              </w:pBdr>
-              <w:spacing w:after="100" w:before="100" w:line="240"/>
-              <w:ind w:left="100" w:right="100" w:firstLine="0" w:firstLineChars="0"/>
-              <w:rPr>
-                <w:rFonts w:ascii="Helvetica" w:hAnsi="Helvetica" w:eastAsia="Helvetica" w:cs="Helvetica"/>
-                <w:i w:val="false"/>
-                <w:b w:val="false"/>
-                <w:u w:val="none"/>
-                <w:sz w:val="22"/>
-                <w:szCs w:val="22"/>
-                <w:color w:val="000000"/>
-              </w:rPr>
-            </w:pPr>
-            <w:r>
-              <w:rPr>
-                <w:rFonts w:ascii="Helvetica" w:hAnsi="Helvetica" w:eastAsia="Helvetica" w:cs="Helvetica"/>
-                <w:i w:val="false"/>
-                <w:b w:val="false"/>
-                <w:u w:val="none"/>
-                <w:sz w:val="22"/>
-                <w:szCs w:val="22"/>
-                <w:color w:val="000000"/>
-              </w:rPr>
-              <w:t xml:space="preserve">-0.77, 6.6</w:t>
-            </w:r>
-          </w:p>
-        </w:tc>
-        <w:tc>
-          <w:tcPr>
-            <w:tcBorders>
-              <w:bottom w:val="none" w:sz="0" w:space="0" w:color="000000"/>
-              <w:top w:val="none" w:sz="0" w:space="0" w:color="000000"/>
-              <w:left w:val="none" w:sz="0" w:space="0" w:color="000000"/>
-              <w:right w:val="none" w:sz="0" w:space="0" w:color="000000"/>
-            </w:tcBorders>
-            <w:shd w:val="clear" w:color="auto" w:fill="FFFFFF"/>
-            <w:tcMar>
-              <w:top w:w="0" w:type="dxa"/>
-              <w:bottom w:w="0" w:type="dxa"/>
-              <w:left w:w="0" w:type="dxa"/>
-              <w:right w:w="0" w:type="dxa"/>
-            </w:tcMar>
-            <w:vAlign w:val="top"/>
-          </w:tcPr>
-          <w:p>
-            <w:pPr>
-              <w:pStyle w:val="Normal"/>
-              <w:jc w:val="center"/>
-              <w:pBdr>
-                <w:bottom w:val="none" w:sz="0" w:space="0" w:color="000000"/>
-                <w:top w:val="none" w:sz="0" w:space="0" w:color="000000"/>
-                <w:left w:val="none" w:sz="0" w:space="0" w:color="000000"/>
-                <w:right w:val="none" w:sz="0" w:space="0" w:color="000000"/>
-              </w:pBdr>
-              <w:spacing w:after="100" w:before="100" w:line="240"/>
-              <w:ind w:left="100" w:right="100" w:firstLine="0" w:firstLineChars="0"/>
-              <w:rPr>
-                <w:rFonts w:ascii="Helvetica" w:hAnsi="Helvetica" w:eastAsia="Helvetica" w:cs="Helvetica"/>
-                <w:i w:val="false"/>
-                <w:b w:val="false"/>
-                <w:u w:val="none"/>
-                <w:sz w:val="22"/>
-                <w:szCs w:val="22"/>
-                <w:color w:val="000000"/>
-              </w:rPr>
-            </w:pPr>
-            <w:r>
-              <w:rPr>
-                <w:rFonts w:ascii="Helvetica" w:hAnsi="Helvetica" w:eastAsia="Helvetica" w:cs="Helvetica"/>
-                <w:i w:val="false"/>
-                <w:b w:val="false"/>
-                <w:u w:val="none"/>
-                <w:sz w:val="22"/>
-                <w:szCs w:val="22"/>
-                <w:color w:val="000000"/>
-              </w:rPr>
-              <w:t xml:space="preserve">0.121</w:t>
+              <w:t xml:space="preserve">3.1</w:t>
+            </w:r>
+          </w:p>
+        </w:tc>
+        <w:tc>
+          <w:tcPr>
+            <w:tcBorders>
+              <w:bottom w:val="none" w:sz="0" w:space="0" w:color="000000"/>
+              <w:top w:val="none" w:sz="0" w:space="0" w:color="000000"/>
+              <w:left w:val="none" w:sz="0" w:space="0" w:color="000000"/>
+              <w:right w:val="none" w:sz="0" w:space="0" w:color="000000"/>
+            </w:tcBorders>
+            <w:shd w:val="clear" w:color="auto" w:fill="FFFFFF"/>
+            <w:tcMar>
+              <w:top w:w="0" w:type="dxa"/>
+              <w:bottom w:w="0" w:type="dxa"/>
+              <w:left w:w="0" w:type="dxa"/>
+              <w:right w:w="0" w:type="dxa"/>
+            </w:tcMar>
+            <w:vAlign w:val="top"/>
+          </w:tcPr>
+          <w:p>
+            <w:pPr>
+              <w:pStyle w:val="Normal"/>
+              <w:jc w:val="center"/>
+              <w:pBdr>
+                <w:bottom w:val="none" w:sz="0" w:space="0" w:color="000000"/>
+                <w:top w:val="none" w:sz="0" w:space="0" w:color="000000"/>
+                <w:left w:val="none" w:sz="0" w:space="0" w:color="000000"/>
+                <w:right w:val="none" w:sz="0" w:space="0" w:color="000000"/>
+              </w:pBdr>
+              <w:spacing w:after="100" w:before="100" w:line="240"/>
+              <w:ind w:left="100" w:right="100" w:firstLine="0" w:firstLineChars="0"/>
+              <w:rPr>
+                <w:rFonts w:ascii="Helvetica" w:hAnsi="Helvetica" w:eastAsia="Helvetica" w:cs="Helvetica"/>
+                <w:i w:val="false"/>
+                <w:b w:val="false"/>
+                <w:u w:val="none"/>
+                <w:sz w:val="22"/>
+                <w:szCs w:val="22"/>
+                <w:color w:val="000000"/>
+              </w:rPr>
+            </w:pPr>
+            <w:r>
+              <w:rPr>
+                <w:rFonts w:ascii="Helvetica" w:hAnsi="Helvetica" w:eastAsia="Helvetica" w:cs="Helvetica"/>
+                <w:i w:val="false"/>
+                <w:b w:val="false"/>
+                <w:u w:val="none"/>
+                <w:sz w:val="22"/>
+                <w:szCs w:val="22"/>
+                <w:color w:val="000000"/>
+              </w:rPr>
+              <w:t xml:space="preserve">-0.47, 6.7</w:t>
+            </w:r>
+          </w:p>
+        </w:tc>
+        <w:tc>
+          <w:tcPr>
+            <w:tcBorders>
+              <w:bottom w:val="none" w:sz="0" w:space="0" w:color="000000"/>
+              <w:top w:val="none" w:sz="0" w:space="0" w:color="000000"/>
+              <w:left w:val="none" w:sz="0" w:space="0" w:color="000000"/>
+              <w:right w:val="none" w:sz="0" w:space="0" w:color="000000"/>
+            </w:tcBorders>
+            <w:shd w:val="clear" w:color="auto" w:fill="FFFFFF"/>
+            <w:tcMar>
+              <w:top w:w="0" w:type="dxa"/>
+              <w:bottom w:w="0" w:type="dxa"/>
+              <w:left w:w="0" w:type="dxa"/>
+              <w:right w:w="0" w:type="dxa"/>
+            </w:tcMar>
+            <w:vAlign w:val="top"/>
+          </w:tcPr>
+          <w:p>
+            <w:pPr>
+              <w:pStyle w:val="Normal"/>
+              <w:jc w:val="center"/>
+              <w:pBdr>
+                <w:bottom w:val="none" w:sz="0" w:space="0" w:color="000000"/>
+                <w:top w:val="none" w:sz="0" w:space="0" w:color="000000"/>
+                <w:left w:val="none" w:sz="0" w:space="0" w:color="000000"/>
+                <w:right w:val="none" w:sz="0" w:space="0" w:color="000000"/>
+              </w:pBdr>
+              <w:spacing w:after="100" w:before="100" w:line="240"/>
+              <w:ind w:left="100" w:right="100" w:firstLine="0" w:firstLineChars="0"/>
+              <w:rPr>
+                <w:rFonts w:ascii="Helvetica" w:hAnsi="Helvetica" w:eastAsia="Helvetica" w:cs="Helvetica"/>
+                <w:i w:val="false"/>
+                <w:b w:val="false"/>
+                <w:u w:val="none"/>
+                <w:sz w:val="22"/>
+                <w:szCs w:val="22"/>
+                <w:color w:val="000000"/>
+              </w:rPr>
+            </w:pPr>
+            <w:r>
+              <w:rPr>
+                <w:rFonts w:ascii="Helvetica" w:hAnsi="Helvetica" w:eastAsia="Helvetica" w:cs="Helvetica"/>
+                <w:i w:val="false"/>
+                <w:b w:val="false"/>
+                <w:u w:val="none"/>
+                <w:sz w:val="22"/>
+                <w:szCs w:val="22"/>
+                <w:color w:val="000000"/>
+              </w:rPr>
+              <w:t xml:space="preserve">0.088</w:t>
             </w:r>
           </w:p>
         </w:tc>
@@ -16533,113 +16533,113 @@
                 <w:szCs w:val="22"/>
                 <w:color w:val="000000"/>
               </w:rPr>
-              <w:t xml:space="preserve">-0.05</w:t>
-            </w:r>
-          </w:p>
-        </w:tc>
-        <w:tc>
-          <w:tcPr>
-            <w:tcBorders>
-              <w:bottom w:val="none" w:sz="0" w:space="0" w:color="000000"/>
-              <w:top w:val="none" w:sz="0" w:space="0" w:color="000000"/>
-              <w:left w:val="none" w:sz="0" w:space="0" w:color="000000"/>
-              <w:right w:val="none" w:sz="0" w:space="0" w:color="000000"/>
-            </w:tcBorders>
-            <w:shd w:val="clear" w:color="auto" w:fill="FFFFFF"/>
-            <w:tcMar>
-              <w:top w:w="0" w:type="dxa"/>
-              <w:bottom w:w="0" w:type="dxa"/>
-              <w:left w:w="0" w:type="dxa"/>
-              <w:right w:w="0" w:type="dxa"/>
-            </w:tcMar>
-            <w:vAlign w:val="top"/>
-          </w:tcPr>
-          <w:p>
-            <w:pPr>
-              <w:pStyle w:val="Normal"/>
-              <w:jc w:val="center"/>
-              <w:pBdr>
-                <w:bottom w:val="none" w:sz="0" w:space="0" w:color="000000"/>
-                <w:top w:val="none" w:sz="0" w:space="0" w:color="000000"/>
-                <w:left w:val="none" w:sz="0" w:space="0" w:color="000000"/>
-                <w:right w:val="none" w:sz="0" w:space="0" w:color="000000"/>
-              </w:pBdr>
-              <w:spacing w:after="100" w:before="100" w:line="240"/>
-              <w:ind w:left="100" w:right="100" w:firstLine="0" w:firstLineChars="0"/>
-              <w:rPr>
-                <w:rFonts w:ascii="Helvetica" w:hAnsi="Helvetica" w:eastAsia="Helvetica" w:cs="Helvetica"/>
-                <w:i w:val="false"/>
-                <w:b w:val="false"/>
-                <w:u w:val="none"/>
-                <w:sz w:val="22"/>
-                <w:szCs w:val="22"/>
-                <w:color w:val="000000"/>
-              </w:rPr>
-            </w:pPr>
-            <w:r>
-              <w:rPr>
-                <w:rFonts w:ascii="Helvetica" w:hAnsi="Helvetica" w:eastAsia="Helvetica" w:cs="Helvetica"/>
-                <w:i w:val="false"/>
-                <w:b w:val="false"/>
-                <w:u w:val="none"/>
-                <w:sz w:val="22"/>
-                <w:szCs w:val="22"/>
-                <w:color w:val="000000"/>
-              </w:rPr>
-              <w:t xml:space="preserve">-0.29, 0.18</w:t>
-            </w:r>
-          </w:p>
-        </w:tc>
-        <w:tc>
-          <w:tcPr>
-            <w:tcBorders>
-              <w:bottom w:val="none" w:sz="0" w:space="0" w:color="000000"/>
-              <w:top w:val="none" w:sz="0" w:space="0" w:color="000000"/>
-              <w:left w:val="none" w:sz="0" w:space="0" w:color="000000"/>
-              <w:right w:val="none" w:sz="0" w:space="0" w:color="000000"/>
-            </w:tcBorders>
-            <w:shd w:val="clear" w:color="auto" w:fill="FFFFFF"/>
-            <w:tcMar>
-              <w:top w:w="0" w:type="dxa"/>
-              <w:bottom w:w="0" w:type="dxa"/>
-              <w:left w:w="0" w:type="dxa"/>
-              <w:right w:w="0" w:type="dxa"/>
-            </w:tcMar>
-            <w:vAlign w:val="top"/>
-          </w:tcPr>
-          <w:p>
-            <w:pPr>
-              <w:pStyle w:val="Normal"/>
-              <w:jc w:val="center"/>
-              <w:pBdr>
-                <w:bottom w:val="none" w:sz="0" w:space="0" w:color="000000"/>
-                <w:top w:val="none" w:sz="0" w:space="0" w:color="000000"/>
-                <w:left w:val="none" w:sz="0" w:space="0" w:color="000000"/>
-                <w:right w:val="none" w:sz="0" w:space="0" w:color="000000"/>
-              </w:pBdr>
-              <w:spacing w:after="100" w:before="100" w:line="240"/>
-              <w:ind w:left="100" w:right="100" w:firstLine="0" w:firstLineChars="0"/>
-              <w:rPr>
-                <w:rFonts w:ascii="Helvetica" w:hAnsi="Helvetica" w:eastAsia="Helvetica" w:cs="Helvetica"/>
-                <w:i w:val="false"/>
-                <w:b w:val="false"/>
-                <w:u w:val="none"/>
-                <w:sz w:val="22"/>
-                <w:szCs w:val="22"/>
-                <w:color w:val="000000"/>
-              </w:rPr>
-            </w:pPr>
-            <w:r>
-              <w:rPr>
-                <w:rFonts w:ascii="Helvetica" w:hAnsi="Helvetica" w:eastAsia="Helvetica" w:cs="Helvetica"/>
-                <w:i w:val="false"/>
-                <w:b w:val="false"/>
-                <w:u w:val="none"/>
-                <w:sz w:val="22"/>
-                <w:szCs w:val="22"/>
-                <w:color w:val="000000"/>
-              </w:rPr>
-              <w:t xml:space="preserve">0.663</w:t>
+              <w:t xml:space="preserve">-0.07</w:t>
+            </w:r>
+          </w:p>
+        </w:tc>
+        <w:tc>
+          <w:tcPr>
+            <w:tcBorders>
+              <w:bottom w:val="none" w:sz="0" w:space="0" w:color="000000"/>
+              <w:top w:val="none" w:sz="0" w:space="0" w:color="000000"/>
+              <w:left w:val="none" w:sz="0" w:space="0" w:color="000000"/>
+              <w:right w:val="none" w:sz="0" w:space="0" w:color="000000"/>
+            </w:tcBorders>
+            <w:shd w:val="clear" w:color="auto" w:fill="FFFFFF"/>
+            <w:tcMar>
+              <w:top w:w="0" w:type="dxa"/>
+              <w:bottom w:w="0" w:type="dxa"/>
+              <w:left w:w="0" w:type="dxa"/>
+              <w:right w:w="0" w:type="dxa"/>
+            </w:tcMar>
+            <w:vAlign w:val="top"/>
+          </w:tcPr>
+          <w:p>
+            <w:pPr>
+              <w:pStyle w:val="Normal"/>
+              <w:jc w:val="center"/>
+              <w:pBdr>
+                <w:bottom w:val="none" w:sz="0" w:space="0" w:color="000000"/>
+                <w:top w:val="none" w:sz="0" w:space="0" w:color="000000"/>
+                <w:left w:val="none" w:sz="0" w:space="0" w:color="000000"/>
+                <w:right w:val="none" w:sz="0" w:space="0" w:color="000000"/>
+              </w:pBdr>
+              <w:spacing w:after="100" w:before="100" w:line="240"/>
+              <w:ind w:left="100" w:right="100" w:firstLine="0" w:firstLineChars="0"/>
+              <w:rPr>
+                <w:rFonts w:ascii="Helvetica" w:hAnsi="Helvetica" w:eastAsia="Helvetica" w:cs="Helvetica"/>
+                <w:i w:val="false"/>
+                <w:b w:val="false"/>
+                <w:u w:val="none"/>
+                <w:sz w:val="22"/>
+                <w:szCs w:val="22"/>
+                <w:color w:val="000000"/>
+              </w:rPr>
+            </w:pPr>
+            <w:r>
+              <w:rPr>
+                <w:rFonts w:ascii="Helvetica" w:hAnsi="Helvetica" w:eastAsia="Helvetica" w:cs="Helvetica"/>
+                <w:i w:val="false"/>
+                <w:b w:val="false"/>
+                <w:u w:val="none"/>
+                <w:sz w:val="22"/>
+                <w:szCs w:val="22"/>
+                <w:color w:val="000000"/>
+              </w:rPr>
+              <w:t xml:space="preserve">-0.30, 0.16</w:t>
+            </w:r>
+          </w:p>
+        </w:tc>
+        <w:tc>
+          <w:tcPr>
+            <w:tcBorders>
+              <w:bottom w:val="none" w:sz="0" w:space="0" w:color="000000"/>
+              <w:top w:val="none" w:sz="0" w:space="0" w:color="000000"/>
+              <w:left w:val="none" w:sz="0" w:space="0" w:color="000000"/>
+              <w:right w:val="none" w:sz="0" w:space="0" w:color="000000"/>
+            </w:tcBorders>
+            <w:shd w:val="clear" w:color="auto" w:fill="FFFFFF"/>
+            <w:tcMar>
+              <w:top w:w="0" w:type="dxa"/>
+              <w:bottom w:w="0" w:type="dxa"/>
+              <w:left w:w="0" w:type="dxa"/>
+              <w:right w:w="0" w:type="dxa"/>
+            </w:tcMar>
+            <w:vAlign w:val="top"/>
+          </w:tcPr>
+          <w:p>
+            <w:pPr>
+              <w:pStyle w:val="Normal"/>
+              <w:jc w:val="center"/>
+              <w:pBdr>
+                <w:bottom w:val="none" w:sz="0" w:space="0" w:color="000000"/>
+                <w:top w:val="none" w:sz="0" w:space="0" w:color="000000"/>
+                <w:left w:val="none" w:sz="0" w:space="0" w:color="000000"/>
+                <w:right w:val="none" w:sz="0" w:space="0" w:color="000000"/>
+              </w:pBdr>
+              <w:spacing w:after="100" w:before="100" w:line="240"/>
+              <w:ind w:left="100" w:right="100" w:firstLine="0" w:firstLineChars="0"/>
+              <w:rPr>
+                <w:rFonts w:ascii="Helvetica" w:hAnsi="Helvetica" w:eastAsia="Helvetica" w:cs="Helvetica"/>
+                <w:i w:val="false"/>
+                <w:b w:val="false"/>
+                <w:u w:val="none"/>
+                <w:sz w:val="22"/>
+                <w:szCs w:val="22"/>
+                <w:color w:val="000000"/>
+              </w:rPr>
+            </w:pPr>
+            <w:r>
+              <w:rPr>
+                <w:rFonts w:ascii="Helvetica" w:hAnsi="Helvetica" w:eastAsia="Helvetica" w:cs="Helvetica"/>
+                <w:i w:val="false"/>
+                <w:b w:val="false"/>
+                <w:u w:val="none"/>
+                <w:sz w:val="22"/>
+                <w:szCs w:val="22"/>
+                <w:color w:val="000000"/>
+              </w:rPr>
+              <w:t xml:space="preserve">0.544</w:t>
             </w:r>
           </w:p>
         </w:tc>
@@ -17016,113 +17016,113 @@
                 <w:szCs w:val="22"/>
                 <w:color w:val="000000"/>
               </w:rPr>
-              <w:t xml:space="preserve">1.0</w:t>
-            </w:r>
-          </w:p>
-        </w:tc>
-        <w:tc>
-          <w:tcPr>
-            <w:tcBorders>
-              <w:bottom w:val="none" w:sz="0" w:space="0" w:color="000000"/>
-              <w:top w:val="none" w:sz="0" w:space="0" w:color="000000"/>
-              <w:left w:val="none" w:sz="0" w:space="0" w:color="000000"/>
-              <w:right w:val="none" w:sz="0" w:space="0" w:color="000000"/>
-            </w:tcBorders>
-            <w:shd w:val="clear" w:color="auto" w:fill="FFFFFF"/>
-            <w:tcMar>
-              <w:top w:w="0" w:type="dxa"/>
-              <w:bottom w:w="0" w:type="dxa"/>
-              <w:left w:w="0" w:type="dxa"/>
-              <w:right w:w="0" w:type="dxa"/>
-            </w:tcMar>
-            <w:vAlign w:val="top"/>
-          </w:tcPr>
-          <w:p>
-            <w:pPr>
-              <w:pStyle w:val="Normal"/>
-              <w:jc w:val="center"/>
-              <w:pBdr>
-                <w:bottom w:val="none" w:sz="0" w:space="0" w:color="000000"/>
-                <w:top w:val="none" w:sz="0" w:space="0" w:color="000000"/>
-                <w:left w:val="none" w:sz="0" w:space="0" w:color="000000"/>
-                <w:right w:val="none" w:sz="0" w:space="0" w:color="000000"/>
-              </w:pBdr>
-              <w:spacing w:after="100" w:before="100" w:line="240"/>
-              <w:ind w:left="100" w:right="100" w:firstLine="0" w:firstLineChars="0"/>
-              <w:rPr>
-                <w:rFonts w:ascii="Helvetica" w:hAnsi="Helvetica" w:eastAsia="Helvetica" w:cs="Helvetica"/>
-                <w:i w:val="false"/>
-                <w:b w:val="false"/>
-                <w:u w:val="none"/>
-                <w:sz w:val="22"/>
-                <w:szCs w:val="22"/>
-                <w:color w:val="000000"/>
-              </w:rPr>
-            </w:pPr>
-            <w:r>
-              <w:rPr>
-                <w:rFonts w:ascii="Helvetica" w:hAnsi="Helvetica" w:eastAsia="Helvetica" w:cs="Helvetica"/>
-                <w:i w:val="false"/>
-                <w:b w:val="false"/>
-                <w:u w:val="none"/>
-                <w:sz w:val="22"/>
-                <w:szCs w:val="22"/>
-                <w:color w:val="000000"/>
-              </w:rPr>
-              <w:t xml:space="preserve">-1.9, 3.9</w:t>
-            </w:r>
-          </w:p>
-        </w:tc>
-        <w:tc>
-          <w:tcPr>
-            <w:tcBorders>
-              <w:bottom w:val="none" w:sz="0" w:space="0" w:color="000000"/>
-              <w:top w:val="none" w:sz="0" w:space="0" w:color="000000"/>
-              <w:left w:val="none" w:sz="0" w:space="0" w:color="000000"/>
-              <w:right w:val="none" w:sz="0" w:space="0" w:color="000000"/>
-            </w:tcBorders>
-            <w:shd w:val="clear" w:color="auto" w:fill="FFFFFF"/>
-            <w:tcMar>
-              <w:top w:w="0" w:type="dxa"/>
-              <w:bottom w:w="0" w:type="dxa"/>
-              <w:left w:w="0" w:type="dxa"/>
-              <w:right w:w="0" w:type="dxa"/>
-            </w:tcMar>
-            <w:vAlign w:val="top"/>
-          </w:tcPr>
-          <w:p>
-            <w:pPr>
-              <w:pStyle w:val="Normal"/>
-              <w:jc w:val="center"/>
-              <w:pBdr>
-                <w:bottom w:val="none" w:sz="0" w:space="0" w:color="000000"/>
-                <w:top w:val="none" w:sz="0" w:space="0" w:color="000000"/>
-                <w:left w:val="none" w:sz="0" w:space="0" w:color="000000"/>
-                <w:right w:val="none" w:sz="0" w:space="0" w:color="000000"/>
-              </w:pBdr>
-              <w:spacing w:after="100" w:before="100" w:line="240"/>
-              <w:ind w:left="100" w:right="100" w:firstLine="0" w:firstLineChars="0"/>
-              <w:rPr>
-                <w:rFonts w:ascii="Helvetica" w:hAnsi="Helvetica" w:eastAsia="Helvetica" w:cs="Helvetica"/>
-                <w:i w:val="false"/>
-                <w:b w:val="false"/>
-                <w:u w:val="none"/>
-                <w:sz w:val="22"/>
-                <w:szCs w:val="22"/>
-                <w:color w:val="000000"/>
-              </w:rPr>
-            </w:pPr>
-            <w:r>
-              <w:rPr>
-                <w:rFonts w:ascii="Helvetica" w:hAnsi="Helvetica" w:eastAsia="Helvetica" w:cs="Helvetica"/>
-                <w:i w:val="false"/>
-                <w:b w:val="false"/>
-                <w:u w:val="none"/>
-                <w:sz w:val="22"/>
-                <w:szCs w:val="22"/>
-                <w:color w:val="000000"/>
-              </w:rPr>
-              <w:t xml:space="preserve">0.500</w:t>
+              <w:t xml:space="preserve">1.2</w:t>
+            </w:r>
+          </w:p>
+        </w:tc>
+        <w:tc>
+          <w:tcPr>
+            <w:tcBorders>
+              <w:bottom w:val="none" w:sz="0" w:space="0" w:color="000000"/>
+              <w:top w:val="none" w:sz="0" w:space="0" w:color="000000"/>
+              <w:left w:val="none" w:sz="0" w:space="0" w:color="000000"/>
+              <w:right w:val="none" w:sz="0" w:space="0" w:color="000000"/>
+            </w:tcBorders>
+            <w:shd w:val="clear" w:color="auto" w:fill="FFFFFF"/>
+            <w:tcMar>
+              <w:top w:w="0" w:type="dxa"/>
+              <w:bottom w:w="0" w:type="dxa"/>
+              <w:left w:w="0" w:type="dxa"/>
+              <w:right w:w="0" w:type="dxa"/>
+            </w:tcMar>
+            <w:vAlign w:val="top"/>
+          </w:tcPr>
+          <w:p>
+            <w:pPr>
+              <w:pStyle w:val="Normal"/>
+              <w:jc w:val="center"/>
+              <w:pBdr>
+                <w:bottom w:val="none" w:sz="0" w:space="0" w:color="000000"/>
+                <w:top w:val="none" w:sz="0" w:space="0" w:color="000000"/>
+                <w:left w:val="none" w:sz="0" w:space="0" w:color="000000"/>
+                <w:right w:val="none" w:sz="0" w:space="0" w:color="000000"/>
+              </w:pBdr>
+              <w:spacing w:after="100" w:before="100" w:line="240"/>
+              <w:ind w:left="100" w:right="100" w:firstLine="0" w:firstLineChars="0"/>
+              <w:rPr>
+                <w:rFonts w:ascii="Helvetica" w:hAnsi="Helvetica" w:eastAsia="Helvetica" w:cs="Helvetica"/>
+                <w:i w:val="false"/>
+                <w:b w:val="false"/>
+                <w:u w:val="none"/>
+                <w:sz w:val="22"/>
+                <w:szCs w:val="22"/>
+                <w:color w:val="000000"/>
+              </w:rPr>
+            </w:pPr>
+            <w:r>
+              <w:rPr>
+                <w:rFonts w:ascii="Helvetica" w:hAnsi="Helvetica" w:eastAsia="Helvetica" w:cs="Helvetica"/>
+                <w:i w:val="false"/>
+                <w:b w:val="false"/>
+                <w:u w:val="none"/>
+                <w:sz w:val="22"/>
+                <w:szCs w:val="22"/>
+                <w:color w:val="000000"/>
+              </w:rPr>
+              <w:t xml:space="preserve">-1.7, 4.1</w:t>
+            </w:r>
+          </w:p>
+        </w:tc>
+        <w:tc>
+          <w:tcPr>
+            <w:tcBorders>
+              <w:bottom w:val="none" w:sz="0" w:space="0" w:color="000000"/>
+              <w:top w:val="none" w:sz="0" w:space="0" w:color="000000"/>
+              <w:left w:val="none" w:sz="0" w:space="0" w:color="000000"/>
+              <w:right w:val="none" w:sz="0" w:space="0" w:color="000000"/>
+            </w:tcBorders>
+            <w:shd w:val="clear" w:color="auto" w:fill="FFFFFF"/>
+            <w:tcMar>
+              <w:top w:w="0" w:type="dxa"/>
+              <w:bottom w:w="0" w:type="dxa"/>
+              <w:left w:w="0" w:type="dxa"/>
+              <w:right w:w="0" w:type="dxa"/>
+            </w:tcMar>
+            <w:vAlign w:val="top"/>
+          </w:tcPr>
+          <w:p>
+            <w:pPr>
+              <w:pStyle w:val="Normal"/>
+              <w:jc w:val="center"/>
+              <w:pBdr>
+                <w:bottom w:val="none" w:sz="0" w:space="0" w:color="000000"/>
+                <w:top w:val="none" w:sz="0" w:space="0" w:color="000000"/>
+                <w:left w:val="none" w:sz="0" w:space="0" w:color="000000"/>
+                <w:right w:val="none" w:sz="0" w:space="0" w:color="000000"/>
+              </w:pBdr>
+              <w:spacing w:after="100" w:before="100" w:line="240"/>
+              <w:ind w:left="100" w:right="100" w:firstLine="0" w:firstLineChars="0"/>
+              <w:rPr>
+                <w:rFonts w:ascii="Helvetica" w:hAnsi="Helvetica" w:eastAsia="Helvetica" w:cs="Helvetica"/>
+                <w:i w:val="false"/>
+                <w:b w:val="false"/>
+                <w:u w:val="none"/>
+                <w:sz w:val="22"/>
+                <w:szCs w:val="22"/>
+                <w:color w:val="000000"/>
+              </w:rPr>
+            </w:pPr>
+            <w:r>
+              <w:rPr>
+                <w:rFonts w:ascii="Helvetica" w:hAnsi="Helvetica" w:eastAsia="Helvetica" w:cs="Helvetica"/>
+                <w:i w:val="false"/>
+                <w:b w:val="false"/>
+                <w:u w:val="none"/>
+                <w:sz w:val="22"/>
+                <w:szCs w:val="22"/>
+                <w:color w:val="000000"/>
+              </w:rPr>
+              <w:t xml:space="preserve">0.425</w:t>
             </w:r>
           </w:p>
         </w:tc>
@@ -17499,113 +17499,113 @@
                 <w:szCs w:val="22"/>
                 <w:color w:val="000000"/>
               </w:rPr>
-              <w:t xml:space="preserve">1.3</w:t>
-            </w:r>
-          </w:p>
-        </w:tc>
-        <w:tc>
-          <w:tcPr>
-            <w:tcBorders>
-              <w:bottom w:val="none" w:sz="0" w:space="0" w:color="000000"/>
-              <w:top w:val="none" w:sz="0" w:space="0" w:color="000000"/>
-              <w:left w:val="none" w:sz="0" w:space="0" w:color="000000"/>
-              <w:right w:val="none" w:sz="0" w:space="0" w:color="000000"/>
-            </w:tcBorders>
-            <w:shd w:val="clear" w:color="auto" w:fill="FFFFFF"/>
-            <w:tcMar>
-              <w:top w:w="0" w:type="dxa"/>
-              <w:bottom w:w="0" w:type="dxa"/>
-              <w:left w:w="0" w:type="dxa"/>
-              <w:right w:w="0" w:type="dxa"/>
-            </w:tcMar>
-            <w:vAlign w:val="top"/>
-          </w:tcPr>
-          <w:p>
-            <w:pPr>
-              <w:pStyle w:val="Normal"/>
-              <w:jc w:val="center"/>
-              <w:pBdr>
-                <w:bottom w:val="none" w:sz="0" w:space="0" w:color="000000"/>
-                <w:top w:val="none" w:sz="0" w:space="0" w:color="000000"/>
-                <w:left w:val="none" w:sz="0" w:space="0" w:color="000000"/>
-                <w:right w:val="none" w:sz="0" w:space="0" w:color="000000"/>
-              </w:pBdr>
-              <w:spacing w:after="100" w:before="100" w:line="240"/>
-              <w:ind w:left="100" w:right="100" w:firstLine="0" w:firstLineChars="0"/>
-              <w:rPr>
-                <w:rFonts w:ascii="Helvetica" w:hAnsi="Helvetica" w:eastAsia="Helvetica" w:cs="Helvetica"/>
-                <w:i w:val="false"/>
-                <w:b w:val="false"/>
-                <w:u w:val="none"/>
-                <w:sz w:val="22"/>
-                <w:szCs w:val="22"/>
-                <w:color w:val="000000"/>
-              </w:rPr>
-            </w:pPr>
-            <w:r>
-              <w:rPr>
-                <w:rFonts w:ascii="Helvetica" w:hAnsi="Helvetica" w:eastAsia="Helvetica" w:cs="Helvetica"/>
-                <w:i w:val="false"/>
-                <w:b w:val="false"/>
-                <w:u w:val="none"/>
-                <w:sz w:val="22"/>
-                <w:szCs w:val="22"/>
-                <w:color w:val="000000"/>
-              </w:rPr>
-              <w:t xml:space="preserve">-2.2, 4.8</w:t>
-            </w:r>
-          </w:p>
-        </w:tc>
-        <w:tc>
-          <w:tcPr>
-            <w:tcBorders>
-              <w:bottom w:val="none" w:sz="0" w:space="0" w:color="000000"/>
-              <w:top w:val="none" w:sz="0" w:space="0" w:color="000000"/>
-              <w:left w:val="none" w:sz="0" w:space="0" w:color="000000"/>
-              <w:right w:val="none" w:sz="0" w:space="0" w:color="000000"/>
-            </w:tcBorders>
-            <w:shd w:val="clear" w:color="auto" w:fill="FFFFFF"/>
-            <w:tcMar>
-              <w:top w:w="0" w:type="dxa"/>
-              <w:bottom w:w="0" w:type="dxa"/>
-              <w:left w:w="0" w:type="dxa"/>
-              <w:right w:w="0" w:type="dxa"/>
-            </w:tcMar>
-            <w:vAlign w:val="top"/>
-          </w:tcPr>
-          <w:p>
-            <w:pPr>
-              <w:pStyle w:val="Normal"/>
-              <w:jc w:val="center"/>
-              <w:pBdr>
-                <w:bottom w:val="none" w:sz="0" w:space="0" w:color="000000"/>
-                <w:top w:val="none" w:sz="0" w:space="0" w:color="000000"/>
-                <w:left w:val="none" w:sz="0" w:space="0" w:color="000000"/>
-                <w:right w:val="none" w:sz="0" w:space="0" w:color="000000"/>
-              </w:pBdr>
-              <w:spacing w:after="100" w:before="100" w:line="240"/>
-              <w:ind w:left="100" w:right="100" w:firstLine="0" w:firstLineChars="0"/>
-              <w:rPr>
-                <w:rFonts w:ascii="Helvetica" w:hAnsi="Helvetica" w:eastAsia="Helvetica" w:cs="Helvetica"/>
-                <w:i w:val="false"/>
-                <w:b w:val="false"/>
-                <w:u w:val="none"/>
-                <w:sz w:val="22"/>
-                <w:szCs w:val="22"/>
-                <w:color w:val="000000"/>
-              </w:rPr>
-            </w:pPr>
-            <w:r>
-              <w:rPr>
-                <w:rFonts w:ascii="Helvetica" w:hAnsi="Helvetica" w:eastAsia="Helvetica" w:cs="Helvetica"/>
-                <w:i w:val="false"/>
-                <w:b w:val="false"/>
-                <w:u w:val="none"/>
-                <w:sz w:val="22"/>
-                <w:szCs w:val="22"/>
-                <w:color w:val="000000"/>
-              </w:rPr>
-              <w:t xml:space="preserve">0.468</w:t>
+              <w:t xml:space="preserve">0.90</w:t>
+            </w:r>
+          </w:p>
+        </w:tc>
+        <w:tc>
+          <w:tcPr>
+            <w:tcBorders>
+              <w:bottom w:val="none" w:sz="0" w:space="0" w:color="000000"/>
+              <w:top w:val="none" w:sz="0" w:space="0" w:color="000000"/>
+              <w:left w:val="none" w:sz="0" w:space="0" w:color="000000"/>
+              <w:right w:val="none" w:sz="0" w:space="0" w:color="000000"/>
+            </w:tcBorders>
+            <w:shd w:val="clear" w:color="auto" w:fill="FFFFFF"/>
+            <w:tcMar>
+              <w:top w:w="0" w:type="dxa"/>
+              <w:bottom w:w="0" w:type="dxa"/>
+              <w:left w:w="0" w:type="dxa"/>
+              <w:right w:w="0" w:type="dxa"/>
+            </w:tcMar>
+            <w:vAlign w:val="top"/>
+          </w:tcPr>
+          <w:p>
+            <w:pPr>
+              <w:pStyle w:val="Normal"/>
+              <w:jc w:val="center"/>
+              <w:pBdr>
+                <w:bottom w:val="none" w:sz="0" w:space="0" w:color="000000"/>
+                <w:top w:val="none" w:sz="0" w:space="0" w:color="000000"/>
+                <w:left w:val="none" w:sz="0" w:space="0" w:color="000000"/>
+                <w:right w:val="none" w:sz="0" w:space="0" w:color="000000"/>
+              </w:pBdr>
+              <w:spacing w:after="100" w:before="100" w:line="240"/>
+              <w:ind w:left="100" w:right="100" w:firstLine="0" w:firstLineChars="0"/>
+              <w:rPr>
+                <w:rFonts w:ascii="Helvetica" w:hAnsi="Helvetica" w:eastAsia="Helvetica" w:cs="Helvetica"/>
+                <w:i w:val="false"/>
+                <w:b w:val="false"/>
+                <w:u w:val="none"/>
+                <w:sz w:val="22"/>
+                <w:szCs w:val="22"/>
+                <w:color w:val="000000"/>
+              </w:rPr>
+            </w:pPr>
+            <w:r>
+              <w:rPr>
+                <w:rFonts w:ascii="Helvetica" w:hAnsi="Helvetica" w:eastAsia="Helvetica" w:cs="Helvetica"/>
+                <w:i w:val="false"/>
+                <w:b w:val="false"/>
+                <w:u w:val="none"/>
+                <w:sz w:val="22"/>
+                <w:szCs w:val="22"/>
+                <w:color w:val="000000"/>
+              </w:rPr>
+              <w:t xml:space="preserve">-2.6, 4.4</w:t>
+            </w:r>
+          </w:p>
+        </w:tc>
+        <w:tc>
+          <w:tcPr>
+            <w:tcBorders>
+              <w:bottom w:val="none" w:sz="0" w:space="0" w:color="000000"/>
+              <w:top w:val="none" w:sz="0" w:space="0" w:color="000000"/>
+              <w:left w:val="none" w:sz="0" w:space="0" w:color="000000"/>
+              <w:right w:val="none" w:sz="0" w:space="0" w:color="000000"/>
+            </w:tcBorders>
+            <w:shd w:val="clear" w:color="auto" w:fill="FFFFFF"/>
+            <w:tcMar>
+              <w:top w:w="0" w:type="dxa"/>
+              <w:bottom w:w="0" w:type="dxa"/>
+              <w:left w:w="0" w:type="dxa"/>
+              <w:right w:w="0" w:type="dxa"/>
+            </w:tcMar>
+            <w:vAlign w:val="top"/>
+          </w:tcPr>
+          <w:p>
+            <w:pPr>
+              <w:pStyle w:val="Normal"/>
+              <w:jc w:val="center"/>
+              <w:pBdr>
+                <w:bottom w:val="none" w:sz="0" w:space="0" w:color="000000"/>
+                <w:top w:val="none" w:sz="0" w:space="0" w:color="000000"/>
+                <w:left w:val="none" w:sz="0" w:space="0" w:color="000000"/>
+                <w:right w:val="none" w:sz="0" w:space="0" w:color="000000"/>
+              </w:pBdr>
+              <w:spacing w:after="100" w:before="100" w:line="240"/>
+              <w:ind w:left="100" w:right="100" w:firstLine="0" w:firstLineChars="0"/>
+              <w:rPr>
+                <w:rFonts w:ascii="Helvetica" w:hAnsi="Helvetica" w:eastAsia="Helvetica" w:cs="Helvetica"/>
+                <w:i w:val="false"/>
+                <w:b w:val="false"/>
+                <w:u w:val="none"/>
+                <w:sz w:val="22"/>
+                <w:szCs w:val="22"/>
+                <w:color w:val="000000"/>
+              </w:rPr>
+            </w:pPr>
+            <w:r>
+              <w:rPr>
+                <w:rFonts w:ascii="Helvetica" w:hAnsi="Helvetica" w:eastAsia="Helvetica" w:cs="Helvetica"/>
+                <w:i w:val="false"/>
+                <w:b w:val="false"/>
+                <w:u w:val="none"/>
+                <w:sz w:val="22"/>
+                <w:szCs w:val="22"/>
+                <w:color w:val="000000"/>
+              </w:rPr>
+              <w:t xml:space="preserve">0.607</w:t>
             </w:r>
           </w:p>
         </w:tc>
@@ -17664,7 +17664,7 @@
                 <w:szCs w:val="22"/>
                 <w:color w:val="000000"/>
               </w:rPr>
-              <w:t xml:space="preserve">ckd_epi_gfr_cre_cys</w:t>
+              <w:t xml:space="preserve">baseline_cre_egfr</w:t>
             </w:r>
           </w:p>
         </w:tc>
@@ -17770,7 +17770,7 @@
                 <w:szCs w:val="22"/>
                 <w:color w:val="000000"/>
               </w:rPr>
-              <w:t xml:space="preserve">-0.07</w:t>
+              <w:t xml:space="preserve">-0.17</w:t>
             </w:r>
           </w:p>
         </w:tc>
@@ -17823,7 +17823,7 @@
                 <w:szCs w:val="22"/>
                 <w:color w:val="000000"/>
               </w:rPr>
-              <w:t xml:space="preserve">-0.13, -0.01</w:t>
+              <w:t xml:space="preserve">-0.24, -0.10</w:t>
             </w:r>
           </w:p>
         </w:tc>
@@ -17876,7 +17876,7 @@
                 <w:szCs w:val="22"/>
                 <w:color w:val="000000"/>
               </w:rPr>
-              <w:t xml:space="preserve">0.019</w:t>
+              <w:t xml:space="preserve">&lt;0.001</w:t>
             </w:r>
           </w:p>
         </w:tc>
@@ -17982,7 +17982,7 @@
                 <w:szCs w:val="22"/>
                 <w:color w:val="000000"/>
               </w:rPr>
-              <w:t xml:space="preserve">-0.15</w:t>
+              <w:t xml:space="preserve">-0.22</w:t>
             </w:r>
           </w:p>
         </w:tc>
@@ -18035,7 +18035,7 @@
                 <w:szCs w:val="22"/>
                 <w:color w:val="000000"/>
               </w:rPr>
-              <w:t xml:space="preserve">-0.23, -0.07</w:t>
+              <w:t xml:space="preserve">-0.30, -0.14</w:t>
             </w:r>
           </w:p>
         </w:tc>
